--- a/taniguchi/api/Fix/API設計書_日常点検.docx
+++ b/taniguchi/api/Fix/API設計書_日常点検.docx
@@ -491,34 +491,24 @@
         </w:p>
         <w:tbl>
           <w:tblPr>
-            <w:tblW w:w="9000" w:type="dxa"/>
-            <w:tblBorders>
-              <w:top w:val="single" w:sz="8" w:space="0" w:color="000000"/>
-              <w:left w:val="single" w:sz="8" w:space="0" w:color="000000"/>
-              <w:bottom w:val="single" w:sz="8" w:space="0" w:color="000000"/>
-              <w:right w:val="single" w:sz="8" w:space="0" w:color="000000"/>
-              <w:insideH w:val="single" w:sz="8" w:space="0" w:color="000000"/>
-              <w:insideV w:val="single" w:sz="8" w:space="0" w:color="000000"/>
-            </w:tblBorders>
-            <w:tblLayout w:type="fixed"/>
-            <w:tblLook w:val="0600" w:firstRow="0" w:lastRow="0" w:firstColumn="0" w:lastColumn="0" w:noHBand="1" w:noVBand="1"/>
+            <w:tblStyle w:val="afffffff7"/>
+            <w:tblW w:w="5000" w:type="pct"/>
+            <w:tblLook w:val="04A0" w:firstRow="1" w:lastRow="0" w:firstColumn="1" w:lastColumn="0" w:noHBand="0" w:noVBand="1"/>
           </w:tblPr>
           <w:tblGrid>
-            <w:gridCol w:w="1665"/>
-            <w:gridCol w:w="1935"/>
-            <w:gridCol w:w="5400"/>
+            <w:gridCol w:w="1043"/>
+            <w:gridCol w:w="1212"/>
+            <w:gridCol w:w="3382"/>
+            <w:gridCol w:w="3382"/>
           </w:tblGrid>
           <w:tr>
+            <w:trPr>
+              <w:tblHeader/>
+            </w:trPr>
             <w:tc>
               <w:tcPr>
-                <w:tcW w:w="1665" w:type="dxa"/>
+                <w:tcW w:w="578" w:type="pct"/>
                 <w:shd w:val="clear" w:color="auto" w:fill="DBE5F1" w:themeFill="accent1" w:themeFillTint="33"/>
-                <w:tcMar>
-                  <w:top w:w="100" w:type="dxa"/>
-                  <w:left w:w="100" w:type="dxa"/>
-                  <w:bottom w:w="100" w:type="dxa"/>
-                  <w:right w:w="100" w:type="dxa"/>
-                </w:tcMar>
               </w:tcPr>
               <w:p>
                 <w:pPr>
@@ -530,7 +520,6 @@
                     <w:right w:val="nil"/>
                     <w:between w:val="nil"/>
                   </w:pBdr>
-                  <w:spacing w:line="240" w:lineRule="auto"/>
                   <w:rPr>
                     <w:b/>
                     <w:bCs/>
@@ -538,6 +527,7 @@
                 </w:pPr>
                 <w:r>
                   <w:rPr>
+                    <w:rFonts w:hint="eastAsia"/>
                     <w:b/>
                     <w:bCs/>
                   </w:rPr>
@@ -547,14 +537,8 @@
             </w:tc>
             <w:tc>
               <w:tcPr>
-                <w:tcW w:w="1935" w:type="dxa"/>
+                <w:tcW w:w="672" w:type="pct"/>
                 <w:shd w:val="clear" w:color="auto" w:fill="DBE5F1" w:themeFill="accent1" w:themeFillTint="33"/>
-                <w:tcMar>
-                  <w:top w:w="100" w:type="dxa"/>
-                  <w:left w:w="100" w:type="dxa"/>
-                  <w:bottom w:w="100" w:type="dxa"/>
-                  <w:right w:w="100" w:type="dxa"/>
-                </w:tcMar>
               </w:tcPr>
               <w:p>
                 <w:pPr>
@@ -566,7 +550,6 @@
                     <w:right w:val="nil"/>
                     <w:between w:val="nil"/>
                   </w:pBdr>
-                  <w:spacing w:line="240" w:lineRule="auto"/>
                   <w:rPr>
                     <w:b/>
                     <w:bCs/>
@@ -574,23 +557,18 @@
                 </w:pPr>
                 <w:r>
                   <w:rPr>
+                    <w:rFonts w:hint="eastAsia"/>
                     <w:b/>
                     <w:bCs/>
                   </w:rPr>
-                  <w:t>改訂日</w:t>
+                  <w:t>日付</w:t>
                 </w:r>
               </w:p>
             </w:tc>
             <w:tc>
               <w:tcPr>
-                <w:tcW w:w="5400" w:type="dxa"/>
+                <w:tcW w:w="1875" w:type="pct"/>
                 <w:shd w:val="clear" w:color="auto" w:fill="DBE5F1" w:themeFill="accent1" w:themeFillTint="33"/>
-                <w:tcMar>
-                  <w:top w:w="100" w:type="dxa"/>
-                  <w:left w:w="100" w:type="dxa"/>
-                  <w:bottom w:w="100" w:type="dxa"/>
-                  <w:right w:w="100" w:type="dxa"/>
-                </w:tcMar>
               </w:tcPr>
               <w:p>
                 <w:pPr>
@@ -602,7 +580,6 @@
                     <w:right w:val="nil"/>
                     <w:between w:val="nil"/>
                   </w:pBdr>
-                  <w:spacing w:line="240" w:lineRule="auto"/>
                   <w:rPr>
                     <w:b/>
                     <w:bCs/>
@@ -610,24 +587,18 @@
                 </w:pPr>
                 <w:r>
                   <w:rPr>
+                    <w:rFonts w:hint="eastAsia"/>
                     <w:b/>
                     <w:bCs/>
                   </w:rPr>
-                  <w:t>改訂内容</w:t>
+                  <w:t>変更概要</w:t>
                 </w:r>
               </w:p>
             </w:tc>
-          </w:tr>
-          <w:tr>
             <w:tc>
               <w:tcPr>
-                <w:tcW w:w="1665" w:type="dxa"/>
-                <w:tcMar>
-                  <w:top w:w="100" w:type="dxa"/>
-                  <w:left w:w="100" w:type="dxa"/>
-                  <w:bottom w:w="100" w:type="dxa"/>
-                  <w:right w:w="100" w:type="dxa"/>
-                </w:tcMar>
+                <w:tcW w:w="1875" w:type="pct"/>
+                <w:shd w:val="clear" w:color="auto" w:fill="DBE5F1" w:themeFill="accent1" w:themeFillTint="33"/>
               </w:tcPr>
               <w:p>
                 <w:pPr>
@@ -639,22 +610,26 @@
                     <w:right w:val="nil"/>
                     <w:between w:val="nil"/>
                   </w:pBdr>
-                  <w:spacing w:line="240" w:lineRule="auto"/>
+                  <w:rPr>
+                    <w:b/>
+                    <w:bCs/>
+                  </w:rPr>
                 </w:pPr>
                 <w:r>
-                  <w:t>1.00</w:t>
+                  <w:rPr>
+                    <w:rFonts w:hint="eastAsia"/>
+                    <w:b/>
+                    <w:bCs/>
+                  </w:rPr>
+                  <w:t>変更者</w:t>
                 </w:r>
               </w:p>
             </w:tc>
+          </w:tr>
+          <w:tr>
             <w:tc>
               <w:tcPr>
-                <w:tcW w:w="1935" w:type="dxa"/>
-                <w:tcMar>
-                  <w:top w:w="100" w:type="dxa"/>
-                  <w:left w:w="100" w:type="dxa"/>
-                  <w:bottom w:w="100" w:type="dxa"/>
-                  <w:right w:w="100" w:type="dxa"/>
-                </w:tcMar>
+                <w:tcW w:w="578" w:type="pct"/>
               </w:tcPr>
               <w:p>
                 <w:pPr>
@@ -666,22 +641,15 @@
                     <w:right w:val="nil"/>
                     <w:between w:val="nil"/>
                   </w:pBdr>
-                  <w:spacing w:line="240" w:lineRule="auto"/>
                 </w:pPr>
                 <w:r>
-                  <w:t>2026/5/18</w:t>
+                  <w:t>1.0</w:t>
                 </w:r>
               </w:p>
             </w:tc>
             <w:tc>
               <w:tcPr>
-                <w:tcW w:w="5400" w:type="dxa"/>
-                <w:tcMar>
-                  <w:top w:w="100" w:type="dxa"/>
-                  <w:left w:w="100" w:type="dxa"/>
-                  <w:bottom w:w="100" w:type="dxa"/>
-                  <w:right w:w="100" w:type="dxa"/>
-                </w:tcMar>
+                <w:tcW w:w="672" w:type="pct"/>
               </w:tcPr>
               <w:p>
                 <w:pPr>
@@ -693,27 +661,15 @@
                     <w:right w:val="nil"/>
                     <w:between w:val="nil"/>
                   </w:pBdr>
-                  <w:spacing w:line="240" w:lineRule="auto"/>
                 </w:pPr>
                 <w:r>
-                  <w:rPr>
-                    <w:rFonts w:hint="eastAsia"/>
-                  </w:rPr>
-                  <w:t>新規作成</w:t>
+                  <w:t>2026/5/18</w:t>
                 </w:r>
               </w:p>
             </w:tc>
-          </w:tr>
-          <w:tr>
             <w:tc>
               <w:tcPr>
-                <w:tcW w:w="1665" w:type="dxa"/>
-                <w:tcMar>
-                  <w:top w:w="100" w:type="dxa"/>
-                  <w:left w:w="100" w:type="dxa"/>
-                  <w:bottom w:w="100" w:type="dxa"/>
-                  <w:right w:w="100" w:type="dxa"/>
-                </w:tcMar>
+                <w:tcW w:w="1875" w:type="pct"/>
               </w:tcPr>
               <w:p>
                 <w:pPr>
@@ -725,19 +681,18 @@
                     <w:right w:val="nil"/>
                     <w:between w:val="nil"/>
                   </w:pBdr>
-                  <w:spacing w:line="240" w:lineRule="auto"/>
                 </w:pPr>
+                <w:r>
+                  <w:rPr>
+                    <w:rFonts w:hint="eastAsia"/>
+                  </w:rPr>
+                  <w:t>初版作成</w:t>
+                </w:r>
               </w:p>
             </w:tc>
             <w:tc>
               <w:tcPr>
-                <w:tcW w:w="1935" w:type="dxa"/>
-                <w:tcMar>
-                  <w:top w:w="100" w:type="dxa"/>
-                  <w:left w:w="100" w:type="dxa"/>
-                  <w:bottom w:w="100" w:type="dxa"/>
-                  <w:right w:w="100" w:type="dxa"/>
-                </w:tcMar>
+                <w:tcW w:w="1875" w:type="pct"/>
               </w:tcPr>
               <w:p>
                 <w:pPr>
@@ -749,19 +704,20 @@
                     <w:right w:val="nil"/>
                     <w:between w:val="nil"/>
                   </w:pBdr>
-                  <w:spacing w:line="240" w:lineRule="auto"/>
+                  <w:rPr>
+                    <w:rFonts w:hint="eastAsia"/>
+                  </w:rPr>
                 </w:pPr>
+                <w:r>
+                  <w:t>-</w:t>
+                </w:r>
               </w:p>
             </w:tc>
+          </w:tr>
+          <w:tr>
             <w:tc>
               <w:tcPr>
-                <w:tcW w:w="5400" w:type="dxa"/>
-                <w:tcMar>
-                  <w:top w:w="100" w:type="dxa"/>
-                  <w:left w:w="100" w:type="dxa"/>
-                  <w:bottom w:w="100" w:type="dxa"/>
-                  <w:right w:w="100" w:type="dxa"/>
-                </w:tcMar>
+                <w:tcW w:w="578" w:type="pct"/>
               </w:tcPr>
               <w:p>
                 <w:pPr>
@@ -773,21 +729,12 @@
                     <w:right w:val="nil"/>
                     <w:between w:val="nil"/>
                   </w:pBdr>
-                  <w:spacing w:line="240" w:lineRule="auto"/>
                 </w:pPr>
               </w:p>
             </w:tc>
-          </w:tr>
-          <w:tr>
             <w:tc>
               <w:tcPr>
-                <w:tcW w:w="1665" w:type="dxa"/>
-                <w:tcMar>
-                  <w:top w:w="100" w:type="dxa"/>
-                  <w:left w:w="100" w:type="dxa"/>
-                  <w:bottom w:w="100" w:type="dxa"/>
-                  <w:right w:w="100" w:type="dxa"/>
-                </w:tcMar>
+                <w:tcW w:w="672" w:type="pct"/>
               </w:tcPr>
               <w:p>
                 <w:pPr>
@@ -799,55 +746,12 @@
                     <w:right w:val="nil"/>
                     <w:between w:val="nil"/>
                   </w:pBdr>
-                  <w:spacing w:line="240" w:lineRule="auto"/>
                 </w:pPr>
               </w:p>
             </w:tc>
             <w:tc>
               <w:tcPr>
-                <w:tcW w:w="1935" w:type="dxa"/>
-                <w:tcMar>
-                  <w:top w:w="100" w:type="dxa"/>
-                  <w:left w:w="100" w:type="dxa"/>
-                  <w:bottom w:w="100" w:type="dxa"/>
-                  <w:right w:w="100" w:type="dxa"/>
-                </w:tcMar>
-              </w:tcPr>
-              <w:p>
-                <w:pPr>
-                  <w:widowControl w:val="0"/>
-                  <w:spacing w:line="240" w:lineRule="auto"/>
-                </w:pPr>
-              </w:p>
-            </w:tc>
-            <w:tc>
-              <w:tcPr>
-                <w:tcW w:w="5400" w:type="dxa"/>
-                <w:tcMar>
-                  <w:top w:w="100" w:type="dxa"/>
-                  <w:left w:w="100" w:type="dxa"/>
-                  <w:bottom w:w="100" w:type="dxa"/>
-                  <w:right w:w="100" w:type="dxa"/>
-                </w:tcMar>
-              </w:tcPr>
-              <w:p>
-                <w:pPr>
-                  <w:widowControl w:val="0"/>
-                  <w:spacing w:line="240" w:lineRule="auto"/>
-                </w:pPr>
-              </w:p>
-            </w:tc>
-          </w:tr>
-          <w:tr>
-            <w:tc>
-              <w:tcPr>
-                <w:tcW w:w="1665" w:type="dxa"/>
-                <w:tcMar>
-                  <w:top w:w="100" w:type="dxa"/>
-                  <w:left w:w="100" w:type="dxa"/>
-                  <w:bottom w:w="100" w:type="dxa"/>
-                  <w:right w:w="100" w:type="dxa"/>
-                </w:tcMar>
+                <w:tcW w:w="1875" w:type="pct"/>
               </w:tcPr>
               <w:p>
                 <w:pPr>
@@ -859,55 +763,12 @@
                     <w:right w:val="nil"/>
                     <w:between w:val="nil"/>
                   </w:pBdr>
-                  <w:spacing w:line="240" w:lineRule="auto"/>
                 </w:pPr>
               </w:p>
             </w:tc>
             <w:tc>
               <w:tcPr>
-                <w:tcW w:w="1935" w:type="dxa"/>
-                <w:tcMar>
-                  <w:top w:w="100" w:type="dxa"/>
-                  <w:left w:w="100" w:type="dxa"/>
-                  <w:bottom w:w="100" w:type="dxa"/>
-                  <w:right w:w="100" w:type="dxa"/>
-                </w:tcMar>
-              </w:tcPr>
-              <w:p>
-                <w:pPr>
-                  <w:widowControl w:val="0"/>
-                  <w:spacing w:line="240" w:lineRule="auto"/>
-                </w:pPr>
-              </w:p>
-            </w:tc>
-            <w:tc>
-              <w:tcPr>
-                <w:tcW w:w="5400" w:type="dxa"/>
-                <w:tcMar>
-                  <w:top w:w="100" w:type="dxa"/>
-                  <w:left w:w="100" w:type="dxa"/>
-                  <w:bottom w:w="100" w:type="dxa"/>
-                  <w:right w:w="100" w:type="dxa"/>
-                </w:tcMar>
-              </w:tcPr>
-              <w:p>
-                <w:pPr>
-                  <w:widowControl w:val="0"/>
-                  <w:spacing w:line="240" w:lineRule="auto"/>
-                </w:pPr>
-              </w:p>
-            </w:tc>
-          </w:tr>
-          <w:tr>
-            <w:tc>
-              <w:tcPr>
-                <w:tcW w:w="1665" w:type="dxa"/>
-                <w:tcMar>
-                  <w:top w:w="100" w:type="dxa"/>
-                  <w:left w:w="100" w:type="dxa"/>
-                  <w:bottom w:w="100" w:type="dxa"/>
-                  <w:right w:w="100" w:type="dxa"/>
-                </w:tcMar>
+                <w:tcW w:w="1875" w:type="pct"/>
               </w:tcPr>
               <w:p>
                 <w:pPr>
@@ -919,41 +780,153 @@
                     <w:right w:val="nil"/>
                     <w:between w:val="nil"/>
                   </w:pBdr>
-                  <w:spacing w:line="240" w:lineRule="auto"/>
+                </w:pPr>
+              </w:p>
+            </w:tc>
+          </w:tr>
+          <w:tr>
+            <w:tc>
+              <w:tcPr>
+                <w:tcW w:w="578" w:type="pct"/>
+              </w:tcPr>
+              <w:p>
+                <w:pPr>
+                  <w:widowControl w:val="0"/>
+                  <w:pBdr>
+                    <w:top w:val="nil"/>
+                    <w:left w:val="nil"/>
+                    <w:bottom w:val="nil"/>
+                    <w:right w:val="nil"/>
+                    <w:between w:val="nil"/>
+                  </w:pBdr>
                 </w:pPr>
               </w:p>
             </w:tc>
             <w:tc>
               <w:tcPr>
-                <w:tcW w:w="1935" w:type="dxa"/>
-                <w:tcMar>
-                  <w:top w:w="100" w:type="dxa"/>
-                  <w:left w:w="100" w:type="dxa"/>
-                  <w:bottom w:w="100" w:type="dxa"/>
-                  <w:right w:w="100" w:type="dxa"/>
-                </w:tcMar>
+                <w:tcW w:w="672" w:type="pct"/>
               </w:tcPr>
               <w:p>
                 <w:pPr>
                   <w:widowControl w:val="0"/>
-                  <w:spacing w:line="240" w:lineRule="auto"/>
                 </w:pPr>
               </w:p>
             </w:tc>
             <w:tc>
               <w:tcPr>
-                <w:tcW w:w="5400" w:type="dxa"/>
-                <w:tcMar>
-                  <w:top w:w="100" w:type="dxa"/>
-                  <w:left w:w="100" w:type="dxa"/>
-                  <w:bottom w:w="100" w:type="dxa"/>
-                  <w:right w:w="100" w:type="dxa"/>
-                </w:tcMar>
+                <w:tcW w:w="1875" w:type="pct"/>
               </w:tcPr>
               <w:p>
                 <w:pPr>
                   <w:widowControl w:val="0"/>
-                  <w:spacing w:line="240" w:lineRule="auto"/>
+                </w:pPr>
+              </w:p>
+            </w:tc>
+            <w:tc>
+              <w:tcPr>
+                <w:tcW w:w="1875" w:type="pct"/>
+              </w:tcPr>
+              <w:p>
+                <w:pPr>
+                  <w:widowControl w:val="0"/>
+                </w:pPr>
+              </w:p>
+            </w:tc>
+          </w:tr>
+          <w:tr>
+            <w:tc>
+              <w:tcPr>
+                <w:tcW w:w="578" w:type="pct"/>
+              </w:tcPr>
+              <w:p>
+                <w:pPr>
+                  <w:widowControl w:val="0"/>
+                  <w:pBdr>
+                    <w:top w:val="nil"/>
+                    <w:left w:val="nil"/>
+                    <w:bottom w:val="nil"/>
+                    <w:right w:val="nil"/>
+                    <w:between w:val="nil"/>
+                  </w:pBdr>
+                </w:pPr>
+              </w:p>
+            </w:tc>
+            <w:tc>
+              <w:tcPr>
+                <w:tcW w:w="672" w:type="pct"/>
+              </w:tcPr>
+              <w:p>
+                <w:pPr>
+                  <w:widowControl w:val="0"/>
+                </w:pPr>
+              </w:p>
+            </w:tc>
+            <w:tc>
+              <w:tcPr>
+                <w:tcW w:w="1875" w:type="pct"/>
+              </w:tcPr>
+              <w:p>
+                <w:pPr>
+                  <w:widowControl w:val="0"/>
+                </w:pPr>
+              </w:p>
+            </w:tc>
+            <w:tc>
+              <w:tcPr>
+                <w:tcW w:w="1875" w:type="pct"/>
+              </w:tcPr>
+              <w:p>
+                <w:pPr>
+                  <w:widowControl w:val="0"/>
+                </w:pPr>
+              </w:p>
+            </w:tc>
+          </w:tr>
+          <w:tr>
+            <w:tc>
+              <w:tcPr>
+                <w:tcW w:w="578" w:type="pct"/>
+              </w:tcPr>
+              <w:p>
+                <w:pPr>
+                  <w:widowControl w:val="0"/>
+                  <w:pBdr>
+                    <w:top w:val="nil"/>
+                    <w:left w:val="nil"/>
+                    <w:bottom w:val="nil"/>
+                    <w:right w:val="nil"/>
+                    <w:between w:val="nil"/>
+                  </w:pBdr>
+                </w:pPr>
+              </w:p>
+            </w:tc>
+            <w:tc>
+              <w:tcPr>
+                <w:tcW w:w="672" w:type="pct"/>
+              </w:tcPr>
+              <w:p>
+                <w:pPr>
+                  <w:widowControl w:val="0"/>
+                </w:pPr>
+              </w:p>
+            </w:tc>
+            <w:tc>
+              <w:tcPr>
+                <w:tcW w:w="1875" w:type="pct"/>
+              </w:tcPr>
+              <w:p>
+                <w:pPr>
+                  <w:widowControl w:val="0"/>
+                </w:pPr>
+              </w:p>
+            </w:tc>
+            <w:tc>
+              <w:tcPr>
+                <w:tcW w:w="1875" w:type="pct"/>
+              </w:tcPr>
+              <w:p>
+                <w:pPr>
+                  <w:widowControl w:val="0"/>
                 </w:pPr>
               </w:p>
             </w:tc>
@@ -1029,7 +1002,7 @@
       <w:r>
         <w:fldChar w:fldCharType="separate"/>
       </w:r>
-      <w:hyperlink w:anchor="_Toc230007125" w:history="1">
+      <w:hyperlink w:anchor="_Toc231135938" w:history="1">
         <w:r>
           <w:rPr>
             <w:rStyle w:val="afffffff5"/>
@@ -1056,7 +1029,7 @@
             <w:noProof/>
             <w:webHidden/>
           </w:rPr>
-          <w:instrText xml:space="preserve"> PAGEREF _Toc230007125 \h </w:instrText>
+          <w:instrText xml:space="preserve"> PAGEREF _Toc231135938 \h </w:instrText>
         </w:r>
         <w:r>
           <w:rPr>
@@ -1104,7 +1077,7 @@
           <w14:ligatures w14:val="standardContextual"/>
         </w:rPr>
       </w:pPr>
-      <w:hyperlink w:anchor="_Toc230007126" w:history="1">
+      <w:hyperlink w:anchor="_Toc231135939" w:history="1">
         <w:r>
           <w:rPr>
             <w:rStyle w:val="afffffff5"/>
@@ -1131,7 +1104,7 @@
             <w:noProof/>
             <w:webHidden/>
           </w:rPr>
-          <w:instrText xml:space="preserve"> PAGEREF _Toc230007126 \h </w:instrText>
+          <w:instrText xml:space="preserve"> PAGEREF _Toc231135939 \h </w:instrText>
         </w:r>
         <w:r>
           <w:rPr>
@@ -1179,7 +1152,7 @@
           <w14:ligatures w14:val="standardContextual"/>
         </w:rPr>
       </w:pPr>
-      <w:hyperlink w:anchor="_Toc230007127" w:history="1">
+      <w:hyperlink w:anchor="_Toc231135940" w:history="1">
         <w:r>
           <w:rPr>
             <w:rStyle w:val="afffffff5"/>
@@ -1206,7 +1179,7 @@
             <w:noProof/>
             <w:webHidden/>
           </w:rPr>
-          <w:instrText xml:space="preserve"> PAGEREF _Toc230007127 \h </w:instrText>
+          <w:instrText xml:space="preserve"> PAGEREF _Toc231135940 \h </w:instrText>
         </w:r>
         <w:r>
           <w:rPr>
@@ -1254,7 +1227,7 @@
           <w14:ligatures w14:val="standardContextual"/>
         </w:rPr>
       </w:pPr>
-      <w:hyperlink w:anchor="_Toc230007128" w:history="1">
+      <w:hyperlink w:anchor="_Toc231135941" w:history="1">
         <w:r>
           <w:rPr>
             <w:rStyle w:val="afffffff5"/>
@@ -1281,7 +1254,7 @@
             <w:noProof/>
             <w:webHidden/>
           </w:rPr>
-          <w:instrText xml:space="preserve"> PAGEREF _Toc230007128 \h </w:instrText>
+          <w:instrText xml:space="preserve"> PAGEREF _Toc231135941 \h </w:instrText>
         </w:r>
         <w:r>
           <w:rPr>
@@ -1329,7 +1302,7 @@
           <w14:ligatures w14:val="standardContextual"/>
         </w:rPr>
       </w:pPr>
-      <w:hyperlink w:anchor="_Toc230007129" w:history="1">
+      <w:hyperlink w:anchor="_Toc231135942" w:history="1">
         <w:r>
           <w:rPr>
             <w:rStyle w:val="afffffff5"/>
@@ -1356,7 +1329,7 @@
             <w:noProof/>
             <w:webHidden/>
           </w:rPr>
-          <w:instrText xml:space="preserve"> PAGEREF _Toc230007129 \h </w:instrText>
+          <w:instrText xml:space="preserve"> PAGEREF _Toc231135942 \h </w:instrText>
         </w:r>
         <w:r>
           <w:rPr>
@@ -1405,7 +1378,7 @@
           <w14:ligatures w14:val="standardContextual"/>
         </w:rPr>
       </w:pPr>
-      <w:hyperlink w:anchor="_Toc230007130" w:history="1">
+      <w:hyperlink w:anchor="_Toc231135943" w:history="1">
         <w:r>
           <w:rPr>
             <w:rStyle w:val="afffffff5"/>
@@ -1432,7 +1405,7 @@
             <w:noProof/>
             <w:webHidden/>
           </w:rPr>
-          <w:instrText xml:space="preserve"> PAGEREF _Toc230007130 \h </w:instrText>
+          <w:instrText xml:space="preserve"> PAGEREF _Toc231135943 \h </w:instrText>
         </w:r>
         <w:r>
           <w:rPr>
@@ -1480,7 +1453,7 @@
           <w14:ligatures w14:val="standardContextual"/>
         </w:rPr>
       </w:pPr>
-      <w:hyperlink w:anchor="_Toc230007131" w:history="1">
+      <w:hyperlink w:anchor="_Toc231135944" w:history="1">
         <w:r>
           <w:rPr>
             <w:rStyle w:val="afffffff5"/>
@@ -1507,7 +1480,7 @@
             <w:noProof/>
             <w:webHidden/>
           </w:rPr>
-          <w:instrText xml:space="preserve"> PAGEREF _Toc230007131 \h </w:instrText>
+          <w:instrText xml:space="preserve"> PAGEREF _Toc231135944 \h </w:instrText>
         </w:r>
         <w:r>
           <w:rPr>
@@ -1555,7 +1528,7 @@
           <w14:ligatures w14:val="standardContextual"/>
         </w:rPr>
       </w:pPr>
-      <w:hyperlink w:anchor="_Toc230007132" w:history="1">
+      <w:hyperlink w:anchor="_Toc231135945" w:history="1">
         <w:r>
           <w:rPr>
             <w:rStyle w:val="afffffff5"/>
@@ -1582,7 +1555,7 @@
             <w:noProof/>
             <w:webHidden/>
           </w:rPr>
-          <w:instrText xml:space="preserve"> PAGEREF _Toc230007132 \h </w:instrText>
+          <w:instrText xml:space="preserve"> PAGEREF _Toc231135945 \h </w:instrText>
         </w:r>
         <w:r>
           <w:rPr>
@@ -1630,7 +1603,7 @@
           <w14:ligatures w14:val="standardContextual"/>
         </w:rPr>
       </w:pPr>
-      <w:hyperlink w:anchor="_Toc230007133" w:history="1">
+      <w:hyperlink w:anchor="_Toc231135946" w:history="1">
         <w:r>
           <w:rPr>
             <w:rStyle w:val="afffffff5"/>
@@ -1657,7 +1630,7 @@
             <w:noProof/>
             <w:webHidden/>
           </w:rPr>
-          <w:instrText xml:space="preserve"> PAGEREF _Toc230007133 \h </w:instrText>
+          <w:instrText xml:space="preserve"> PAGEREF _Toc231135946 \h </w:instrText>
         </w:r>
         <w:r>
           <w:rPr>
@@ -1706,7 +1679,7 @@
           <w14:ligatures w14:val="standardContextual"/>
         </w:rPr>
       </w:pPr>
-      <w:hyperlink w:anchor="_Toc230007134" w:history="1">
+      <w:hyperlink w:anchor="_Toc231135947" w:history="1">
         <w:r>
           <w:rPr>
             <w:rStyle w:val="afffffff5"/>
@@ -1733,7 +1706,7 @@
             <w:noProof/>
             <w:webHidden/>
           </w:rPr>
-          <w:instrText xml:space="preserve"> PAGEREF _Toc230007134 \h </w:instrText>
+          <w:instrText xml:space="preserve"> PAGEREF _Toc231135947 \h </w:instrText>
         </w:r>
         <w:r>
           <w:rPr>
@@ -1781,7 +1754,7 @@
           <w14:ligatures w14:val="standardContextual"/>
         </w:rPr>
       </w:pPr>
-      <w:hyperlink w:anchor="_Toc230007135" w:history="1">
+      <w:hyperlink w:anchor="_Toc231135948" w:history="1">
         <w:r>
           <w:rPr>
             <w:rStyle w:val="afffffff5"/>
@@ -1808,7 +1781,7 @@
             <w:noProof/>
             <w:webHidden/>
           </w:rPr>
-          <w:instrText xml:space="preserve"> PAGEREF _Toc230007135 \h </w:instrText>
+          <w:instrText xml:space="preserve"> PAGEREF _Toc231135948 \h </w:instrText>
         </w:r>
         <w:r>
           <w:rPr>
@@ -1856,7 +1829,7 @@
           <w14:ligatures w14:val="standardContextual"/>
         </w:rPr>
       </w:pPr>
-      <w:hyperlink w:anchor="_Toc230007136" w:history="1">
+      <w:hyperlink w:anchor="_Toc231135949" w:history="1">
         <w:r>
           <w:rPr>
             <w:rStyle w:val="afffffff5"/>
@@ -1883,7 +1856,7 @@
             <w:noProof/>
             <w:webHidden/>
           </w:rPr>
-          <w:instrText xml:space="preserve"> PAGEREF _Toc230007136 \h </w:instrText>
+          <w:instrText xml:space="preserve"> PAGEREF _Toc231135949 \h </w:instrText>
         </w:r>
         <w:r>
           <w:rPr>
@@ -1931,7 +1904,7 @@
           <w14:ligatures w14:val="standardContextual"/>
         </w:rPr>
       </w:pPr>
-      <w:hyperlink w:anchor="_Toc230007137" w:history="1">
+      <w:hyperlink w:anchor="_Toc231135950" w:history="1">
         <w:r>
           <w:rPr>
             <w:rStyle w:val="afffffff5"/>
@@ -1958,7 +1931,7 @@
             <w:noProof/>
             <w:webHidden/>
           </w:rPr>
-          <w:instrText xml:space="preserve"> PAGEREF _Toc230007137 \h </w:instrText>
+          <w:instrText xml:space="preserve"> PAGEREF _Toc231135950 \h </w:instrText>
         </w:r>
         <w:r>
           <w:rPr>
@@ -2006,7 +1979,7 @@
           <w14:ligatures w14:val="standardContextual"/>
         </w:rPr>
       </w:pPr>
-      <w:hyperlink w:anchor="_Toc230007138" w:history="1">
+      <w:hyperlink w:anchor="_Toc231135951" w:history="1">
         <w:r>
           <w:rPr>
             <w:rStyle w:val="afffffff5"/>
@@ -2033,7 +2006,7 @@
             <w:noProof/>
             <w:webHidden/>
           </w:rPr>
-          <w:instrText xml:space="preserve"> PAGEREF _Toc230007138 \h </w:instrText>
+          <w:instrText xml:space="preserve"> PAGEREF _Toc231135951 \h </w:instrText>
         </w:r>
         <w:r>
           <w:rPr>
@@ -2053,7 +2026,7 @@
             <w:noProof/>
             <w:webHidden/>
           </w:rPr>
-          <w:t>9</w:t>
+          <w:t>10</w:t>
         </w:r>
         <w:r>
           <w:rPr>
@@ -2081,7 +2054,7 @@
           <w14:ligatures w14:val="standardContextual"/>
         </w:rPr>
       </w:pPr>
-      <w:hyperlink w:anchor="_Toc230007139" w:history="1">
+      <w:hyperlink w:anchor="_Toc231135952" w:history="1">
         <w:r>
           <w:rPr>
             <w:rStyle w:val="afffffff5"/>
@@ -2108,7 +2081,7 @@
             <w:noProof/>
             <w:webHidden/>
           </w:rPr>
-          <w:instrText xml:space="preserve"> PAGEREF _Toc230007139 \h </w:instrText>
+          <w:instrText xml:space="preserve"> PAGEREF _Toc231135952 \h </w:instrText>
         </w:r>
         <w:r>
           <w:rPr>
@@ -2156,7 +2129,7 @@
           <w14:ligatures w14:val="standardContextual"/>
         </w:rPr>
       </w:pPr>
-      <w:hyperlink w:anchor="_Toc230007140" w:history="1">
+      <w:hyperlink w:anchor="_Toc231135953" w:history="1">
         <w:r>
           <w:rPr>
             <w:rStyle w:val="afffffff5"/>
@@ -2183,7 +2156,7 @@
             <w:noProof/>
             <w:webHidden/>
           </w:rPr>
-          <w:instrText xml:space="preserve"> PAGEREF _Toc230007140 \h </w:instrText>
+          <w:instrText xml:space="preserve"> PAGEREF _Toc231135953 \h </w:instrText>
         </w:r>
         <w:r>
           <w:rPr>
@@ -2203,7 +2176,7 @@
             <w:noProof/>
             <w:webHidden/>
           </w:rPr>
-          <w:t>10</w:t>
+          <w:t>11</w:t>
         </w:r>
         <w:r>
           <w:rPr>
@@ -2231,7 +2204,7 @@
           <w14:ligatures w14:val="standardContextual"/>
         </w:rPr>
       </w:pPr>
-      <w:hyperlink w:anchor="_Toc230007141" w:history="1">
+      <w:hyperlink w:anchor="_Toc231135954" w:history="1">
         <w:r>
           <w:rPr>
             <w:rStyle w:val="afffffff5"/>
@@ -2258,7 +2231,7 @@
             <w:noProof/>
             <w:webHidden/>
           </w:rPr>
-          <w:instrText xml:space="preserve"> PAGEREF _Toc230007141 \h </w:instrText>
+          <w:instrText xml:space="preserve"> PAGEREF _Toc231135954 \h </w:instrText>
         </w:r>
         <w:r>
           <w:rPr>
@@ -2305,7 +2278,7 @@
           <w14:ligatures w14:val="standardContextual"/>
         </w:rPr>
       </w:pPr>
-      <w:hyperlink w:anchor="_Toc230007142" w:history="1">
+      <w:hyperlink w:anchor="_Toc231135955" w:history="1">
         <w:r>
           <w:rPr>
             <w:rStyle w:val="afffffff5"/>
@@ -2332,7 +2305,7 @@
             <w:noProof/>
             <w:webHidden/>
           </w:rPr>
-          <w:instrText xml:space="preserve"> PAGEREF _Toc230007142 \h </w:instrText>
+          <w:instrText xml:space="preserve"> PAGEREF _Toc231135955 \h </w:instrText>
         </w:r>
         <w:r>
           <w:rPr>
@@ -2381,7 +2354,7 @@
           <w14:ligatures w14:val="standardContextual"/>
         </w:rPr>
       </w:pPr>
-      <w:hyperlink w:anchor="_Toc230007143" w:history="1">
+      <w:hyperlink w:anchor="_Toc231135956" w:history="1">
         <w:r>
           <w:rPr>
             <w:rStyle w:val="afffffff5"/>
@@ -2408,7 +2381,7 @@
             <w:noProof/>
             <w:webHidden/>
           </w:rPr>
-          <w:instrText xml:space="preserve"> PAGEREF _Toc230007143 \h </w:instrText>
+          <w:instrText xml:space="preserve"> PAGEREF _Toc231135956 \h </w:instrText>
         </w:r>
         <w:r>
           <w:rPr>
@@ -2428,7 +2401,7 @@
             <w:noProof/>
             <w:webHidden/>
           </w:rPr>
-          <w:t>11</w:t>
+          <w:t>12</w:t>
         </w:r>
         <w:r>
           <w:rPr>
@@ -2456,7 +2429,7 @@
           <w14:ligatures w14:val="standardContextual"/>
         </w:rPr>
       </w:pPr>
-      <w:hyperlink w:anchor="_Toc230007144" w:history="1">
+      <w:hyperlink w:anchor="_Toc231135957" w:history="1">
         <w:r>
           <w:rPr>
             <w:rStyle w:val="afffffff5"/>
@@ -2483,7 +2456,7 @@
             <w:noProof/>
             <w:webHidden/>
           </w:rPr>
-          <w:instrText xml:space="preserve"> PAGEREF _Toc230007144 \h </w:instrText>
+          <w:instrText xml:space="preserve"> PAGEREF _Toc231135957 \h </w:instrText>
         </w:r>
         <w:r>
           <w:rPr>
@@ -2503,7 +2476,7 @@
             <w:noProof/>
             <w:webHidden/>
           </w:rPr>
-          <w:t>11</w:t>
+          <w:t>12</w:t>
         </w:r>
         <w:r>
           <w:rPr>
@@ -2531,7 +2504,7 @@
           <w14:ligatures w14:val="standardContextual"/>
         </w:rPr>
       </w:pPr>
-      <w:hyperlink w:anchor="_Toc230007145" w:history="1">
+      <w:hyperlink w:anchor="_Toc231135958" w:history="1">
         <w:r>
           <w:rPr>
             <w:rStyle w:val="afffffff5"/>
@@ -2558,7 +2531,7 @@
             <w:noProof/>
             <w:webHidden/>
           </w:rPr>
-          <w:instrText xml:space="preserve"> PAGEREF _Toc230007145 \h </w:instrText>
+          <w:instrText xml:space="preserve"> PAGEREF _Toc231135958 \h </w:instrText>
         </w:r>
         <w:r>
           <w:rPr>
@@ -2606,7 +2579,7 @@
           <w14:ligatures w14:val="standardContextual"/>
         </w:rPr>
       </w:pPr>
-      <w:hyperlink w:anchor="_Toc230007146" w:history="1">
+      <w:hyperlink w:anchor="_Toc231135959" w:history="1">
         <w:r>
           <w:rPr>
             <w:rStyle w:val="afffffff5"/>
@@ -2633,7 +2606,7 @@
             <w:noProof/>
             <w:webHidden/>
           </w:rPr>
-          <w:instrText xml:space="preserve"> PAGEREF _Toc230007146 \h </w:instrText>
+          <w:instrText xml:space="preserve"> PAGEREF _Toc231135959 \h </w:instrText>
         </w:r>
         <w:r>
           <w:rPr>
@@ -2682,7 +2655,7 @@
           <w14:ligatures w14:val="standardContextual"/>
         </w:rPr>
       </w:pPr>
-      <w:hyperlink w:anchor="_Toc230007147" w:history="1">
+      <w:hyperlink w:anchor="_Toc231135960" w:history="1">
         <w:r>
           <w:rPr>
             <w:rStyle w:val="afffffff5"/>
@@ -2709,7 +2682,7 @@
             <w:noProof/>
             <w:webHidden/>
           </w:rPr>
-          <w:instrText xml:space="preserve"> PAGEREF _Toc230007147 \h </w:instrText>
+          <w:instrText xml:space="preserve"> PAGEREF _Toc231135960 \h </w:instrText>
         </w:r>
         <w:r>
           <w:rPr>
@@ -2757,7 +2730,7 @@
           <w14:ligatures w14:val="standardContextual"/>
         </w:rPr>
       </w:pPr>
-      <w:hyperlink w:anchor="_Toc230007148" w:history="1">
+      <w:hyperlink w:anchor="_Toc231135961" w:history="1">
         <w:r>
           <w:rPr>
             <w:rStyle w:val="afffffff5"/>
@@ -2784,7 +2757,7 @@
             <w:noProof/>
             <w:webHidden/>
           </w:rPr>
-          <w:instrText xml:space="preserve"> PAGEREF _Toc230007148 \h </w:instrText>
+          <w:instrText xml:space="preserve"> PAGEREF _Toc231135961 \h </w:instrText>
         </w:r>
         <w:r>
           <w:rPr>
@@ -2831,7 +2804,7 @@
           <w14:ligatures w14:val="standardContextual"/>
         </w:rPr>
       </w:pPr>
-      <w:hyperlink w:anchor="_Toc230007149" w:history="1">
+      <w:hyperlink w:anchor="_Toc231135962" w:history="1">
         <w:r>
           <w:rPr>
             <w:rStyle w:val="afffffff5"/>
@@ -2858,7 +2831,7 @@
             <w:noProof/>
             <w:webHidden/>
           </w:rPr>
-          <w:instrText xml:space="preserve"> PAGEREF _Toc230007149 \h </w:instrText>
+          <w:instrText xml:space="preserve"> PAGEREF _Toc231135962 \h </w:instrText>
         </w:r>
         <w:r>
           <w:rPr>
@@ -2905,7 +2878,7 @@
           <w14:ligatures w14:val="standardContextual"/>
         </w:rPr>
       </w:pPr>
-      <w:hyperlink w:anchor="_Toc230007150" w:history="1">
+      <w:hyperlink w:anchor="_Toc231135963" w:history="1">
         <w:r>
           <w:rPr>
             <w:rStyle w:val="afffffff5"/>
@@ -2932,7 +2905,7 @@
             <w:noProof/>
             <w:webHidden/>
           </w:rPr>
-          <w:instrText xml:space="preserve"> PAGEREF _Toc230007150 \h </w:instrText>
+          <w:instrText xml:space="preserve"> PAGEREF _Toc231135963 \h </w:instrText>
         </w:r>
         <w:r>
           <w:rPr>
@@ -2979,7 +2952,7 @@
           <w14:ligatures w14:val="standardContextual"/>
         </w:rPr>
       </w:pPr>
-      <w:hyperlink w:anchor="_Toc230007151" w:history="1">
+      <w:hyperlink w:anchor="_Toc231135964" w:history="1">
         <w:r>
           <w:rPr>
             <w:rStyle w:val="afffffff5"/>
@@ -3006,7 +2979,7 @@
             <w:noProof/>
             <w:webHidden/>
           </w:rPr>
-          <w:instrText xml:space="preserve"> PAGEREF _Toc230007151 \h </w:instrText>
+          <w:instrText xml:space="preserve"> PAGEREF _Toc231135964 \h </w:instrText>
         </w:r>
         <w:r>
           <w:rPr>
@@ -3054,7 +3027,7 @@
           <w14:ligatures w14:val="standardContextual"/>
         </w:rPr>
       </w:pPr>
-      <w:hyperlink w:anchor="_Toc230007152" w:history="1">
+      <w:hyperlink w:anchor="_Toc231135965" w:history="1">
         <w:r>
           <w:rPr>
             <w:rStyle w:val="afffffff5"/>
@@ -3081,7 +3054,7 @@
             <w:noProof/>
             <w:webHidden/>
           </w:rPr>
-          <w:instrText xml:space="preserve"> PAGEREF _Toc230007152 \h </w:instrText>
+          <w:instrText xml:space="preserve"> PAGEREF _Toc231135965 \h </w:instrText>
         </w:r>
         <w:r>
           <w:rPr>
@@ -3128,7 +3101,7 @@
           <w14:ligatures w14:val="standardContextual"/>
         </w:rPr>
       </w:pPr>
-      <w:hyperlink w:anchor="_Toc230007153" w:history="1">
+      <w:hyperlink w:anchor="_Toc231135966" w:history="1">
         <w:r>
           <w:rPr>
             <w:rStyle w:val="afffffff5"/>
@@ -3155,7 +3128,7 @@
             <w:noProof/>
             <w:webHidden/>
           </w:rPr>
-          <w:instrText xml:space="preserve"> PAGEREF _Toc230007153 \h </w:instrText>
+          <w:instrText xml:space="preserve"> PAGEREF _Toc231135966 \h </w:instrText>
         </w:r>
         <w:r>
           <w:rPr>
@@ -3175,7 +3148,7 @@
             <w:noProof/>
             <w:webHidden/>
           </w:rPr>
-          <w:t>15</w:t>
+          <w:t>16</w:t>
         </w:r>
         <w:r>
           <w:rPr>
@@ -3202,7 +3175,7 @@
           <w14:ligatures w14:val="standardContextual"/>
         </w:rPr>
       </w:pPr>
-      <w:hyperlink w:anchor="_Toc230007154" w:history="1">
+      <w:hyperlink w:anchor="_Toc231135967" w:history="1">
         <w:r>
           <w:rPr>
             <w:rStyle w:val="afffffff5"/>
@@ -3229,7 +3202,7 @@
             <w:noProof/>
             <w:webHidden/>
           </w:rPr>
-          <w:instrText xml:space="preserve"> PAGEREF _Toc230007154 \h </w:instrText>
+          <w:instrText xml:space="preserve"> PAGEREF _Toc231135967 \h </w:instrText>
         </w:r>
         <w:r>
           <w:rPr>
@@ -3249,7 +3222,7 @@
             <w:noProof/>
             <w:webHidden/>
           </w:rPr>
-          <w:t>16</w:t>
+          <w:t>17</w:t>
         </w:r>
         <w:r>
           <w:rPr>
@@ -3276,7 +3249,7 @@
           <w14:ligatures w14:val="standardContextual"/>
         </w:rPr>
       </w:pPr>
-      <w:hyperlink w:anchor="_Toc230007155" w:history="1">
+      <w:hyperlink w:anchor="_Toc231135968" w:history="1">
         <w:r>
           <w:rPr>
             <w:rStyle w:val="afffffff5"/>
@@ -3303,7 +3276,7 @@
             <w:noProof/>
             <w:webHidden/>
           </w:rPr>
-          <w:instrText xml:space="preserve"> PAGEREF _Toc230007155 \h </w:instrText>
+          <w:instrText xml:space="preserve"> PAGEREF _Toc231135968 \h </w:instrText>
         </w:r>
         <w:r>
           <w:rPr>
@@ -3351,7 +3324,7 @@
           <w14:ligatures w14:val="standardContextual"/>
         </w:rPr>
       </w:pPr>
-      <w:hyperlink w:anchor="_Toc230007156" w:history="1">
+      <w:hyperlink w:anchor="_Toc231135969" w:history="1">
         <w:r>
           <w:rPr>
             <w:rStyle w:val="afffffff5"/>
@@ -3378,7 +3351,7 @@
             <w:noProof/>
             <w:webHidden/>
           </w:rPr>
-          <w:instrText xml:space="preserve"> PAGEREF _Toc230007156 \h </w:instrText>
+          <w:instrText xml:space="preserve"> PAGEREF _Toc231135969 \h </w:instrText>
         </w:r>
         <w:r>
           <w:rPr>
@@ -3425,7 +3398,7 @@
           <w14:ligatures w14:val="standardContextual"/>
         </w:rPr>
       </w:pPr>
-      <w:hyperlink w:anchor="_Toc230007157" w:history="1">
+      <w:hyperlink w:anchor="_Toc231135970" w:history="1">
         <w:r>
           <w:rPr>
             <w:rStyle w:val="afffffff5"/>
@@ -3452,7 +3425,7 @@
             <w:noProof/>
             <w:webHidden/>
           </w:rPr>
-          <w:instrText xml:space="preserve"> PAGEREF _Toc230007157 \h </w:instrText>
+          <w:instrText xml:space="preserve"> PAGEREF _Toc231135970 \h </w:instrText>
         </w:r>
         <w:r>
           <w:rPr>
@@ -3472,7 +3445,7 @@
             <w:noProof/>
             <w:webHidden/>
           </w:rPr>
-          <w:t>20</w:t>
+          <w:t>21</w:t>
         </w:r>
         <w:r>
           <w:rPr>
@@ -3499,7 +3472,7 @@
           <w14:ligatures w14:val="standardContextual"/>
         </w:rPr>
       </w:pPr>
-      <w:hyperlink w:anchor="_Toc230007158" w:history="1">
+      <w:hyperlink w:anchor="_Toc231135971" w:history="1">
         <w:r>
           <w:rPr>
             <w:rStyle w:val="afffffff5"/>
@@ -3526,7 +3499,7 @@
             <w:noProof/>
             <w:webHidden/>
           </w:rPr>
-          <w:instrText xml:space="preserve"> PAGEREF _Toc230007158 \h </w:instrText>
+          <w:instrText xml:space="preserve"> PAGEREF _Toc231135971 \h </w:instrText>
         </w:r>
         <w:r>
           <w:rPr>
@@ -3546,7 +3519,7 @@
             <w:noProof/>
             <w:webHidden/>
           </w:rPr>
-          <w:t>23</w:t>
+          <w:t>24</w:t>
         </w:r>
         <w:r>
           <w:rPr>
@@ -3573,7 +3546,7 @@
           <w14:ligatures w14:val="standardContextual"/>
         </w:rPr>
       </w:pPr>
-      <w:hyperlink w:anchor="_Toc230007159" w:history="1">
+      <w:hyperlink w:anchor="_Toc231135972" w:history="1">
         <w:r>
           <w:rPr>
             <w:rStyle w:val="afffffff5"/>
@@ -3600,7 +3573,7 @@
             <w:noProof/>
             <w:webHidden/>
           </w:rPr>
-          <w:instrText xml:space="preserve"> PAGEREF _Toc230007159 \h </w:instrText>
+          <w:instrText xml:space="preserve"> PAGEREF _Toc231135972 \h </w:instrText>
         </w:r>
         <w:r>
           <w:rPr>
@@ -3620,7 +3593,7 @@
             <w:noProof/>
             <w:webHidden/>
           </w:rPr>
-          <w:t>24</w:t>
+          <w:t>25</w:t>
         </w:r>
         <w:r>
           <w:rPr>
@@ -3648,7 +3621,7 @@
           <w14:ligatures w14:val="standardContextual"/>
         </w:rPr>
       </w:pPr>
-      <w:hyperlink w:anchor="_Toc230007160" w:history="1">
+      <w:hyperlink w:anchor="_Toc231135973" w:history="1">
         <w:r>
           <w:rPr>
             <w:rStyle w:val="afffffff5"/>
@@ -3675,7 +3648,7 @@
             <w:noProof/>
             <w:webHidden/>
           </w:rPr>
-          <w:instrText xml:space="preserve"> PAGEREF _Toc230007160 \h </w:instrText>
+          <w:instrText xml:space="preserve"> PAGEREF _Toc231135973 \h </w:instrText>
         </w:r>
         <w:r>
           <w:rPr>
@@ -3722,7 +3695,7 @@
           <w14:ligatures w14:val="standardContextual"/>
         </w:rPr>
       </w:pPr>
-      <w:hyperlink w:anchor="_Toc230007161" w:history="1">
+      <w:hyperlink w:anchor="_Toc231135974" w:history="1">
         <w:r>
           <w:rPr>
             <w:rStyle w:val="afffffff5"/>
@@ -3749,7 +3722,7 @@
             <w:noProof/>
             <w:webHidden/>
           </w:rPr>
-          <w:instrText xml:space="preserve"> PAGEREF _Toc230007161 \h </w:instrText>
+          <w:instrText xml:space="preserve"> PAGEREF _Toc231135974 \h </w:instrText>
         </w:r>
         <w:r>
           <w:rPr>
@@ -3769,7 +3742,7 @@
             <w:noProof/>
             <w:webHidden/>
           </w:rPr>
-          <w:t>25</w:t>
+          <w:t>26</w:t>
         </w:r>
         <w:r>
           <w:rPr>
@@ -3796,7 +3769,7 @@
           <w14:ligatures w14:val="standardContextual"/>
         </w:rPr>
       </w:pPr>
-      <w:hyperlink w:anchor="_Toc230007162" w:history="1">
+      <w:hyperlink w:anchor="_Toc231135975" w:history="1">
         <w:r>
           <w:rPr>
             <w:rStyle w:val="afffffff5"/>
@@ -3823,7 +3796,7 @@
             <w:noProof/>
             <w:webHidden/>
           </w:rPr>
-          <w:instrText xml:space="preserve"> PAGEREF _Toc230007162 \h </w:instrText>
+          <w:instrText xml:space="preserve"> PAGEREF _Toc231135975 \h </w:instrText>
         </w:r>
         <w:r>
           <w:rPr>
@@ -3843,7 +3816,7 @@
             <w:noProof/>
             <w:webHidden/>
           </w:rPr>
-          <w:t>26</w:t>
+          <w:t>27</w:t>
         </w:r>
         <w:r>
           <w:rPr>
@@ -3870,7 +3843,7 @@
           <w14:ligatures w14:val="standardContextual"/>
         </w:rPr>
       </w:pPr>
-      <w:hyperlink w:anchor="_Toc230007163" w:history="1">
+      <w:hyperlink w:anchor="_Toc231135976" w:history="1">
         <w:r>
           <w:rPr>
             <w:rStyle w:val="afffffff5"/>
@@ -3897,7 +3870,7 @@
             <w:noProof/>
             <w:webHidden/>
           </w:rPr>
-          <w:instrText xml:space="preserve"> PAGEREF _Toc230007163 \h </w:instrText>
+          <w:instrText xml:space="preserve"> PAGEREF _Toc231135976 \h </w:instrText>
         </w:r>
         <w:r>
           <w:rPr>
@@ -3917,7 +3890,7 @@
             <w:noProof/>
             <w:webHidden/>
           </w:rPr>
-          <w:t>27</w:t>
+          <w:t>28</w:t>
         </w:r>
         <w:r>
           <w:rPr>
@@ -3945,7 +3918,7 @@
           <w14:ligatures w14:val="standardContextual"/>
         </w:rPr>
       </w:pPr>
-      <w:hyperlink w:anchor="_Toc230007164" w:history="1">
+      <w:hyperlink w:anchor="_Toc231135977" w:history="1">
         <w:r>
           <w:rPr>
             <w:rStyle w:val="afffffff5"/>
@@ -3972,7 +3945,7 @@
             <w:noProof/>
             <w:webHidden/>
           </w:rPr>
-          <w:instrText xml:space="preserve"> PAGEREF _Toc230007164 \h </w:instrText>
+          <w:instrText xml:space="preserve"> PAGEREF _Toc231135977 \h </w:instrText>
         </w:r>
         <w:r>
           <w:rPr>
@@ -4019,7 +3992,7 @@
           <w14:ligatures w14:val="standardContextual"/>
         </w:rPr>
       </w:pPr>
-      <w:hyperlink w:anchor="_Toc230007165" w:history="1">
+      <w:hyperlink w:anchor="_Toc231135978" w:history="1">
         <w:r>
           <w:rPr>
             <w:rStyle w:val="afffffff5"/>
@@ -4046,7 +4019,7 @@
             <w:noProof/>
             <w:webHidden/>
           </w:rPr>
-          <w:instrText xml:space="preserve"> PAGEREF _Toc230007165 \h </w:instrText>
+          <w:instrText xml:space="preserve"> PAGEREF _Toc231135978 \h </w:instrText>
         </w:r>
         <w:r>
           <w:rPr>
@@ -4066,7 +4039,7 @@
             <w:noProof/>
             <w:webHidden/>
           </w:rPr>
-          <w:t>28</w:t>
+          <w:t>29</w:t>
         </w:r>
         <w:r>
           <w:rPr>
@@ -4093,7 +4066,7 @@
           <w14:ligatures w14:val="standardContextual"/>
         </w:rPr>
       </w:pPr>
-      <w:hyperlink w:anchor="_Toc230007166" w:history="1">
+      <w:hyperlink w:anchor="_Toc231135979" w:history="1">
         <w:r>
           <w:rPr>
             <w:rStyle w:val="afffffff5"/>
@@ -4120,7 +4093,7 @@
             <w:noProof/>
             <w:webHidden/>
           </w:rPr>
-          <w:instrText xml:space="preserve"> PAGEREF _Toc230007166 \h </w:instrText>
+          <w:instrText xml:space="preserve"> PAGEREF _Toc231135979 \h </w:instrText>
         </w:r>
         <w:r>
           <w:rPr>
@@ -4140,7 +4113,7 @@
             <w:noProof/>
             <w:webHidden/>
           </w:rPr>
-          <w:t>30</w:t>
+          <w:t>31</w:t>
         </w:r>
         <w:r>
           <w:rPr>
@@ -4167,7 +4140,7 @@
           <w14:ligatures w14:val="standardContextual"/>
         </w:rPr>
       </w:pPr>
-      <w:hyperlink w:anchor="_Toc230007167" w:history="1">
+      <w:hyperlink w:anchor="_Toc231135980" w:history="1">
         <w:r>
           <w:rPr>
             <w:rStyle w:val="afffffff5"/>
@@ -4194,7 +4167,7 @@
             <w:noProof/>
             <w:webHidden/>
           </w:rPr>
-          <w:instrText xml:space="preserve"> PAGEREF _Toc230007167 \h </w:instrText>
+          <w:instrText xml:space="preserve"> PAGEREF _Toc231135980 \h </w:instrText>
         </w:r>
         <w:r>
           <w:rPr>
@@ -4214,7 +4187,7 @@
             <w:noProof/>
             <w:webHidden/>
           </w:rPr>
-          <w:t>31</w:t>
+          <w:t>32</w:t>
         </w:r>
         <w:r>
           <w:rPr>
@@ -4242,7 +4215,7 @@
           <w14:ligatures w14:val="standardContextual"/>
         </w:rPr>
       </w:pPr>
-      <w:hyperlink w:anchor="_Toc230007168" w:history="1">
+      <w:hyperlink w:anchor="_Toc231135981" w:history="1">
         <w:r>
           <w:rPr>
             <w:rStyle w:val="afffffff5"/>
@@ -4269,7 +4242,7 @@
             <w:noProof/>
             <w:webHidden/>
           </w:rPr>
-          <w:instrText xml:space="preserve"> PAGEREF _Toc230007168 \h </w:instrText>
+          <w:instrText xml:space="preserve"> PAGEREF _Toc231135981 \h </w:instrText>
         </w:r>
         <w:r>
           <w:rPr>
@@ -4289,7 +4262,7 @@
             <w:noProof/>
             <w:webHidden/>
           </w:rPr>
-          <w:t>32</w:t>
+          <w:t>33</w:t>
         </w:r>
         <w:r>
           <w:rPr>
@@ -4316,7 +4289,7 @@
           <w14:ligatures w14:val="standardContextual"/>
         </w:rPr>
       </w:pPr>
-      <w:hyperlink w:anchor="_Toc230007169" w:history="1">
+      <w:hyperlink w:anchor="_Toc231135982" w:history="1">
         <w:r>
           <w:rPr>
             <w:rStyle w:val="afffffff5"/>
@@ -4343,7 +4316,7 @@
             <w:noProof/>
             <w:webHidden/>
           </w:rPr>
-          <w:instrText xml:space="preserve"> PAGEREF _Toc230007169 \h </w:instrText>
+          <w:instrText xml:space="preserve"> PAGEREF _Toc231135982 \h </w:instrText>
         </w:r>
         <w:r>
           <w:rPr>
@@ -4363,7 +4336,7 @@
             <w:noProof/>
             <w:webHidden/>
           </w:rPr>
-          <w:t>32</w:t>
+          <w:t>33</w:t>
         </w:r>
         <w:r>
           <w:rPr>
@@ -4390,7 +4363,7 @@
           <w14:ligatures w14:val="standardContextual"/>
         </w:rPr>
       </w:pPr>
-      <w:hyperlink w:anchor="_Toc230007170" w:history="1">
+      <w:hyperlink w:anchor="_Toc231135983" w:history="1">
         <w:r>
           <w:rPr>
             <w:rStyle w:val="afffffff5"/>
@@ -4417,7 +4390,7 @@
             <w:noProof/>
             <w:webHidden/>
           </w:rPr>
-          <w:instrText xml:space="preserve"> PAGEREF _Toc230007170 \h </w:instrText>
+          <w:instrText xml:space="preserve"> PAGEREF _Toc231135983 \h </w:instrText>
         </w:r>
         <w:r>
           <w:rPr>
@@ -4437,7 +4410,7 @@
             <w:noProof/>
             <w:webHidden/>
           </w:rPr>
-          <w:t>33</w:t>
+          <w:t>34</w:t>
         </w:r>
         <w:r>
           <w:rPr>
@@ -4464,7 +4437,7 @@
           <w14:ligatures w14:val="standardContextual"/>
         </w:rPr>
       </w:pPr>
-      <w:hyperlink w:anchor="_Toc230007171" w:history="1">
+      <w:hyperlink w:anchor="_Toc231135984" w:history="1">
         <w:r>
           <w:rPr>
             <w:rStyle w:val="afffffff5"/>
@@ -4491,7 +4464,7 @@
             <w:noProof/>
             <w:webHidden/>
           </w:rPr>
-          <w:instrText xml:space="preserve"> PAGEREF _Toc230007171 \h </w:instrText>
+          <w:instrText xml:space="preserve"> PAGEREF _Toc231135984 \h </w:instrText>
         </w:r>
         <w:r>
           <w:rPr>
@@ -4511,7 +4484,7 @@
             <w:noProof/>
             <w:webHidden/>
           </w:rPr>
-          <w:t>35</w:t>
+          <w:t>36</w:t>
         </w:r>
         <w:r>
           <w:rPr>
@@ -4540,7 +4513,7 @@
           <w14:ligatures w14:val="standardContextual"/>
         </w:rPr>
       </w:pPr>
-      <w:hyperlink w:anchor="_Toc230007172" w:history="1">
+      <w:hyperlink w:anchor="_Toc231135985" w:history="1">
         <w:r>
           <w:rPr>
             <w:rStyle w:val="afffffff5"/>
@@ -4567,7 +4540,7 @@
             <w:noProof/>
             <w:webHidden/>
           </w:rPr>
-          <w:instrText xml:space="preserve"> PAGEREF _Toc230007172 \h </w:instrText>
+          <w:instrText xml:space="preserve"> PAGEREF _Toc231135985 \h </w:instrText>
         </w:r>
         <w:r>
           <w:rPr>
@@ -4587,7 +4560,7 @@
             <w:noProof/>
             <w:webHidden/>
           </w:rPr>
-          <w:t>35</w:t>
+          <w:t>36</w:t>
         </w:r>
         <w:r>
           <w:rPr>
@@ -4615,7 +4588,7 @@
           <w14:ligatures w14:val="standardContextual"/>
         </w:rPr>
       </w:pPr>
-      <w:hyperlink w:anchor="_Toc230007173" w:history="1">
+      <w:hyperlink w:anchor="_Toc231135986" w:history="1">
         <w:r>
           <w:rPr>
             <w:rStyle w:val="afffffff5"/>
@@ -4642,7 +4615,7 @@
             <w:noProof/>
             <w:webHidden/>
           </w:rPr>
-          <w:instrText xml:space="preserve"> PAGEREF _Toc230007173 \h </w:instrText>
+          <w:instrText xml:space="preserve"> PAGEREF _Toc231135986 \h </w:instrText>
         </w:r>
         <w:r>
           <w:rPr>
@@ -4662,7 +4635,7 @@
             <w:noProof/>
             <w:webHidden/>
           </w:rPr>
-          <w:t>35</w:t>
+          <w:t>36</w:t>
         </w:r>
         <w:r>
           <w:rPr>
@@ -4690,7 +4663,7 @@
           <w14:ligatures w14:val="standardContextual"/>
         </w:rPr>
       </w:pPr>
-      <w:hyperlink w:anchor="_Toc230007174" w:history="1">
+      <w:hyperlink w:anchor="_Toc231135987" w:history="1">
         <w:r>
           <w:rPr>
             <w:rStyle w:val="afffffff5"/>
@@ -4717,7 +4690,7 @@
             <w:noProof/>
             <w:webHidden/>
           </w:rPr>
-          <w:instrText xml:space="preserve"> PAGEREF _Toc230007174 \h </w:instrText>
+          <w:instrText xml:space="preserve"> PAGEREF _Toc231135987 \h </w:instrText>
         </w:r>
         <w:r>
           <w:rPr>
@@ -4737,7 +4710,7 @@
             <w:noProof/>
             <w:webHidden/>
           </w:rPr>
-          <w:t>35</w:t>
+          <w:t>36</w:t>
         </w:r>
         <w:r>
           <w:rPr>
@@ -4765,7 +4738,7 @@
           <w14:ligatures w14:val="standardContextual"/>
         </w:rPr>
       </w:pPr>
-      <w:hyperlink w:anchor="_Toc230007175" w:history="1">
+      <w:hyperlink w:anchor="_Toc231135988" w:history="1">
         <w:r>
           <w:rPr>
             <w:rStyle w:val="afffffff5"/>
@@ -4792,7 +4765,7 @@
             <w:noProof/>
             <w:webHidden/>
           </w:rPr>
-          <w:instrText xml:space="preserve"> PAGEREF _Toc230007175 \h </w:instrText>
+          <w:instrText xml:space="preserve"> PAGEREF _Toc231135988 \h </w:instrText>
         </w:r>
         <w:r>
           <w:rPr>
@@ -4812,7 +4785,7 @@
             <w:noProof/>
             <w:webHidden/>
           </w:rPr>
-          <w:t>36</w:t>
+          <w:t>37</w:t>
         </w:r>
         <w:r>
           <w:rPr>
@@ -4840,7 +4813,7 @@
           <w14:ligatures w14:val="standardContextual"/>
         </w:rPr>
       </w:pPr>
-      <w:hyperlink w:anchor="_Toc230007176" w:history="1">
+      <w:hyperlink w:anchor="_Toc231135989" w:history="1">
         <w:r>
           <w:rPr>
             <w:rStyle w:val="afffffff5"/>
@@ -4867,7 +4840,7 @@
             <w:noProof/>
             <w:webHidden/>
           </w:rPr>
-          <w:instrText xml:space="preserve"> PAGEREF _Toc230007176 \h </w:instrText>
+          <w:instrText xml:space="preserve"> PAGEREF _Toc231135989 \h </w:instrText>
         </w:r>
         <w:r>
           <w:rPr>
@@ -4887,7 +4860,7 @@
             <w:noProof/>
             <w:webHidden/>
           </w:rPr>
-          <w:t>36</w:t>
+          <w:t>37</w:t>
         </w:r>
         <w:r>
           <w:rPr>
@@ -4915,7 +4888,7 @@
           <w14:ligatures w14:val="standardContextual"/>
         </w:rPr>
       </w:pPr>
-      <w:hyperlink w:anchor="_Toc230007177" w:history="1">
+      <w:hyperlink w:anchor="_Toc231135990" w:history="1">
         <w:r>
           <w:rPr>
             <w:rStyle w:val="afffffff5"/>
@@ -4942,7 +4915,7 @@
             <w:noProof/>
             <w:webHidden/>
           </w:rPr>
-          <w:instrText xml:space="preserve"> PAGEREF _Toc230007177 \h </w:instrText>
+          <w:instrText xml:space="preserve"> PAGEREF _Toc231135990 \h </w:instrText>
         </w:r>
         <w:r>
           <w:rPr>
@@ -4962,7 +4935,7 @@
             <w:noProof/>
             <w:webHidden/>
           </w:rPr>
-          <w:t>37</w:t>
+          <w:t>38</w:t>
         </w:r>
         <w:r>
           <w:rPr>
@@ -4991,7 +4964,7 @@
           <w14:ligatures w14:val="standardContextual"/>
         </w:rPr>
       </w:pPr>
-      <w:hyperlink w:anchor="_Toc230007178" w:history="1">
+      <w:hyperlink w:anchor="_Toc231135991" w:history="1">
         <w:r>
           <w:rPr>
             <w:rStyle w:val="afffffff5"/>
@@ -5018,7 +4991,7 @@
             <w:noProof/>
             <w:webHidden/>
           </w:rPr>
-          <w:instrText xml:space="preserve"> PAGEREF _Toc230007178 \h </w:instrText>
+          <w:instrText xml:space="preserve"> PAGEREF _Toc231135991 \h </w:instrText>
         </w:r>
         <w:r>
           <w:rPr>
@@ -5038,7 +5011,7 @@
             <w:noProof/>
             <w:webHidden/>
           </w:rPr>
-          <w:t>37</w:t>
+          <w:t>38</w:t>
         </w:r>
         <w:r>
           <w:rPr>
@@ -5067,7 +5040,7 @@
           <w14:ligatures w14:val="standardContextual"/>
         </w:rPr>
       </w:pPr>
-      <w:hyperlink w:anchor="_Toc230007179" w:history="1">
+      <w:hyperlink w:anchor="_Toc231135992" w:history="1">
         <w:r>
           <w:rPr>
             <w:rStyle w:val="afffffff5"/>
@@ -5094,7 +5067,7 @@
             <w:noProof/>
             <w:webHidden/>
           </w:rPr>
-          <w:instrText xml:space="preserve"> PAGEREF _Toc230007179 \h </w:instrText>
+          <w:instrText xml:space="preserve"> PAGEREF _Toc231135992 \h </w:instrText>
         </w:r>
         <w:r>
           <w:rPr>
@@ -5114,7 +5087,7 @@
             <w:noProof/>
             <w:webHidden/>
           </w:rPr>
-          <w:t>39</w:t>
+          <w:t>40</w:t>
         </w:r>
         <w:r>
           <w:rPr>
@@ -5142,7 +5115,7 @@
           <w14:ligatures w14:val="standardContextual"/>
         </w:rPr>
       </w:pPr>
-      <w:hyperlink w:anchor="_Toc230007180" w:history="1">
+      <w:hyperlink w:anchor="_Toc231135993" w:history="1">
         <w:r>
           <w:rPr>
             <w:rStyle w:val="afffffff5"/>
@@ -5169,7 +5142,7 @@
             <w:noProof/>
             <w:webHidden/>
           </w:rPr>
-          <w:instrText xml:space="preserve"> PAGEREF _Toc230007180 \h </w:instrText>
+          <w:instrText xml:space="preserve"> PAGEREF _Toc231135993 \h </w:instrText>
         </w:r>
         <w:r>
           <w:rPr>
@@ -5189,7 +5162,7 @@
             <w:noProof/>
             <w:webHidden/>
           </w:rPr>
-          <w:t>39</w:t>
+          <w:t>40</w:t>
         </w:r>
         <w:r>
           <w:rPr>
@@ -5217,7 +5190,7 @@
           <w14:ligatures w14:val="standardContextual"/>
         </w:rPr>
       </w:pPr>
-      <w:hyperlink w:anchor="_Toc230007181" w:history="1">
+      <w:hyperlink w:anchor="_Toc231135994" w:history="1">
         <w:r>
           <w:rPr>
             <w:rStyle w:val="afffffff5"/>
@@ -5244,7 +5217,7 @@
             <w:noProof/>
             <w:webHidden/>
           </w:rPr>
-          <w:instrText xml:space="preserve"> PAGEREF _Toc230007181 \h </w:instrText>
+          <w:instrText xml:space="preserve"> PAGEREF _Toc231135994 \h </w:instrText>
         </w:r>
         <w:r>
           <w:rPr>
@@ -5264,7 +5237,7 @@
             <w:noProof/>
             <w:webHidden/>
           </w:rPr>
-          <w:t>39</w:t>
+          <w:t>40</w:t>
         </w:r>
         <w:r>
           <w:rPr>
@@ -5285,7 +5258,7 @@
       <w:r>
         <w:fldChar w:fldCharType="end"/>
       </w:r>
-      <w:bookmarkStart w:id="1" w:name="_Toc230007125"/>
+      <w:bookmarkStart w:id="1" w:name="_Toc231135938"/>
       <w:r>
         <w:rPr>
           <w:rFonts w:hint="eastAsia"/>
@@ -5301,7 +5274,7 @@
           <w:rFonts w:hint="eastAsia"/>
         </w:rPr>
       </w:pPr>
-      <w:bookmarkStart w:id="2" w:name="_Toc230007126"/>
+      <w:bookmarkStart w:id="2" w:name="_Toc231135939"/>
       <w:r>
         <w:rPr>
           <w:rFonts w:hint="eastAsia"/>
@@ -5438,7 +5411,7 @@
           <w:rFonts w:hint="eastAsia"/>
         </w:rPr>
       </w:pPr>
-      <w:bookmarkStart w:id="3" w:name="_Toc230007127"/>
+      <w:bookmarkStart w:id="3" w:name="_Toc231135940"/>
       <w:r>
         <w:rPr>
           <w:rFonts w:hint="eastAsia"/>
@@ -5493,7 +5466,7 @@
           <w:rFonts w:hint="eastAsia"/>
         </w:rPr>
       </w:pPr>
-      <w:bookmarkStart w:id="4" w:name="_Toc230007128"/>
+      <w:bookmarkStart w:id="4" w:name="_Toc231135941"/>
       <w:r>
         <w:rPr>
           <w:rFonts w:hint="eastAsia"/>
@@ -5743,7 +5716,7 @@
           <w:rFonts w:hint="eastAsia"/>
         </w:rPr>
       </w:pPr>
-      <w:bookmarkStart w:id="5" w:name="_Toc230007129"/>
+      <w:bookmarkStart w:id="5" w:name="_Toc231135942"/>
       <w:r>
         <w:rPr>
           <w:rFonts w:hint="eastAsia"/>
@@ -5967,7 +5940,7 @@
           <w:rFonts w:hint="eastAsia"/>
         </w:rPr>
       </w:pPr>
-      <w:bookmarkStart w:id="6" w:name="_Toc230007130"/>
+      <w:bookmarkStart w:id="6" w:name="_Toc231135943"/>
       <w:r>
         <w:rPr>
           <w:rFonts w:hint="eastAsia"/>
@@ -5983,7 +5956,7 @@
           <w:rFonts w:hint="eastAsia"/>
         </w:rPr>
       </w:pPr>
-      <w:bookmarkStart w:id="7" w:name="_Toc230007131"/>
+      <w:bookmarkStart w:id="7" w:name="_Toc231135944"/>
       <w:r>
         <w:rPr>
           <w:rFonts w:hint="eastAsia"/>
@@ -6025,7 +5998,7 @@
           <w:rFonts w:hint="eastAsia"/>
         </w:rPr>
       </w:pPr>
-      <w:bookmarkStart w:id="8" w:name="_Toc230007132"/>
+      <w:bookmarkStart w:id="8" w:name="_Toc231135945"/>
       <w:r>
         <w:rPr>
           <w:rFonts w:hint="eastAsia"/>
@@ -6396,7 +6369,7 @@
           <w:rFonts w:hint="eastAsia"/>
         </w:rPr>
       </w:pPr>
-      <w:bookmarkStart w:id="9" w:name="_Toc230007133"/>
+      <w:bookmarkStart w:id="9" w:name="_Toc231135946"/>
       <w:r>
         <w:rPr>
           <w:rFonts w:hint="eastAsia"/>
@@ -6967,7 +6940,7 @@
           <w:rFonts w:hint="eastAsia"/>
         </w:rPr>
       </w:pPr>
-      <w:bookmarkStart w:id="10" w:name="_Toc230007134"/>
+      <w:bookmarkStart w:id="10" w:name="_Toc231135947"/>
       <w:r>
         <w:rPr>
           <w:rFonts w:hint="eastAsia"/>
@@ -6983,7 +6956,7 @@
           <w:rFonts w:hint="eastAsia"/>
         </w:rPr>
       </w:pPr>
-      <w:bookmarkStart w:id="11" w:name="_Toc230007135"/>
+      <w:bookmarkStart w:id="11" w:name="_Toc231135948"/>
       <w:r>
         <w:rPr>
           <w:rFonts w:hint="eastAsia"/>
@@ -7152,7 +7125,7 @@
           <w:rFonts w:hint="eastAsia"/>
         </w:rPr>
       </w:pPr>
-      <w:bookmarkStart w:id="12" w:name="_Toc230007136"/>
+      <w:bookmarkStart w:id="12" w:name="_Toc231135949"/>
       <w:r>
         <w:rPr>
           <w:rFonts w:hint="eastAsia"/>
@@ -7181,7 +7154,7 @@
           <w:rFonts w:hint="eastAsia"/>
         </w:rPr>
       </w:pPr>
-      <w:bookmarkStart w:id="13" w:name="_Toc230007137"/>
+      <w:bookmarkStart w:id="13" w:name="_Toc231135950"/>
       <w:r>
         <w:rPr>
           <w:rFonts w:hint="eastAsia"/>
@@ -7200,7 +7173,7 @@
         <w:rPr>
           <w:rFonts w:hint="eastAsia"/>
         </w:rPr>
-        <w:t>本 API 群で使用する `feature_code` は以下の通りとする。Bearer トークン上の作業対象施設について `user_facility_assignments` の有効割当があり、`facility_feature_settings` と `user_facility_feature_settings` の両方で対象 `feature_code` が `is_enabled=true` の場合に API 実行を許可する。画面表示用の `/auth/context` は UX 用キャッシュであり、各業務 API でも同条件を再判定する。</w:t>
+        <w:t>本 API 群で使用する `feature_code` は以下の通りとする。通常アカウントでは、Bearer トークン上の作業対象施設について `user_facility_assignments` の有効割当があり、`facility_feature_settings` と `user_facility_feature_settings` の両方で対象 `feature_code` が `is_enabled=true` の場合に API 実行を許可する。共有システム管理者アカウント（`users.account_type='SYSTEM_ADMIN'`）では、作業対象施設が未削除であることを確認できれば、担当施設割当、施設提供設定、ユーザー施設別設定による通常判定を行わず API 実行を許可する。画面表示用の `/auth/context` は UX 用キャッシュであり、各業務 API でも同条件を再判定する。</w:t>
       </w:r>
     </w:p>
     <w:tbl>
@@ -7461,19 +7434,30 @@
           </w:tcPr>
           <w:p>
             <w:r>
-              <w:t>`user_facility_assignments`, `facility_feature_settings`, `user_facility_feature_settings`</w:t>
-            </w:r>
-          </w:p>
-        </w:tc>
-        <w:tc>
-          <w:tcPr>
-            <w:tcW w:w="1250" w:type="pct"/>
-          </w:tcPr>
-          <w:p>
-            <w:r>
-              <w:rPr>
-                <w:rFonts w:hint="eastAsia"/>
-              </w:rPr>
+              <w:rPr>
+                <w:rFonts w:hint="eastAsia"/>
+              </w:rPr>
+              <w:t xml:space="preserve">通常アカウント: `user_facility_assignments`, `facility_feature_settings`, `user_facility_feature_settings` / 共有システム管理者: `users.account_type`, </w:t>
+            </w:r>
+            <w:r>
+              <w:rPr>
+                <w:rFonts w:hint="eastAsia"/>
+              </w:rPr>
+              <w:lastRenderedPageBreak/>
+              <w:t>`facilities.deleted_at`</w:t>
+            </w:r>
+          </w:p>
+        </w:tc>
+        <w:tc>
+          <w:tcPr>
+            <w:tcW w:w="1250" w:type="pct"/>
+          </w:tcPr>
+          <w:p>
+            <w:r>
+              <w:rPr>
+                <w:rFonts w:hint="eastAsia"/>
+              </w:rPr>
+              <w:lastRenderedPageBreak/>
               <w:t>作業対象施設内の日常点検準備・実施・結果参照を許可する</w:t>
             </w:r>
           </w:p>
@@ -7488,7 +7472,7 @@
           <w:rFonts w:hint="eastAsia"/>
         </w:rPr>
       </w:pPr>
-      <w:bookmarkStart w:id="14" w:name="_Toc230007138"/>
+      <w:bookmarkStart w:id="14" w:name="_Toc231135951"/>
       <w:r>
         <w:rPr>
           <w:rFonts w:hint="eastAsia"/>
@@ -7513,7 +7497,7 @@
         <w:rPr>
           <w:rFonts w:hint="eastAsia"/>
         </w:rPr>
-        <w:t>各 API は Bearer トークン上の作業対象施設に対する実効 `daily_inspection` を都度再判定する</w:t>
+        <w:t>共有システム管理者アカウントでは、Bearer トークン上の作業対象施設が未削除であることを確認し、実効 `daily_inspection` の施設別・ユーザー別 ON/OFF 判定は行わない</w:t>
       </w:r>
     </w:p>
     <w:p>
@@ -7532,8 +7516,7 @@
         <w:rPr>
           <w:rFonts w:hint="eastAsia"/>
         </w:rPr>
-        <w:lastRenderedPageBreak/>
-        <w:t>資産を指定する API は、対象 `asset_ledgers.facility_id` が作業対象施設 ID と一致することを確認する</w:t>
+        <w:t>通常アカウントでは、各 API が Bearer トークン上の作業対象施設に対する実効 `daily_inspection` を都度再判定する</w:t>
       </w:r>
     </w:p>
     <w:p>
@@ -7552,7 +7535,7 @@
         <w:rPr>
           <w:rFonts w:hint="eastAsia"/>
         </w:rPr>
-        <w:t>日常点検対象資産は原則 `asset_ledgers.status='ACTIVE'` とする。`REPAIR` / `RETIRED` / `LOST` など ACTIVE 以外の資産は、オンラインQR再検証では対象資産情報と警告を返すが、結果登録は拒否する</w:t>
+        <w:t>資産を指定する API は、対象 `asset_ledgers.facility_id` が作業対象施設 ID と一致することを確認する</w:t>
       </w:r>
     </w:p>
     <w:p>
@@ -7571,7 +7554,7 @@
         <w:rPr>
           <w:rFonts w:hint="eastAsia"/>
         </w:rPr>
-        <w:t>点検結果を指定する API は、`inspection_results -&gt; inspection_tasks -&gt; asset_ledgers` をたどって作業対象施設内の結果であることを確認する</w:t>
+        <w:t>日常点検対象資産は原則 `asset_ledgers.status='ACTIVE'` とする。`REPAIR` / `RETIRED` / `LOST` など ACTIVE 以外の資産は、オンラインQR再検証では対象資産情報と警告を返すが、結果登録は拒否する</w:t>
       </w:r>
     </w:p>
     <w:p>
@@ -7590,6 +7573,25 @@
         <w:rPr>
           <w:rFonts w:hint="eastAsia"/>
         </w:rPr>
+        <w:t>点検結果を指定する API は、`inspection_results -&gt; inspection_tasks -&gt; asset_ledgers` をたどって作業対象施設内の結果であることを確認する</w:t>
+      </w:r>
+    </w:p>
+    <w:p>
+      <w:pPr>
+        <w:pStyle w:val="afffffff8"/>
+        <w:numPr>
+          <w:ilvl w:val="0"/>
+          <w:numId w:val="4"/>
+        </w:numPr>
+        <w:ind w:leftChars="0"/>
+        <w:rPr>
+          <w:rFonts w:hint="eastAsia"/>
+        </w:rPr>
+      </w:pPr>
+      <w:r>
+        <w:rPr>
+          <w:rFonts w:hint="eastAsia"/>
+        </w:rPr>
         <w:t>日常点検は自施設業務として扱い、協業グループや他施設公開設定は適用しない</w:t>
       </w:r>
     </w:p>
@@ -7600,7 +7602,7 @@
           <w:rFonts w:hint="eastAsia"/>
         </w:rPr>
       </w:pPr>
-      <w:bookmarkStart w:id="15" w:name="_Toc230007139"/>
+      <w:bookmarkStart w:id="15" w:name="_Toc231135952"/>
       <w:r>
         <w:rPr>
           <w:rFonts w:hint="eastAsia"/>
@@ -7720,6 +7722,7 @@
         <w:rPr>
           <w:rFonts w:hint="eastAsia"/>
         </w:rPr>
+        <w:lastRenderedPageBreak/>
         <w:t>端末側は `clientResultId` を生成し、同期 API は同一 `clientResultId` の再送を検出する。現行 DB では専用一意制約を持てないため、同時送信の完全な一意保証は今後拡張事項とする</w:t>
       </w:r>
     </w:p>
@@ -7768,7 +7771,7 @@
           <w:rFonts w:hint="eastAsia"/>
         </w:rPr>
       </w:pPr>
-      <w:bookmarkStart w:id="16" w:name="_Toc230007140"/>
+      <w:bookmarkStart w:id="16" w:name="_Toc231135953"/>
       <w:r>
         <w:rPr>
           <w:rFonts w:hint="eastAsia"/>
@@ -7812,7 +7815,6 @@
         <w:rPr>
           <w:rFonts w:hint="eastAsia"/>
         </w:rPr>
-        <w:lastRenderedPageBreak/>
         <w:t>`/daily-inspection` はQR読取後、端末内PWAパッケージのQR識別子、資産、資産別日常点検設定、日常点検メニュー、点検項目を検索する。資産別日常点検設定行がない場合、または選択タイミングのメニューが未設定の場合は警告を表示し、点検実施画面へ進めない</w:t>
       </w:r>
     </w:p>
@@ -7861,7 +7863,7 @@
           <w:rFonts w:hint="eastAsia"/>
         </w:rPr>
       </w:pPr>
-      <w:bookmarkStart w:id="17" w:name="_Toc230007141"/>
+      <w:bookmarkStart w:id="17" w:name="_Toc231135954"/>
       <w:r>
         <w:rPr>
           <w:rFonts w:hint="eastAsia"/>
@@ -7890,7 +7892,7 @@
           <w:rFonts w:hint="eastAsia"/>
         </w:rPr>
       </w:pPr>
-      <w:bookmarkStart w:id="18" w:name="_Toc230007142"/>
+      <w:bookmarkStart w:id="18" w:name="_Toc231135955"/>
       <w:r>
         <w:rPr>
           <w:rFonts w:hint="eastAsia"/>
@@ -8148,11 +8150,12 @@
           <w:rFonts w:hint="eastAsia"/>
         </w:rPr>
       </w:pPr>
-      <w:bookmarkStart w:id="19" w:name="_Toc230007143"/>
+      <w:bookmarkStart w:id="19" w:name="_Toc231135956"/>
       <w:r>
         <w:rPr>
           <w:rFonts w:hint="eastAsia"/>
         </w:rPr>
+        <w:lastRenderedPageBreak/>
         <w:t>第4章 API 一覧</w:t>
       </w:r>
       <w:bookmarkEnd w:id="19"/>
@@ -8164,7 +8167,7 @@
           <w:rFonts w:hint="eastAsia"/>
         </w:rPr>
       </w:pPr>
-      <w:bookmarkStart w:id="20" w:name="_Toc230007144"/>
+      <w:bookmarkStart w:id="20" w:name="_Toc231135957"/>
       <w:r>
         <w:rPr>
           <w:rFonts w:hint="eastAsia"/>
@@ -8394,7 +8397,6 @@
           </w:tcPr>
           <w:p>
             <w:r>
-              <w:lastRenderedPageBreak/>
               <w:t>2</w:t>
             </w:r>
           </w:p>
@@ -8533,7 +8535,7 @@
           <w:rFonts w:hint="eastAsia"/>
         </w:rPr>
       </w:pPr>
-      <w:bookmarkStart w:id="21" w:name="_Toc230007145"/>
+      <w:bookmarkStart w:id="21" w:name="_Toc231135958"/>
       <w:r>
         <w:rPr>
           <w:rFonts w:hint="eastAsia"/>
@@ -8763,6 +8765,7 @@
           </w:tcPr>
           <w:p>
             <w:r>
+              <w:lastRenderedPageBreak/>
               <w:t>5</w:t>
             </w:r>
           </w:p>
@@ -8833,12 +8836,11 @@
           <w:rFonts w:hint="eastAsia"/>
         </w:rPr>
       </w:pPr>
-      <w:bookmarkStart w:id="22" w:name="_Toc230007146"/>
+      <w:bookmarkStart w:id="22" w:name="_Toc231135959"/>
       <w:r>
         <w:rPr>
           <w:rFonts w:hint="eastAsia"/>
         </w:rPr>
-        <w:lastRenderedPageBreak/>
         <w:t>点検結果（/inspection-result）</w:t>
       </w:r>
       <w:bookmarkEnd w:id="22"/>
@@ -9066,7 +9068,7 @@
           <w:rFonts w:hint="eastAsia"/>
         </w:rPr>
       </w:pPr>
-      <w:bookmarkStart w:id="23" w:name="_Toc230007147"/>
+      <w:bookmarkStart w:id="23" w:name="_Toc231135960"/>
       <w:r>
         <w:rPr>
           <w:rFonts w:hint="eastAsia"/>
@@ -9082,7 +9084,7 @@
           <w:rFonts w:hint="eastAsia"/>
         </w:rPr>
       </w:pPr>
-      <w:bookmarkStart w:id="24" w:name="_Toc230007148"/>
+      <w:bookmarkStart w:id="24" w:name="_Toc231135961"/>
       <w:r>
         <w:rPr>
           <w:rFonts w:hint="eastAsia"/>
@@ -9148,7 +9150,7 @@
           <w:rFonts w:hint="eastAsia"/>
         </w:rPr>
       </w:pPr>
-      <w:bookmarkStart w:id="25" w:name="_Toc230007149"/>
+      <w:bookmarkStart w:id="25" w:name="_Toc231135962"/>
       <w:r>
         <w:rPr>
           <w:rFonts w:hint="eastAsia"/>
@@ -9332,7 +9334,14 @@
               <w:rPr>
                 <w:rFonts w:hint="eastAsia"/>
               </w:rPr>
-              <w:t>端末を識別する任意 ID。未指定時はユーザー単位の最終同期情報を返す</w:t>
+              <w:t>端末を識別する任意 ID。未指定時はユーザー単位</w:t>
+            </w:r>
+            <w:r>
+              <w:rPr>
+                <w:rFonts w:hint="eastAsia"/>
+              </w:rPr>
+              <w:lastRenderedPageBreak/>
+              <w:t>の最終同期情報を返す</w:t>
             </w:r>
           </w:p>
         </w:tc>
@@ -9363,7 +9372,7 @@
         <w:rPr>
           <w:rFonts w:hint="eastAsia"/>
         </w:rPr>
-        <w:t>認可条件: Bearer トークン上の作業対象施設について `user_facility_assignments` に有効割当があること</w:t>
+        <w:t>認可条件: 共有システム管理者アカウント（`users.account_type='SYSTEM_ADMIN'`）の場合は、作業対象施設が未削除であることを確認し、通常アカウント向けの担当施設割当・施設提供設定・ユーザー施設別設定による判定をバイパスする</w:t>
       </w:r>
     </w:p>
     <w:p>
@@ -9376,8 +9385,20 @@
         <w:rPr>
           <w:rFonts w:hint="eastAsia"/>
         </w:rPr>
-        <w:lastRenderedPageBreak/>
-        <w:t>認可条件: Bearer トークン上の作業対象施設について `facility_feature_settings` と `user_facility_feature_settings` の両方で `daily_inspection` が有効であること</w:t>
+        <w:t>認可条件: 通常アカウントの場合、Bearer トークン上の作業対象施設について `user_facility_assignments` に有効割当があること</w:t>
+      </w:r>
+    </w:p>
+    <w:p>
+      <w:pPr>
+        <w:rPr>
+          <w:rFonts w:hint="eastAsia"/>
+        </w:rPr>
+      </w:pPr>
+      <w:r>
+        <w:rPr>
+          <w:rFonts w:hint="eastAsia"/>
+        </w:rPr>
+        <w:t>認可条件: 通常アカウントの場合、Bearer トークン上の作業対象施設について `facility_feature_settings` と `user_facility_feature_settings` の両方で `daily_inspection` が有効であること</w:t>
       </w:r>
     </w:p>
     <w:p>
@@ -9479,7 +9500,7 @@
           <w:rFonts w:hint="eastAsia"/>
         </w:rPr>
       </w:pPr>
-      <w:bookmarkStart w:id="26" w:name="_Toc230007150"/>
+      <w:bookmarkStart w:id="26" w:name="_Toc231135963"/>
       <w:r>
         <w:rPr>
           <w:rFonts w:hint="eastAsia"/>
@@ -9690,6 +9711,7 @@
           </w:tcPr>
           <w:p>
             <w:r>
+              <w:lastRenderedPageBreak/>
               <w:t>dailyMenuCount</w:t>
             </w:r>
           </w:p>
@@ -9917,12 +9939,11 @@
           <w:rFonts w:hint="eastAsia"/>
         </w:rPr>
       </w:pPr>
-      <w:bookmarkStart w:id="27" w:name="_Toc230007151"/>
+      <w:bookmarkStart w:id="27" w:name="_Toc231135964"/>
       <w:r>
         <w:rPr>
           <w:rFonts w:hint="eastAsia"/>
         </w:rPr>
-        <w:lastRenderedPageBreak/>
         <w:t>ステータスコード</w:t>
       </w:r>
       <w:bookmarkEnd w:id="27"/>
@@ -10100,7 +10121,7 @@
               <w:rPr>
                 <w:rFonts w:hint="eastAsia"/>
               </w:rPr>
-              <w:t>作業対象施設に対する実効 `daily_inspection` なし</w:t>
+              <w:t>通常アカウントで作業対象施設に対する実効 `daily_inspection` なし</w:t>
             </w:r>
           </w:p>
         </w:tc>
@@ -10159,7 +10180,7 @@
           <w:rFonts w:hint="eastAsia"/>
         </w:rPr>
       </w:pPr>
-      <w:bookmarkStart w:id="28" w:name="_Toc230007152"/>
+      <w:bookmarkStart w:id="28" w:name="_Toc231135965"/>
       <w:r>
         <w:rPr>
           <w:rFonts w:hint="eastAsia"/>
@@ -10202,6 +10223,7 @@
     </w:p>
     <w:p>
       <w:r>
+        <w:lastRenderedPageBreak/>
         <w:t>Path: /inspection-prep/master/download</w:t>
       </w:r>
     </w:p>
@@ -10225,7 +10247,7 @@
           <w:rFonts w:hint="eastAsia"/>
         </w:rPr>
       </w:pPr>
-      <w:bookmarkStart w:id="29" w:name="_Toc230007153"/>
+      <w:bookmarkStart w:id="29" w:name="_Toc231135966"/>
       <w:r>
         <w:rPr>
           <w:rFonts w:hint="eastAsia"/>
@@ -10440,7 +10462,7 @@
         <w:rPr>
           <w:rFonts w:hint="eastAsia"/>
         </w:rPr>
-        <w:t>認可条件: Bearer トークン上の作業対象施設について `user_facility_assignments` に有効割当があること</w:t>
+        <w:t>認可条件: 共有システム管理者アカウント（`users.account_type='SYSTEM_ADMIN'`）の場合は、作業対象施設が未削除であることを確認し、通常アカウント向けの担当施設割当・施設提供設定・ユーザー施設別設定による判定をバイパスする</w:t>
       </w:r>
     </w:p>
     <w:p>
@@ -10453,8 +10475,20 @@
         <w:rPr>
           <w:rFonts w:hint="eastAsia"/>
         </w:rPr>
-        <w:lastRenderedPageBreak/>
-        <w:t>認可条件: Bearer トークン上の作業対象施設について `facility_feature_settings` と `user_facility_feature_settings` の両方で `daily_inspection` が有効であること</w:t>
+        <w:t>認可条件: 通常アカウントの場合、Bearer トークン上の作業対象施設について `user_facility_assignments` に有効割当があること</w:t>
+      </w:r>
+    </w:p>
+    <w:p>
+      <w:pPr>
+        <w:rPr>
+          <w:rFonts w:hint="eastAsia"/>
+        </w:rPr>
+      </w:pPr>
+      <w:r>
+        <w:rPr>
+          <w:rFonts w:hint="eastAsia"/>
+        </w:rPr>
+        <w:t>認可条件: 通常アカウントの場合、Bearer トークン上の作業対象施設について `facility_feature_settings` と `user_facility_feature_settings` の両方で `daily_inspection` が有効であること</w:t>
       </w:r>
     </w:p>
     <w:p>
@@ -10559,6 +10593,7 @@
         <w:rPr>
           <w:rFonts w:hint="eastAsia"/>
         </w:rPr>
+        <w:lastRenderedPageBreak/>
         <w:t>資産に有効な日常点検設定行がない場合、資産データは返すが `settings` には含めない。クライアントはQR読取後に該当設定がないことを検出し、点検入力画面へ遷移させない</w:t>
       </w:r>
     </w:p>
@@ -10595,7 +10630,7 @@
           <w:rFonts w:hint="eastAsia"/>
         </w:rPr>
       </w:pPr>
-      <w:bookmarkStart w:id="30" w:name="_Toc230007154"/>
+      <w:bookmarkStart w:id="30" w:name="_Toc231135967"/>
       <w:r>
         <w:rPr>
           <w:rFonts w:hint="eastAsia"/>
@@ -10839,26 +10874,18 @@
               <w:rPr>
                 <w:rFonts w:hint="eastAsia"/>
               </w:rPr>
-              <w:t>端末内キャッシュ識別用のパッケージバージョン。例: `downloade</w:t>
-            </w:r>
-            <w:r>
-              <w:rPr>
-                <w:rFonts w:hint="eastAsia"/>
-              </w:rPr>
-              <w:lastRenderedPageBreak/>
-              <w:t>dAt` と作業対象施設IDから生成</w:t>
-            </w:r>
-          </w:p>
-        </w:tc>
-      </w:tr>
-      <w:tr>
-        <w:tc>
-          <w:tcPr>
-            <w:tcW w:w="1250" w:type="pct"/>
-          </w:tcPr>
-          <w:p>
-            <w:r>
-              <w:lastRenderedPageBreak/>
+              <w:t>端末内キャッシュ識別用のパッケージバージョン。例: `downloadedAt` と作業対象施設IDから生成</w:t>
+            </w:r>
+          </w:p>
+        </w:tc>
+      </w:tr>
+      <w:tr>
+        <w:tc>
+          <w:tcPr>
+            <w:tcW w:w="1250" w:type="pct"/>
+          </w:tcPr>
+          <w:p>
+            <w:r>
               <w:t>validUntil</w:t>
             </w:r>
           </w:p>
@@ -11250,6 +11277,7 @@
           </w:tcPr>
           <w:p>
             <w:r>
+              <w:lastRenderedPageBreak/>
               <w:t>qrIdentifiers</w:t>
             </w:r>
           </w:p>
@@ -11655,7 +11683,6 @@
           </w:tcPr>
           <w:p>
             <w:r>
-              <w:lastRenderedPageBreak/>
               <w:t>dailyInspectionConfigured</w:t>
             </w:r>
           </w:p>
@@ -11999,6 +12026,7 @@
           </w:tcPr>
           <w:p>
             <w:r>
+              <w:lastRenderedPageBreak/>
               <w:t>largeClassName</w:t>
             </w:r>
           </w:p>
@@ -12480,7 +12508,6 @@
           </w:tcPr>
           <w:p>
             <w:r>
-              <w:lastRenderedPageBreak/>
               <w:t>itemName</w:t>
             </w:r>
           </w:p>
@@ -12757,6 +12784,7 @@
         <w:rPr>
           <w:rFonts w:hint="eastAsia"/>
         </w:rPr>
+        <w:lastRenderedPageBreak/>
         <w:t>settings要素（DailyInspectionAssetSetting）</w:t>
       </w:r>
     </w:p>
@@ -13189,12 +13217,11 @@
           <w:rFonts w:hint="eastAsia"/>
         </w:rPr>
       </w:pPr>
-      <w:bookmarkStart w:id="31" w:name="_Toc230007155"/>
+      <w:bookmarkStart w:id="31" w:name="_Toc231135968"/>
       <w:r>
         <w:rPr>
           <w:rFonts w:hint="eastAsia"/>
         </w:rPr>
-        <w:lastRenderedPageBreak/>
         <w:t>ステータスコード</w:t>
       </w:r>
       <w:bookmarkEnd w:id="31"/>
@@ -13372,7 +13399,7 @@
               <w:rPr>
                 <w:rFonts w:hint="eastAsia"/>
               </w:rPr>
-              <w:t>作業対象施設に対する実効 `daily_inspection` なし</w:t>
+              <w:t>通常アカウントで作業対象施設に対する実効 `daily_inspection` なし</w:t>
             </w:r>
           </w:p>
         </w:tc>
@@ -13431,7 +13458,7 @@
           <w:rFonts w:hint="eastAsia"/>
         </w:rPr>
       </w:pPr>
-      <w:bookmarkStart w:id="32" w:name="_Toc230007156"/>
+      <w:bookmarkStart w:id="32" w:name="_Toc231135969"/>
       <w:r>
         <w:rPr>
           <w:rFonts w:hint="eastAsia"/>
@@ -13487,6 +13514,7 @@
         <w:rPr>
           <w:rFonts w:hint="eastAsia"/>
         </w:rPr>
+        <w:lastRenderedPageBreak/>
         <w:t>認証: 要（Bearer）</w:t>
       </w:r>
     </w:p>
@@ -13497,7 +13525,7 @@
           <w:rFonts w:hint="eastAsia"/>
         </w:rPr>
       </w:pPr>
-      <w:bookmarkStart w:id="33" w:name="_Toc230007157"/>
+      <w:bookmarkStart w:id="33" w:name="_Toc231135970"/>
       <w:r>
         <w:rPr>
           <w:rFonts w:hint="eastAsia"/>
@@ -14276,6 +14304,7 @@
           </w:tcPr>
           <w:p>
             <w:r>
+              <w:lastRenderedPageBreak/>
               <w:t>overallResult</w:t>
             </w:r>
           </w:p>
@@ -14430,7 +14459,7 @@
         <w:rPr>
           <w:rFonts w:hint="eastAsia"/>
         </w:rPr>
-        <w:t>認可条件: Bearer トークン上の作業対象施設について `user_facility_assignments` に有効割当があること</w:t>
+        <w:t>認可条件: 共有システム管理者アカウント（`users.account_type='SYSTEM_ADMIN'`）の場合は、作業対象施設が未削除であることを確認し、通常アカウント向けの担当施設割当・施設提供設定・ユーザー施設別設定による判定をバイパスする</w:t>
       </w:r>
     </w:p>
     <w:p>
@@ -14443,11 +14472,24 @@
         <w:rPr>
           <w:rFonts w:hint="eastAsia"/>
         </w:rPr>
-        <w:t>認可条件: Bearer トークン上の作業対象施設について `facility_feature_settings` と `user_facility_feature_settings` の両方で `daily_inspection` が有効であること</w:t>
+        <w:t>認可条件: 通常アカウントの場合、Bearer トークン上の作業対象施設について `user_facility_assignments` に有効割当があること</w:t>
       </w:r>
     </w:p>
     <w:p>
       <w:pPr>
+        <w:rPr>
+          <w:rFonts w:hint="eastAsia"/>
+        </w:rPr>
+      </w:pPr>
+      <w:r>
+        <w:rPr>
+          <w:rFonts w:hint="eastAsia"/>
+        </w:rPr>
+        <w:t>認可条件: 通常アカウントの場合、Bearer トークン上の作業対象施設について `facility_feature_settings` と `user_facility_feature_settings` の両方で `daily_inspection` が有効であること</w:t>
+      </w:r>
+    </w:p>
+    <w:p>
+      <w:pPr>
         <w:pStyle w:val="4"/>
         <w:rPr>
           <w:rFonts w:hint="eastAsia"/>
@@ -14457,7 +14499,6 @@
         <w:rPr>
           <w:rFonts w:hint="eastAsia"/>
         </w:rPr>
-        <w:lastRenderedPageBreak/>
         <w:t>処理仕様</w:t>
       </w:r>
     </w:p>
@@ -14523,6 +14564,7 @@
         <w:rPr>
           <w:rFonts w:hint="eastAsia"/>
         </w:rPr>
+        <w:lastRenderedPageBreak/>
         <w:t>`inspection_menus.menu_type='DAILY'` と `daily_timing` を検証する。オフライン同期ではダウンロード後に `is_active=false` へ変更されたメニューでも、メニュー ID と項目 ID が存在し、対象タスクの該当日常メニュー ID と一致する場合は登録を許可する</w:t>
       </w:r>
     </w:p>
@@ -14628,7 +14670,6 @@
         <w:rPr>
           <w:rFonts w:hint="eastAsia"/>
         </w:rPr>
-        <w:lastRenderedPageBreak/>
         <w:t>永続化マッピング</w:t>
       </w:r>
     </w:p>
@@ -14936,6 +14977,7 @@
           </w:tcPr>
           <w:p>
             <w:r>
+              <w:lastRenderedPageBreak/>
               <w:t>`inspection_results`</w:t>
             </w:r>
           </w:p>
@@ -15082,7 +15124,7 @@
           <w:rFonts w:hint="eastAsia"/>
         </w:rPr>
       </w:pPr>
-      <w:bookmarkStart w:id="34" w:name="_Toc230007158"/>
+      <w:bookmarkStart w:id="34" w:name="_Toc231135971"/>
       <w:r>
         <w:rPr>
           <w:rFonts w:hint="eastAsia"/>
@@ -15338,7 +15380,6 @@
           </w:tcPr>
           <w:p>
             <w:r>
-              <w:lastRenderedPageBreak/>
               <w:t>results</w:t>
             </w:r>
           </w:p>
@@ -15637,6 +15678,7 @@
           </w:tcPr>
           <w:p>
             <w:r>
+              <w:lastRenderedPageBreak/>
               <w:t>lendingStatusUpdateStatus</w:t>
             </w:r>
           </w:p>
@@ -15771,7 +15813,7 @@
           <w:rFonts w:hint="eastAsia"/>
         </w:rPr>
       </w:pPr>
-      <w:bookmarkStart w:id="35" w:name="_Toc230007159"/>
+      <w:bookmarkStart w:id="35" w:name="_Toc231135972"/>
       <w:r>
         <w:rPr>
           <w:rFonts w:hint="eastAsia"/>
@@ -15988,7 +16030,7 @@
               <w:rPr>
                 <w:rFonts w:hint="eastAsia"/>
               </w:rPr>
-              <w:t>作業対象施設に対する実効 `daily_inspection` なし</w:t>
+              <w:t>通常アカウントで作業対象施設に対する実効 `daily_inspection` なし</w:t>
             </w:r>
           </w:p>
         </w:tc>
@@ -16047,12 +16089,11 @@
           <w:rFonts w:hint="eastAsia"/>
         </w:rPr>
       </w:pPr>
-      <w:bookmarkStart w:id="36" w:name="_Toc230007160"/>
+      <w:bookmarkStart w:id="36" w:name="_Toc231135973"/>
       <w:r>
         <w:rPr>
           <w:rFonts w:hint="eastAsia"/>
         </w:rPr>
-        <w:lastRenderedPageBreak/>
         <w:t>オンラインQR資産再検証（/daily-inspection/assets/by-qr/{qrCode}）</w:t>
       </w:r>
       <w:bookmarkEnd w:id="36"/>
@@ -16114,11 +16155,12 @@
           <w:rFonts w:hint="eastAsia"/>
         </w:rPr>
       </w:pPr>
-      <w:bookmarkStart w:id="37" w:name="_Toc230007161"/>
+      <w:bookmarkStart w:id="37" w:name="_Toc231135974"/>
       <w:r>
         <w:rPr>
           <w:rFonts w:hint="eastAsia"/>
         </w:rPr>
+        <w:lastRenderedPageBreak/>
         <w:t>リクエストパラメータ</w:t>
       </w:r>
       <w:bookmarkEnd w:id="37"/>
@@ -16439,7 +16481,7 @@
         <w:rPr>
           <w:rFonts w:hint="eastAsia"/>
         </w:rPr>
-        <w:t>認可条件: Bearer トークン上の作業対象施設について `user_facility_assignments` に有効割当があること</w:t>
+        <w:t>認可条件: 共有システム管理者アカウント（`users.account_type='SYSTEM_ADMIN'`）の場合は、作業対象施設が未削除であることを確認し、通常アカウント向けの担当施設割当・施設提供設定・ユーザー施設別設定による判定をバイパスする</w:t>
       </w:r>
     </w:p>
     <w:p>
@@ -16452,8 +16494,20 @@
         <w:rPr>
           <w:rFonts w:hint="eastAsia"/>
         </w:rPr>
-        <w:lastRenderedPageBreak/>
-        <w:t>認可条件: Bearer トークン上の作業対象施設について `facility_feature_settings` と `user_facility_feature_settings` の両方で `daily_inspection` が有効であること</w:t>
+        <w:t>認可条件: 通常アカウントの場合、Bearer トークン上の作業対象施設について `user_facility_assignments` に有効割当があること</w:t>
+      </w:r>
+    </w:p>
+    <w:p>
+      <w:pPr>
+        <w:rPr>
+          <w:rFonts w:hint="eastAsia"/>
+        </w:rPr>
+      </w:pPr>
+      <w:r>
+        <w:rPr>
+          <w:rFonts w:hint="eastAsia"/>
+        </w:rPr>
+        <w:t>認可条件: 通常アカウントの場合、Bearer トークン上の作業対象施設について `facility_feature_settings` と `user_facility_feature_settings` の両方で `daily_inspection` が有効であること</w:t>
       </w:r>
     </w:p>
     <w:p>
@@ -16506,6 +16560,7 @@
         <w:rPr>
           <w:rFonts w:hint="eastAsia"/>
         </w:rPr>
+        <w:lastRenderedPageBreak/>
         <w:t>対象資産の `facility_id` が作業対象施設 ID と一致することを確認する</w:t>
       </w:r>
     </w:p>
@@ -16607,7 +16662,7 @@
           <w:rFonts w:hint="eastAsia"/>
         </w:rPr>
       </w:pPr>
-      <w:bookmarkStart w:id="38" w:name="_Toc230007162"/>
+      <w:bookmarkStart w:id="38" w:name="_Toc231135975"/>
       <w:r>
         <w:rPr>
           <w:rFonts w:hint="eastAsia"/>
@@ -16773,173 +16828,176 @@
           </w:tcPr>
           <w:p>
             <w:r>
+              <w:t>setting</w:t>
+            </w:r>
+          </w:p>
+        </w:tc>
+        <w:tc>
+          <w:tcPr>
+            <w:tcW w:w="1250" w:type="pct"/>
+          </w:tcPr>
+          <w:p>
+            <w:r>
+              <w:t>DailyInspectionAssetSetting</w:t>
+            </w:r>
+          </w:p>
+        </w:tc>
+        <w:tc>
+          <w:tcPr>
+            <w:tcW w:w="1250" w:type="pct"/>
+          </w:tcPr>
+          <w:p>
+            <w:r>
+              <w:t>-</w:t>
+            </w:r>
+          </w:p>
+        </w:tc>
+        <w:tc>
+          <w:tcPr>
+            <w:tcW w:w="1250" w:type="pct"/>
+          </w:tcPr>
+          <w:p>
+            <w:r>
+              <w:rPr>
+                <w:rFonts w:hint="eastAsia"/>
+              </w:rPr>
+              <w:t>資産別日常点検設定。未登録時は null</w:t>
+            </w:r>
+          </w:p>
+        </w:tc>
+      </w:tr>
+      <w:tr>
+        <w:tc>
+          <w:tcPr>
+            <w:tcW w:w="1250" w:type="pct"/>
+          </w:tcPr>
+          <w:p>
+            <w:r>
+              <w:t>menus</w:t>
+            </w:r>
+          </w:p>
+        </w:tc>
+        <w:tc>
+          <w:tcPr>
+            <w:tcW w:w="1250" w:type="pct"/>
+          </w:tcPr>
+          <w:p>
+            <w:r>
+              <w:t>DailyInspectionMenu[]</w:t>
+            </w:r>
+          </w:p>
+        </w:tc>
+        <w:tc>
+          <w:tcPr>
+            <w:tcW w:w="1250" w:type="pct"/>
+          </w:tcPr>
+          <w:p>
+            <w:r>
+              <w:t>✓</w:t>
+            </w:r>
+          </w:p>
+        </w:tc>
+        <w:tc>
+          <w:tcPr>
+            <w:tcW w:w="1250" w:type="pct"/>
+          </w:tcPr>
+          <w:p>
+            <w:r>
+              <w:rPr>
+                <w:rFonts w:hint="eastAsia"/>
+              </w:rPr>
+              <w:t>利用可能な日常点検メニュー候補</w:t>
+            </w:r>
+          </w:p>
+        </w:tc>
+      </w:tr>
+      <w:tr>
+        <w:tc>
+          <w:tcPr>
+            <w:tcW w:w="1250" w:type="pct"/>
+          </w:tcPr>
+          <w:p>
+            <w:r>
+              <w:t>canRegisterResult</w:t>
+            </w:r>
+          </w:p>
+        </w:tc>
+        <w:tc>
+          <w:tcPr>
+            <w:tcW w:w="1250" w:type="pct"/>
+          </w:tcPr>
+          <w:p>
+            <w:r>
+              <w:t>boolean</w:t>
+            </w:r>
+          </w:p>
+        </w:tc>
+        <w:tc>
+          <w:tcPr>
+            <w:tcW w:w="1250" w:type="pct"/>
+          </w:tcPr>
+          <w:p>
+            <w:r>
+              <w:t>✓</w:t>
+            </w:r>
+          </w:p>
+        </w:tc>
+        <w:tc>
+          <w:tcPr>
+            <w:tcW w:w="1250" w:type="pct"/>
+          </w:tcPr>
+          <w:p>
+            <w:r>
+              <w:rPr>
+                <w:rFonts w:hint="eastAsia"/>
+              </w:rPr>
+              <w:t>結果登録に必要な `inspectionTaskId` が解決できる場合 true</w:t>
+            </w:r>
+          </w:p>
+        </w:tc>
+      </w:tr>
+      <w:tr>
+        <w:tc>
+          <w:tcPr>
+            <w:tcW w:w="1250" w:type="pct"/>
+          </w:tcPr>
+          <w:p>
+            <w:r>
+              <w:t>warningCode</w:t>
+            </w:r>
+          </w:p>
+        </w:tc>
+        <w:tc>
+          <w:tcPr>
+            <w:tcW w:w="1250" w:type="pct"/>
+          </w:tcPr>
+          <w:p>
+            <w:r>
+              <w:t>string</w:t>
+            </w:r>
+          </w:p>
+        </w:tc>
+        <w:tc>
+          <w:tcPr>
+            <w:tcW w:w="1250" w:type="pct"/>
+          </w:tcPr>
+          <w:p>
+            <w:r>
+              <w:t>-</w:t>
+            </w:r>
+          </w:p>
+        </w:tc>
+        <w:tc>
+          <w:tcPr>
+            <w:tcW w:w="1250" w:type="pct"/>
+          </w:tcPr>
+          <w:p>
+            <w:r>
+              <w:t>`NO_DAILY_MENU` / `DAILY_INSP</w:t>
+            </w:r>
+            <w:r>
               <w:lastRenderedPageBreak/>
-              <w:t>setting</w:t>
-            </w:r>
-          </w:p>
-        </w:tc>
-        <w:tc>
-          <w:tcPr>
-            <w:tcW w:w="1250" w:type="pct"/>
-          </w:tcPr>
-          <w:p>
-            <w:r>
-              <w:t>DailyInspectionAssetSetting</w:t>
-            </w:r>
-          </w:p>
-        </w:tc>
-        <w:tc>
-          <w:tcPr>
-            <w:tcW w:w="1250" w:type="pct"/>
-          </w:tcPr>
-          <w:p>
-            <w:r>
-              <w:t>-</w:t>
-            </w:r>
-          </w:p>
-        </w:tc>
-        <w:tc>
-          <w:tcPr>
-            <w:tcW w:w="1250" w:type="pct"/>
-          </w:tcPr>
-          <w:p>
-            <w:r>
-              <w:rPr>
-                <w:rFonts w:hint="eastAsia"/>
-              </w:rPr>
-              <w:t>資産別日常点検設定。未登録時は null</w:t>
-            </w:r>
-          </w:p>
-        </w:tc>
-      </w:tr>
-      <w:tr>
-        <w:tc>
-          <w:tcPr>
-            <w:tcW w:w="1250" w:type="pct"/>
-          </w:tcPr>
-          <w:p>
-            <w:r>
-              <w:t>menus</w:t>
-            </w:r>
-          </w:p>
-        </w:tc>
-        <w:tc>
-          <w:tcPr>
-            <w:tcW w:w="1250" w:type="pct"/>
-          </w:tcPr>
-          <w:p>
-            <w:r>
-              <w:t>DailyInspectionMenu[]</w:t>
-            </w:r>
-          </w:p>
-        </w:tc>
-        <w:tc>
-          <w:tcPr>
-            <w:tcW w:w="1250" w:type="pct"/>
-          </w:tcPr>
-          <w:p>
-            <w:r>
-              <w:t>✓</w:t>
-            </w:r>
-          </w:p>
-        </w:tc>
-        <w:tc>
-          <w:tcPr>
-            <w:tcW w:w="1250" w:type="pct"/>
-          </w:tcPr>
-          <w:p>
-            <w:r>
-              <w:rPr>
-                <w:rFonts w:hint="eastAsia"/>
-              </w:rPr>
-              <w:t>利用可能な日常点検メニュー候補</w:t>
-            </w:r>
-          </w:p>
-        </w:tc>
-      </w:tr>
-      <w:tr>
-        <w:tc>
-          <w:tcPr>
-            <w:tcW w:w="1250" w:type="pct"/>
-          </w:tcPr>
-          <w:p>
-            <w:r>
-              <w:t>canRegisterResult</w:t>
-            </w:r>
-          </w:p>
-        </w:tc>
-        <w:tc>
-          <w:tcPr>
-            <w:tcW w:w="1250" w:type="pct"/>
-          </w:tcPr>
-          <w:p>
-            <w:r>
-              <w:t>boolean</w:t>
-            </w:r>
-          </w:p>
-        </w:tc>
-        <w:tc>
-          <w:tcPr>
-            <w:tcW w:w="1250" w:type="pct"/>
-          </w:tcPr>
-          <w:p>
-            <w:r>
-              <w:t>✓</w:t>
-            </w:r>
-          </w:p>
-        </w:tc>
-        <w:tc>
-          <w:tcPr>
-            <w:tcW w:w="1250" w:type="pct"/>
-          </w:tcPr>
-          <w:p>
-            <w:r>
-              <w:rPr>
-                <w:rFonts w:hint="eastAsia"/>
-              </w:rPr>
-              <w:t>結果登録に必要な `inspectionTaskId` が解決できる場合 true</w:t>
-            </w:r>
-          </w:p>
-        </w:tc>
-      </w:tr>
-      <w:tr>
-        <w:tc>
-          <w:tcPr>
-            <w:tcW w:w="1250" w:type="pct"/>
-          </w:tcPr>
-          <w:p>
-            <w:r>
-              <w:t>warningCode</w:t>
-            </w:r>
-          </w:p>
-        </w:tc>
-        <w:tc>
-          <w:tcPr>
-            <w:tcW w:w="1250" w:type="pct"/>
-          </w:tcPr>
-          <w:p>
-            <w:r>
-              <w:t>string</w:t>
-            </w:r>
-          </w:p>
-        </w:tc>
-        <w:tc>
-          <w:tcPr>
-            <w:tcW w:w="1250" w:type="pct"/>
-          </w:tcPr>
-          <w:p>
-            <w:r>
-              <w:t>-</w:t>
-            </w:r>
-          </w:p>
-        </w:tc>
-        <w:tc>
-          <w:tcPr>
-            <w:tcW w:w="1250" w:type="pct"/>
-          </w:tcPr>
-          <w:p>
-            <w:r>
-              <w:t>`NO_DAILY_MENU` / `DAILY_INSPECTION_TASK_REQUIRED` / `DAILY_TIMING_MENU_REQUIRED` / `DAILY_INSPECTION_ASSET_NOT_TARGET`</w:t>
+              <w:t>ECTION_TASK_REQUIRED` / `DAILY_TIMING_MENU_REQUIRED` / `DAILY_INSPECTION_ASSET_NOT_TARGET`</w:t>
             </w:r>
           </w:p>
         </w:tc>
@@ -16953,7 +17011,7 @@
           <w:rFonts w:hint="eastAsia"/>
         </w:rPr>
       </w:pPr>
-      <w:bookmarkStart w:id="39" w:name="_Toc230007163"/>
+      <w:bookmarkStart w:id="39" w:name="_Toc231135976"/>
       <w:r>
         <w:rPr>
           <w:rFonts w:hint="eastAsia"/>
@@ -17170,7 +17228,7 @@
               <w:rPr>
                 <w:rFonts w:hint="eastAsia"/>
               </w:rPr>
-              <w:t>作業対象施設に対する実効 `daily_inspection` なし、または対象施設不一致</w:t>
+              <w:t>通常アカウントで作業対象施設に対する実効 `daily_inspection` なし、または対象施設不一致</w:t>
             </w:r>
           </w:p>
         </w:tc>
@@ -17264,12 +17322,11 @@
           <w:rFonts w:hint="eastAsia"/>
         </w:rPr>
       </w:pPr>
-      <w:bookmarkStart w:id="40" w:name="_Toc230007164"/>
+      <w:bookmarkStart w:id="40" w:name="_Toc231135977"/>
       <w:r>
         <w:rPr>
           <w:rFonts w:hint="eastAsia"/>
         </w:rPr>
-        <w:lastRenderedPageBreak/>
         <w:t>日常点検結果登録（/daily-inspection/results）</w:t>
       </w:r>
       <w:bookmarkEnd w:id="40"/>
@@ -17331,11 +17388,12 @@
           <w:rFonts w:hint="eastAsia"/>
         </w:rPr>
       </w:pPr>
-      <w:bookmarkStart w:id="41" w:name="_Toc230007165"/>
+      <w:bookmarkStart w:id="41" w:name="_Toc231135978"/>
       <w:r>
         <w:rPr>
           <w:rFonts w:hint="eastAsia"/>
         </w:rPr>
+        <w:lastRenderedPageBreak/>
         <w:t>リクエスト（DailyInspectionResultCreateRequest）</w:t>
       </w:r>
       <w:bookmarkEnd w:id="41"/>
@@ -17986,7 +18044,6 @@
           </w:tcPr>
           <w:p>
             <w:r>
-              <w:lastRenderedPageBreak/>
               <w:t>remarks</w:t>
             </w:r>
           </w:p>
@@ -18083,6 +18140,7 @@
         <w:rPr>
           <w:rFonts w:hint="eastAsia"/>
         </w:rPr>
+        <w:lastRenderedPageBreak/>
         <w:t>resultDetails要素（DailyInspectionResultDetailInput）</w:t>
       </w:r>
     </w:p>
@@ -18616,7 +18674,7 @@
         <w:rPr>
           <w:rFonts w:hint="eastAsia"/>
         </w:rPr>
-        <w:t>認可条件: Bearer トークン上の作業対象施設について `user_facility_assignments` に有効割当があること</w:t>
+        <w:t>認可条件: 共有システム管理者アカウント（`users.account_type='SYSTEM_ADMIN'`）の場合は、作業対象施設が未削除であることを確認し、通常アカウント向けの担当施設割当・施設提供設定・ユーザー施設別設定による判定をバイパスする</w:t>
       </w:r>
     </w:p>
     <w:p>
@@ -18629,11 +18687,24 @@
         <w:rPr>
           <w:rFonts w:hint="eastAsia"/>
         </w:rPr>
-        <w:t>認可条件: Bearer トークン上の作業対象施設について `facility_feature_settings` と `user_facility_feature_settings` の両方で `daily_inspection` が有効であること</w:t>
+        <w:t>認可条件: 通常アカウントの場合、Bearer トークン上の作業対象施設について `user_facility_assignments` に有効割当があること</w:t>
       </w:r>
     </w:p>
     <w:p>
       <w:pPr>
+        <w:rPr>
+          <w:rFonts w:hint="eastAsia"/>
+        </w:rPr>
+      </w:pPr>
+      <w:r>
+        <w:rPr>
+          <w:rFonts w:hint="eastAsia"/>
+        </w:rPr>
+        <w:t>認可条件: 通常アカウントの場合、Bearer トークン上の作業対象施設について `facility_feature_settings` と `user_facility_feature_settings` の両方で `daily_inspection` が有効であること</w:t>
+      </w:r>
+    </w:p>
+    <w:p>
+      <w:pPr>
         <w:pStyle w:val="4"/>
         <w:rPr>
           <w:rFonts w:hint="eastAsia"/>
@@ -18643,7 +18714,6 @@
         <w:rPr>
           <w:rFonts w:hint="eastAsia"/>
         </w:rPr>
-        <w:lastRenderedPageBreak/>
         <w:t>処理仕様</w:t>
       </w:r>
     </w:p>
@@ -18670,6 +18740,7 @@
         <w:rPr>
           <w:rFonts w:hint="eastAsia"/>
         </w:rPr>
+        <w:lastRenderedPageBreak/>
         <w:t>対象資産が作業対象施設内に存在し、`asset_ledgers.status='ACTIVE'` であることを検証する</w:t>
       </w:r>
     </w:p>
@@ -18784,7 +18855,7 @@
           <w:rFonts w:hint="eastAsia"/>
         </w:rPr>
       </w:pPr>
-      <w:bookmarkStart w:id="42" w:name="_Toc230007166"/>
+      <w:bookmarkStart w:id="42" w:name="_Toc231135979"/>
       <w:r>
         <w:rPr>
           <w:rFonts w:hint="eastAsia"/>
@@ -19157,57 +19228,59 @@
           </w:tcPr>
           <w:p>
             <w:r>
-              <w:t>`UPDATED` / `NOT_TARGET` / `SKIPPED_TRANSITIO</w:t>
-            </w:r>
-            <w:r>
+              <w:t>`UPDATED` / `NOT_TARGET` / `SKIPPED_TRANSITION_NOT_ALLOWED`</w:t>
+            </w:r>
+          </w:p>
+        </w:tc>
+      </w:tr>
+      <w:tr>
+        <w:tc>
+          <w:tcPr>
+            <w:tcW w:w="1250" w:type="pct"/>
+          </w:tcPr>
+          <w:p>
+            <w:r>
+              <w:t>repairRequestSeed</w:t>
+            </w:r>
+          </w:p>
+        </w:tc>
+        <w:tc>
+          <w:tcPr>
+            <w:tcW w:w="1250" w:type="pct"/>
+          </w:tcPr>
+          <w:p>
+            <w:r>
+              <w:t>RepairRequestSeed</w:t>
+            </w:r>
+          </w:p>
+        </w:tc>
+        <w:tc>
+          <w:tcPr>
+            <w:tcW w:w="1250" w:type="pct"/>
+          </w:tcPr>
+          <w:p>
+            <w:r>
+              <w:t>-</w:t>
+            </w:r>
+          </w:p>
+        </w:tc>
+        <w:tc>
+          <w:tcPr>
+            <w:tcW w:w="1250" w:type="pct"/>
+          </w:tcPr>
+          <w:p>
+            <w:r>
+              <w:rPr>
+                <w:rFonts w:hint="eastAsia"/>
+              </w:rPr>
+              <w:t>修理申請へ連携する初期値。`overallRe</w:t>
+            </w:r>
+            <w:r>
+              <w:rPr>
+                <w:rFonts w:hint="eastAsia"/>
+              </w:rPr>
               <w:lastRenderedPageBreak/>
-              <w:t>N_NOT_ALLOWED`</w:t>
-            </w:r>
-          </w:p>
-        </w:tc>
-      </w:tr>
-      <w:tr>
-        <w:tc>
-          <w:tcPr>
-            <w:tcW w:w="1250" w:type="pct"/>
-          </w:tcPr>
-          <w:p>
-            <w:r>
-              <w:lastRenderedPageBreak/>
-              <w:t>repairRequestSeed</w:t>
-            </w:r>
-          </w:p>
-        </w:tc>
-        <w:tc>
-          <w:tcPr>
-            <w:tcW w:w="1250" w:type="pct"/>
-          </w:tcPr>
-          <w:p>
-            <w:r>
-              <w:t>RepairRequestSeed</w:t>
-            </w:r>
-          </w:p>
-        </w:tc>
-        <w:tc>
-          <w:tcPr>
-            <w:tcW w:w="1250" w:type="pct"/>
-          </w:tcPr>
-          <w:p>
-            <w:r>
-              <w:t>-</w:t>
-            </w:r>
-          </w:p>
-        </w:tc>
-        <w:tc>
-          <w:tcPr>
-            <w:tcW w:w="1250" w:type="pct"/>
-          </w:tcPr>
-          <w:p>
-            <w:r>
-              <w:rPr>
-                <w:rFonts w:hint="eastAsia"/>
-              </w:rPr>
-              <w:t>修理申請へ連携する初期値。`overallResult=REPAIR_REQUEST` の場合に返す</w:t>
+              <w:t>sult=REPAIR_REQUEST` の場合に返す</w:t>
             </w:r>
           </w:p>
         </w:tc>
@@ -19882,7 +19955,7 @@
           <w:rFonts w:hint="eastAsia"/>
         </w:rPr>
       </w:pPr>
-      <w:bookmarkStart w:id="43" w:name="_Toc230007167"/>
+      <w:bookmarkStart w:id="43" w:name="_Toc231135980"/>
       <w:r>
         <w:rPr>
           <w:rFonts w:hint="eastAsia"/>
@@ -20086,77 +20159,77 @@
           </w:tcPr>
           <w:p>
             <w:r>
+              <w:t>403</w:t>
+            </w:r>
+          </w:p>
+        </w:tc>
+        <w:tc>
+          <w:tcPr>
+            <w:tcW w:w="1667" w:type="pct"/>
+          </w:tcPr>
+          <w:p>
+            <w:r>
+              <w:rPr>
+                <w:rFonts w:hint="eastAsia"/>
+              </w:rPr>
+              <w:t>通常アカウントで作業対象施設に対する実効 `daily_inspection` なし、または対象施設不一致</w:t>
+            </w:r>
+          </w:p>
+        </w:tc>
+        <w:tc>
+          <w:tcPr>
+            <w:tcW w:w="1667" w:type="pct"/>
+          </w:tcPr>
+          <w:p>
+            <w:r>
+              <w:t>ErrorResponse</w:t>
+            </w:r>
+          </w:p>
+        </w:tc>
+      </w:tr>
+      <w:tr>
+        <w:tc>
+          <w:tcPr>
+            <w:tcW w:w="1666" w:type="pct"/>
+          </w:tcPr>
+          <w:p>
+            <w:r>
+              <w:t>404</w:t>
+            </w:r>
+          </w:p>
+        </w:tc>
+        <w:tc>
+          <w:tcPr>
+            <w:tcW w:w="1667" w:type="pct"/>
+          </w:tcPr>
+          <w:p>
+            <w:r>
+              <w:rPr>
+                <w:rFonts w:hint="eastAsia"/>
+              </w:rPr>
+              <w:t>対象資産、点検タスク、点検メニュー、点検項目が存在しない</w:t>
+            </w:r>
+          </w:p>
+        </w:tc>
+        <w:tc>
+          <w:tcPr>
+            <w:tcW w:w="1667" w:type="pct"/>
+          </w:tcPr>
+          <w:p>
+            <w:r>
+              <w:t>ErrorResponse</w:t>
+            </w:r>
+          </w:p>
+        </w:tc>
+      </w:tr>
+      <w:tr>
+        <w:tc>
+          <w:tcPr>
+            <w:tcW w:w="1666" w:type="pct"/>
+          </w:tcPr>
+          <w:p>
+            <w:r>
               <w:lastRenderedPageBreak/>
-              <w:t>403</w:t>
-            </w:r>
-          </w:p>
-        </w:tc>
-        <w:tc>
-          <w:tcPr>
-            <w:tcW w:w="1667" w:type="pct"/>
-          </w:tcPr>
-          <w:p>
-            <w:r>
-              <w:rPr>
-                <w:rFonts w:hint="eastAsia"/>
-              </w:rPr>
-              <w:t>作業対象施設に対する実効 `daily_inspection` なし、または対象施設不一致</w:t>
-            </w:r>
-          </w:p>
-        </w:tc>
-        <w:tc>
-          <w:tcPr>
-            <w:tcW w:w="1667" w:type="pct"/>
-          </w:tcPr>
-          <w:p>
-            <w:r>
-              <w:t>ErrorResponse</w:t>
-            </w:r>
-          </w:p>
-        </w:tc>
-      </w:tr>
-      <w:tr>
-        <w:tc>
-          <w:tcPr>
-            <w:tcW w:w="1666" w:type="pct"/>
-          </w:tcPr>
-          <w:p>
-            <w:r>
-              <w:t>404</w:t>
-            </w:r>
-          </w:p>
-        </w:tc>
-        <w:tc>
-          <w:tcPr>
-            <w:tcW w:w="1667" w:type="pct"/>
-          </w:tcPr>
-          <w:p>
-            <w:r>
-              <w:rPr>
-                <w:rFonts w:hint="eastAsia"/>
-              </w:rPr>
-              <w:t>対象資産、点検タスク、点検メニュー、点検項目が存在しない</w:t>
-            </w:r>
-          </w:p>
-        </w:tc>
-        <w:tc>
-          <w:tcPr>
-            <w:tcW w:w="1667" w:type="pct"/>
-          </w:tcPr>
-          <w:p>
-            <w:r>
-              <w:t>ErrorResponse</w:t>
-            </w:r>
-          </w:p>
-        </w:tc>
-      </w:tr>
-      <w:tr>
-        <w:tc>
-          <w:tcPr>
-            <w:tcW w:w="1666" w:type="pct"/>
-          </w:tcPr>
-          <w:p>
-            <w:r>
               <w:t>409</w:t>
             </w:r>
           </w:p>
@@ -20264,7 +20337,7 @@
           <w:rFonts w:hint="eastAsia"/>
         </w:rPr>
       </w:pPr>
-      <w:bookmarkStart w:id="44" w:name="_Toc230007168"/>
+      <w:bookmarkStart w:id="44" w:name="_Toc231135981"/>
       <w:r>
         <w:rPr>
           <w:rFonts w:hint="eastAsia"/>
@@ -20330,7 +20403,7 @@
           <w:rFonts w:hint="eastAsia"/>
         </w:rPr>
       </w:pPr>
-      <w:bookmarkStart w:id="45" w:name="_Toc230007169"/>
+      <w:bookmarkStart w:id="45" w:name="_Toc231135982"/>
       <w:r>
         <w:rPr>
           <w:rFonts w:hint="eastAsia"/>
@@ -20532,7 +20605,6 @@
         <w:rPr>
           <w:rFonts w:hint="eastAsia"/>
         </w:rPr>
-        <w:lastRenderedPageBreak/>
         <w:t>権限チェック</w:t>
       </w:r>
     </w:p>
@@ -20546,7 +20618,7 @@
         <w:rPr>
           <w:rFonts w:hint="eastAsia"/>
         </w:rPr>
-        <w:t>認可条件: Bearer トークン上の作業対象施設について `user_facility_assignments` に有効割当があること</w:t>
+        <w:t>認可条件: 共有システム管理者アカウント（`users.account_type='SYSTEM_ADMIN'`）の場合は、作業対象施設が未削除であることを確認し、通常アカウント向けの担当施設割当・施設提供設定・ユーザー施設別設定による判定をバイパスする</w:t>
       </w:r>
     </w:p>
     <w:p>
@@ -20559,7 +20631,21 @@
         <w:rPr>
           <w:rFonts w:hint="eastAsia"/>
         </w:rPr>
-        <w:t>認可条件: Bearer トークン上の作業対象施設について `facility_feature_settings` と `user_facility_feature_settings` の両方で `daily_inspection` が有効であること</w:t>
+        <w:lastRenderedPageBreak/>
+        <w:t>認可条件: 通常アカウントの場合、Bearer トークン上の作業対象施設について `user_facility_assignments` に有効割当があること</w:t>
+      </w:r>
+    </w:p>
+    <w:p>
+      <w:pPr>
+        <w:rPr>
+          <w:rFonts w:hint="eastAsia"/>
+        </w:rPr>
+      </w:pPr>
+      <w:r>
+        <w:rPr>
+          <w:rFonts w:hint="eastAsia"/>
+        </w:rPr>
+        <w:t>認可条件: 通常アカウントの場合、Bearer トークン上の作業対象施設について `facility_feature_settings` と `user_facility_feature_settings` の両方で `daily_inspection` が有効であること</w:t>
       </w:r>
     </w:p>
     <w:p>
@@ -20661,7 +20747,7 @@
           <w:rFonts w:hint="eastAsia"/>
         </w:rPr>
       </w:pPr>
-      <w:bookmarkStart w:id="46" w:name="_Toc230007170"/>
+      <w:bookmarkStart w:id="46" w:name="_Toc231135983"/>
       <w:r>
         <w:rPr>
           <w:rFonts w:hint="eastAsia"/>
@@ -22362,7 +22448,7 @@
           <w:rFonts w:hint="eastAsia"/>
         </w:rPr>
       </w:pPr>
-      <w:bookmarkStart w:id="47" w:name="_Toc230007171"/>
+      <w:bookmarkStart w:id="47" w:name="_Toc231135984"/>
       <w:r>
         <w:rPr>
           <w:rFonts w:hint="eastAsia"/>
@@ -22544,7 +22630,7 @@
               <w:rPr>
                 <w:rFonts w:hint="eastAsia"/>
               </w:rPr>
-              <w:t>作業対象施設に対する実効 `daily_inspection` なし、対象施設不一致、または定期点検結果を指定した</w:t>
+              <w:t>通常アカウントで作業対象施設に対する実効 `daily_inspection` なし、対象施設不一致、または定期点検結果を指定した</w:t>
             </w:r>
           </w:p>
         </w:tc>
@@ -22638,7 +22724,7 @@
           <w:rFonts w:hint="eastAsia"/>
         </w:rPr>
       </w:pPr>
-      <w:bookmarkStart w:id="48" w:name="_Toc230007172"/>
+      <w:bookmarkStart w:id="48" w:name="_Toc231135985"/>
       <w:r>
         <w:rPr>
           <w:rFonts w:hint="eastAsia"/>
@@ -22654,7 +22740,7 @@
           <w:rFonts w:hint="eastAsia"/>
         </w:rPr>
       </w:pPr>
-      <w:bookmarkStart w:id="49" w:name="_Toc230007173"/>
+      <w:bookmarkStart w:id="49" w:name="_Toc231135986"/>
       <w:r>
         <w:rPr>
           <w:rFonts w:hint="eastAsia"/>
@@ -22801,7 +22887,7 @@
               <w:rPr>
                 <w:rFonts w:hint="eastAsia"/>
               </w:rPr>
-              <w:t>Bearer トークン上の作業対象施設に対して実効 `daily_inspection` を持つこと</w:t>
+              <w:t>通常アカウントは作業対象施設に対する実効 `daily_inspection` を持つこと。共有システム管理者アカウントは作業対象施設が未削除であること</w:t>
             </w:r>
           </w:p>
         </w:tc>
@@ -22828,7 +22914,7 @@
           <w:rFonts w:hint="eastAsia"/>
         </w:rPr>
       </w:pPr>
-      <w:bookmarkStart w:id="50" w:name="_Toc230007174"/>
+      <w:bookmarkStart w:id="50" w:name="_Toc231135987"/>
       <w:r>
         <w:rPr>
           <w:rFonts w:hint="eastAsia"/>
@@ -22872,7 +22958,14 @@
         <w:rPr>
           <w:rFonts w:hint="eastAsia"/>
         </w:rPr>
-        <w:t>資産一覧画面の選択資産から起動する点検管理登録による `inspection_tasks` 作成・更新は No.28 点検管理タブ API 設計書で扱う。日常点検では `inspection_type='日常点検'`、`is_active=true` の設定行に保持された `daily_menu_before_id` / `daily_menu_during_id` / `daily_menu_after_id` がPWAパッケージの資産別日常点検設定として配信される</w:t>
+        <w:t>資産一覧画面の選択資産から起動する点検管理登録による `inspection_tasks` 作成・更新は No.28 点検管理タブ API 設計書で扱う。日常点検では `inspection_type='日常点検'</w:t>
+      </w:r>
+      <w:r>
+        <w:rPr>
+          <w:rFonts w:hint="eastAsia"/>
+        </w:rPr>
+        <w:lastRenderedPageBreak/>
+        <w:t>`、`is_active=true` の設定行に保持された `daily_menu_before_id` / `daily_menu_during_id` / `daily_menu_after_id` がPWAパッケージの資産別日常点検設定として配信される</w:t>
       </w:r>
     </w:p>
     <w:p>
@@ -22891,7 +22984,6 @@
         <w:rPr>
           <w:rFonts w:hint="eastAsia"/>
         </w:rPr>
-        <w:lastRenderedPageBreak/>
         <w:t>日常点検設定行の一覧表示、設定変更、一部解除、設定解除は No.28 点検管理タブ API 設計書で扱う</w:t>
       </w:r>
     </w:p>
@@ -22940,7 +23032,7 @@
           <w:rFonts w:hint="eastAsia"/>
         </w:rPr>
       </w:pPr>
-      <w:bookmarkStart w:id="51" w:name="_Toc230007175"/>
+      <w:bookmarkStart w:id="51" w:name="_Toc231135988"/>
       <w:r>
         <w:rPr>
           <w:rFonts w:hint="eastAsia"/>
@@ -23051,7 +23143,7 @@
           <w:rFonts w:hint="eastAsia"/>
         </w:rPr>
       </w:pPr>
-      <w:bookmarkStart w:id="52" w:name="_Toc230007176"/>
+      <w:bookmarkStart w:id="52" w:name="_Toc231135989"/>
       <w:r>
         <w:rPr>
           <w:rFonts w:hint="eastAsia"/>
@@ -23171,6 +23263,7 @@
         <w:rPr>
           <w:rFonts w:hint="eastAsia"/>
         </w:rPr>
+        <w:lastRenderedPageBreak/>
         <w:t>同期時点で資産が他施設へ移動済み、削除済み、または作業対象施設外になった場合は登録を拒否する</w:t>
       </w:r>
     </w:p>
@@ -23181,12 +23274,11 @@
           <w:rFonts w:hint="eastAsia"/>
         </w:rPr>
       </w:pPr>
-      <w:bookmarkStart w:id="53" w:name="_Toc230007177"/>
+      <w:bookmarkStart w:id="53" w:name="_Toc231135990"/>
       <w:r>
         <w:rPr>
           <w:rFonts w:hint="eastAsia"/>
         </w:rPr>
-        <w:lastRenderedPageBreak/>
         <w:t>設計判断・制約</w:t>
       </w:r>
       <w:bookmarkEnd w:id="53"/>
@@ -23255,7 +23347,7 @@
           <w:rFonts w:hint="eastAsia"/>
         </w:rPr>
       </w:pPr>
-      <w:bookmarkStart w:id="54" w:name="_Toc230007178"/>
+      <w:bookmarkStart w:id="54" w:name="_Toc231135991"/>
       <w:r>
         <w:rPr>
           <w:rFonts w:hint="eastAsia"/>
@@ -23446,20 +23538,20 @@
               <w:rPr>
                 <w:rFonts w:hint="eastAsia"/>
               </w:rPr>
-              <w:t>作業対象施設に対する実効 `daily_inspection` がない、または対象施設不一致</w:t>
-            </w:r>
-          </w:p>
-        </w:tc>
-        <w:tc>
-          <w:tcPr>
-            <w:tcW w:w="1250" w:type="pct"/>
-          </w:tcPr>
-          <w:p>
-            <w:r>
-              <w:rPr>
-                <w:rFonts w:hint="eastAsia"/>
-              </w:rPr>
-              <w:t>施設割当なし、施設/ユーザー機能設定 OFF、対象資産が作業対象施設外</w:t>
+              <w:t>通常アカウントで作業対象施設に対する実効 `daily_inspection` がない、または対象施設不一致</w:t>
+            </w:r>
+          </w:p>
+        </w:tc>
+        <w:tc>
+          <w:tcPr>
+            <w:tcW w:w="1250" w:type="pct"/>
+          </w:tcPr>
+          <w:p>
+            <w:r>
+              <w:rPr>
+                <w:rFonts w:hint="eastAsia"/>
+              </w:rPr>
+              <w:t>通常アカウントの施設割当なし、施設/ユーザー機能設定 OFF、対象資産が作業対象施設外</w:t>
             </w:r>
           </w:p>
         </w:tc>
@@ -23567,6 +23659,7 @@
           </w:tcPr>
           <w:p>
             <w:r>
+              <w:lastRenderedPageBreak/>
               <w:t>DAILY_INSPECTION_404_TASK_NOT_FOUND</w:t>
             </w:r>
           </w:p>
@@ -23651,314 +23744,307 @@
               <w:rPr>
                 <w:rFonts w:hint="eastAsia"/>
               </w:rPr>
-              <w:t>指定 `inspectionMenuId` が存在しな</w:t>
-            </w:r>
-            <w:r>
-              <w:rPr>
-                <w:rFonts w:hint="eastAsia"/>
-              </w:rPr>
+              <w:t>指定 `inspectionMenuId` が存在しない、または `menu_type&lt;&gt;DAILY`</w:t>
+            </w:r>
+          </w:p>
+        </w:tc>
+      </w:tr>
+      <w:tr>
+        <w:tc>
+          <w:tcPr>
+            <w:tcW w:w="1250" w:type="pct"/>
+          </w:tcPr>
+          <w:p>
+            <w:r>
+              <w:t>DAILY_INSPECTION_404_RESULT_NOT_FOUND</w:t>
+            </w:r>
+          </w:p>
+        </w:tc>
+        <w:tc>
+          <w:tcPr>
+            <w:tcW w:w="1250" w:type="pct"/>
+          </w:tcPr>
+          <w:p>
+            <w:r>
+              <w:t>404</w:t>
+            </w:r>
+          </w:p>
+        </w:tc>
+        <w:tc>
+          <w:tcPr>
+            <w:tcW w:w="1250" w:type="pct"/>
+          </w:tcPr>
+          <w:p>
+            <w:r>
+              <w:rPr>
+                <w:rFonts w:hint="eastAsia"/>
+              </w:rPr>
+              <w:t>点検結果が存在しない</w:t>
+            </w:r>
+          </w:p>
+        </w:tc>
+        <w:tc>
+          <w:tcPr>
+            <w:tcW w:w="1250" w:type="pct"/>
+          </w:tcPr>
+          <w:p>
+            <w:r>
+              <w:rPr>
+                <w:rFonts w:hint="eastAsia"/>
+              </w:rPr>
+              <w:t>指定 `inspectionResultId` が存在しない、または作業対象施設外</w:t>
+            </w:r>
+          </w:p>
+        </w:tc>
+      </w:tr>
+      <w:tr>
+        <w:tc>
+          <w:tcPr>
+            <w:tcW w:w="1250" w:type="pct"/>
+          </w:tcPr>
+          <w:p>
+            <w:r>
+              <w:t>NO_DAILY_MENU</w:t>
+            </w:r>
+          </w:p>
+        </w:tc>
+        <w:tc>
+          <w:tcPr>
+            <w:tcW w:w="1250" w:type="pct"/>
+          </w:tcPr>
+          <w:p>
+            <w:r>
+              <w:t>200</w:t>
+            </w:r>
+          </w:p>
+        </w:tc>
+        <w:tc>
+          <w:tcPr>
+            <w:tcW w:w="1250" w:type="pct"/>
+          </w:tcPr>
+          <w:p>
+            <w:r>
+              <w:rPr>
+                <w:rFonts w:hint="eastAsia"/>
+              </w:rPr>
+              <w:t>資産分類に一致する日常点検メニュー候補が存在しない</w:t>
+            </w:r>
+          </w:p>
+        </w:tc>
+        <w:tc>
+          <w:tcPr>
+            <w:tcW w:w="1250" w:type="pct"/>
+          </w:tcPr>
+          <w:p>
+            <w:r>
+              <w:rPr>
+                <w:rFonts w:hint="eastAsia"/>
+              </w:rPr>
+              <w:t>オンラインQR再検証で、資産別設定がなく、かつ大分類・中分類・品目に一致する有効な日常点検メニュー候補もない</w:t>
+            </w:r>
+          </w:p>
+        </w:tc>
+      </w:tr>
+      <w:tr>
+        <w:tc>
+          <w:tcPr>
+            <w:tcW w:w="1250" w:type="pct"/>
+          </w:tcPr>
+          <w:p>
+            <w:r>
+              <w:t>DAILY_INSPECTION_ASSET_NOT_TARGET</w:t>
+            </w:r>
+          </w:p>
+        </w:tc>
+        <w:tc>
+          <w:tcPr>
+            <w:tcW w:w="1250" w:type="pct"/>
+          </w:tcPr>
+          <w:p>
+            <w:r>
+              <w:t>409</w:t>
+            </w:r>
+          </w:p>
+        </w:tc>
+        <w:tc>
+          <w:tcPr>
+            <w:tcW w:w="1250" w:type="pct"/>
+          </w:tcPr>
+          <w:p>
+            <w:r>
+              <w:rPr>
+                <w:rFonts w:hint="eastAsia"/>
+              </w:rPr>
+              <w:t>日常点検対象外の資産</w:t>
+            </w:r>
+          </w:p>
+        </w:tc>
+        <w:tc>
+          <w:tcPr>
+            <w:tcW w:w="1250" w:type="pct"/>
+          </w:tcPr>
+          <w:p>
+            <w:r>
+              <w:rPr>
+                <w:rFonts w:hint="eastAsia"/>
+              </w:rPr>
+              <w:t>`asset_ledgers.status` が `ACTIVE` ではない資産に対して結果登録しようとした</w:t>
+            </w:r>
+          </w:p>
+        </w:tc>
+      </w:tr>
+      <w:tr>
+        <w:tc>
+          <w:tcPr>
+            <w:tcW w:w="1250" w:type="pct"/>
+          </w:tcPr>
+          <w:p>
+            <w:r>
+              <w:t>DAILY_INSPECTION_TASK_REQUIRED</w:t>
+            </w:r>
+          </w:p>
+        </w:tc>
+        <w:tc>
+          <w:tcPr>
+            <w:tcW w:w="1250" w:type="pct"/>
+          </w:tcPr>
+          <w:p>
+            <w:r>
+              <w:t>409</w:t>
+            </w:r>
+          </w:p>
+        </w:tc>
+        <w:tc>
+          <w:tcPr>
+            <w:tcW w:w="1250" w:type="pct"/>
+          </w:tcPr>
+          <w:p>
+            <w:r>
+              <w:rPr>
+                <w:rFonts w:hint="eastAsia"/>
+              </w:rPr>
+              <w:t>日常点検結果登録に必要な資産別日常点検設定が未登録</w:t>
+            </w:r>
+          </w:p>
+        </w:tc>
+        <w:tc>
+          <w:tcPr>
+            <w:tcW w:w="1250" w:type="pct"/>
+          </w:tcPr>
+          <w:p>
+            <w:r>
+              <w:rPr>
+                <w:rFonts w:hint="eastAsia"/>
+              </w:rPr>
+              <w:t>端末内PWAパッケージまたはオンラインQR再検証で対象タイミングの `inspectionTaskId` を解決できない</w:t>
+            </w:r>
+          </w:p>
+        </w:tc>
+      </w:tr>
+      <w:tr>
+        <w:tc>
+          <w:tcPr>
+            <w:tcW w:w="1250" w:type="pct"/>
+          </w:tcPr>
+          <w:p>
+            <w:r>
+              <w:t>DAILY_TIMING_MENU_REQUIRED</w:t>
+            </w:r>
+          </w:p>
+        </w:tc>
+        <w:tc>
+          <w:tcPr>
+            <w:tcW w:w="1250" w:type="pct"/>
+          </w:tcPr>
+          <w:p>
+            <w:r>
+              <w:t>409</w:t>
+            </w:r>
+          </w:p>
+        </w:tc>
+        <w:tc>
+          <w:tcPr>
+            <w:tcW w:w="1250" w:type="pct"/>
+          </w:tcPr>
+          <w:p>
+            <w:r>
+              <w:rPr>
+                <w:rFonts w:hint="eastAsia"/>
+              </w:rPr>
+              <w:t>対象タイミングの日常点検メニューが未設定</w:t>
+            </w:r>
+          </w:p>
+        </w:tc>
+        <w:tc>
+          <w:tcPr>
+            <w:tcW w:w="1250" w:type="pct"/>
+          </w:tcPr>
+          <w:p>
+            <w:r>
+              <w:rPr>
+                <w:rFonts w:hint="eastAsia"/>
+              </w:rPr>
+              <w:t>資産別日常点検設定行は存在するが、指定 `dailyTiming` に対応する `daily_menu_*_id` が `NULL`</w:t>
+            </w:r>
+          </w:p>
+        </w:tc>
+      </w:tr>
+      <w:tr>
+        <w:tc>
+          <w:tcPr>
+            <w:tcW w:w="1250" w:type="pct"/>
+          </w:tcPr>
+          <w:p>
+            <w:r>
+              <w:t>DAILY_INSPECTION_MENU_MISMATCH</w:t>
+            </w:r>
+          </w:p>
+        </w:tc>
+        <w:tc>
+          <w:tcPr>
+            <w:tcW w:w="1250" w:type="pct"/>
+          </w:tcPr>
+          <w:p>
+            <w:r>
+              <w:t>409</w:t>
+            </w:r>
+          </w:p>
+        </w:tc>
+        <w:tc>
+          <w:tcPr>
+            <w:tcW w:w="1250" w:type="pct"/>
+          </w:tcPr>
+          <w:p>
+            <w:r>
+              <w:rPr>
+                <w:rFonts w:hint="eastAsia"/>
+              </w:rPr>
+              <w:t>指定タイミングのメニューが資産別日常点検設定と一致しない</w:t>
+            </w:r>
+          </w:p>
+        </w:tc>
+        <w:tc>
+          <w:tcPr>
+            <w:tcW w:w="1250" w:type="pct"/>
+          </w:tcPr>
+          <w:p>
+            <w:r>
+              <w:rPr>
+                <w:rFonts w:hint="eastAsia"/>
+              </w:rPr>
+              <w:t>指定 `dailyTiming` と `inspection_tasks.daily_menu_*_id` が一致しない</w:t>
+            </w:r>
+          </w:p>
+        </w:tc>
+      </w:tr>
+      <w:tr>
+        <w:tc>
+          <w:tcPr>
+            <w:tcW w:w="1250" w:type="pct"/>
+          </w:tcPr>
+          <w:p>
+            <w:r>
               <w:lastRenderedPageBreak/>
-              <w:t>い、または `menu_type&lt;&gt;DAILY`</w:t>
-            </w:r>
-          </w:p>
-        </w:tc>
-      </w:tr>
-      <w:tr>
-        <w:tc>
-          <w:tcPr>
-            <w:tcW w:w="1250" w:type="pct"/>
-          </w:tcPr>
-          <w:p>
-            <w:r>
-              <w:lastRenderedPageBreak/>
-              <w:t>DAILY_INSPECTION_404_RESULT_NOT_FOUND</w:t>
-            </w:r>
-          </w:p>
-        </w:tc>
-        <w:tc>
-          <w:tcPr>
-            <w:tcW w:w="1250" w:type="pct"/>
-          </w:tcPr>
-          <w:p>
-            <w:r>
-              <w:t>404</w:t>
-            </w:r>
-          </w:p>
-        </w:tc>
-        <w:tc>
-          <w:tcPr>
-            <w:tcW w:w="1250" w:type="pct"/>
-          </w:tcPr>
-          <w:p>
-            <w:r>
-              <w:rPr>
-                <w:rFonts w:hint="eastAsia"/>
-              </w:rPr>
-              <w:t>点検結果が存在しない</w:t>
-            </w:r>
-          </w:p>
-        </w:tc>
-        <w:tc>
-          <w:tcPr>
-            <w:tcW w:w="1250" w:type="pct"/>
-          </w:tcPr>
-          <w:p>
-            <w:r>
-              <w:rPr>
-                <w:rFonts w:hint="eastAsia"/>
-              </w:rPr>
-              <w:t>指定 `inspectionResultId` が存在しない、または作業対象施設外</w:t>
-            </w:r>
-          </w:p>
-        </w:tc>
-      </w:tr>
-      <w:tr>
-        <w:tc>
-          <w:tcPr>
-            <w:tcW w:w="1250" w:type="pct"/>
-          </w:tcPr>
-          <w:p>
-            <w:r>
-              <w:t>NO_DAILY_MENU</w:t>
-            </w:r>
-          </w:p>
-        </w:tc>
-        <w:tc>
-          <w:tcPr>
-            <w:tcW w:w="1250" w:type="pct"/>
-          </w:tcPr>
-          <w:p>
-            <w:r>
-              <w:t>200</w:t>
-            </w:r>
-          </w:p>
-        </w:tc>
-        <w:tc>
-          <w:tcPr>
-            <w:tcW w:w="1250" w:type="pct"/>
-          </w:tcPr>
-          <w:p>
-            <w:r>
-              <w:rPr>
-                <w:rFonts w:hint="eastAsia"/>
-              </w:rPr>
-              <w:t>資産分類に一致する日常点検メニュー候補が存在しない</w:t>
-            </w:r>
-          </w:p>
-        </w:tc>
-        <w:tc>
-          <w:tcPr>
-            <w:tcW w:w="1250" w:type="pct"/>
-          </w:tcPr>
-          <w:p>
-            <w:r>
-              <w:rPr>
-                <w:rFonts w:hint="eastAsia"/>
-              </w:rPr>
-              <w:t>オンラインQR再検証で、資産別設定がなく、かつ大分類・中分類・品目に一致する有効な日常点検メニュー候補もない</w:t>
-            </w:r>
-          </w:p>
-        </w:tc>
-      </w:tr>
-      <w:tr>
-        <w:tc>
-          <w:tcPr>
-            <w:tcW w:w="1250" w:type="pct"/>
-          </w:tcPr>
-          <w:p>
-            <w:r>
-              <w:t>DAILY_INSPECTION_ASSET_NOT_TARGET</w:t>
-            </w:r>
-          </w:p>
-        </w:tc>
-        <w:tc>
-          <w:tcPr>
-            <w:tcW w:w="1250" w:type="pct"/>
-          </w:tcPr>
-          <w:p>
-            <w:r>
-              <w:t>409</w:t>
-            </w:r>
-          </w:p>
-        </w:tc>
-        <w:tc>
-          <w:tcPr>
-            <w:tcW w:w="1250" w:type="pct"/>
-          </w:tcPr>
-          <w:p>
-            <w:r>
-              <w:rPr>
-                <w:rFonts w:hint="eastAsia"/>
-              </w:rPr>
-              <w:t>日常点検対象外の資産</w:t>
-            </w:r>
-          </w:p>
-        </w:tc>
-        <w:tc>
-          <w:tcPr>
-            <w:tcW w:w="1250" w:type="pct"/>
-          </w:tcPr>
-          <w:p>
-            <w:r>
-              <w:rPr>
-                <w:rFonts w:hint="eastAsia"/>
-              </w:rPr>
-              <w:t>`asset_ledgers.status` が `ACTIVE` ではない資産に対して結果登録しようとした</w:t>
-            </w:r>
-          </w:p>
-        </w:tc>
-      </w:tr>
-      <w:tr>
-        <w:tc>
-          <w:tcPr>
-            <w:tcW w:w="1250" w:type="pct"/>
-          </w:tcPr>
-          <w:p>
-            <w:r>
-              <w:t>DAILY_INSPECTION_TASK_REQUIRED</w:t>
-            </w:r>
-          </w:p>
-        </w:tc>
-        <w:tc>
-          <w:tcPr>
-            <w:tcW w:w="1250" w:type="pct"/>
-          </w:tcPr>
-          <w:p>
-            <w:r>
-              <w:t>409</w:t>
-            </w:r>
-          </w:p>
-        </w:tc>
-        <w:tc>
-          <w:tcPr>
-            <w:tcW w:w="1250" w:type="pct"/>
-          </w:tcPr>
-          <w:p>
-            <w:r>
-              <w:rPr>
-                <w:rFonts w:hint="eastAsia"/>
-              </w:rPr>
-              <w:t>日常点検結果登録に必要な資産別日常点検設定が未登録</w:t>
-            </w:r>
-          </w:p>
-        </w:tc>
-        <w:tc>
-          <w:tcPr>
-            <w:tcW w:w="1250" w:type="pct"/>
-          </w:tcPr>
-          <w:p>
-            <w:r>
-              <w:rPr>
-                <w:rFonts w:hint="eastAsia"/>
-              </w:rPr>
-              <w:t>端末内PWAパッケージまたはオンラインQR再検証で対象タイミングの `inspectionTaskId` を解決できない</w:t>
-            </w:r>
-          </w:p>
-        </w:tc>
-      </w:tr>
-      <w:tr>
-        <w:tc>
-          <w:tcPr>
-            <w:tcW w:w="1250" w:type="pct"/>
-          </w:tcPr>
-          <w:p>
-            <w:r>
-              <w:t>DAILY_TIMING_MENU_REQUIRED</w:t>
-            </w:r>
-          </w:p>
-        </w:tc>
-        <w:tc>
-          <w:tcPr>
-            <w:tcW w:w="1250" w:type="pct"/>
-          </w:tcPr>
-          <w:p>
-            <w:r>
-              <w:t>409</w:t>
-            </w:r>
-          </w:p>
-        </w:tc>
-        <w:tc>
-          <w:tcPr>
-            <w:tcW w:w="1250" w:type="pct"/>
-          </w:tcPr>
-          <w:p>
-            <w:r>
-              <w:rPr>
-                <w:rFonts w:hint="eastAsia"/>
-              </w:rPr>
-              <w:t>対象タイミングの日常点検メニューが未設定</w:t>
-            </w:r>
-          </w:p>
-        </w:tc>
-        <w:tc>
-          <w:tcPr>
-            <w:tcW w:w="1250" w:type="pct"/>
-          </w:tcPr>
-          <w:p>
-            <w:r>
-              <w:rPr>
-                <w:rFonts w:hint="eastAsia"/>
-              </w:rPr>
-              <w:t>資産別日常点検設定行は存在するが、指定 `dailyTiming` に対応する `daily_menu_*_id` が `NULL`</w:t>
-            </w:r>
-          </w:p>
-        </w:tc>
-      </w:tr>
-      <w:tr>
-        <w:tc>
-          <w:tcPr>
-            <w:tcW w:w="1250" w:type="pct"/>
-          </w:tcPr>
-          <w:p>
-            <w:r>
-              <w:t>DAILY_INSPECTION_MENU_MISMATCH</w:t>
-            </w:r>
-          </w:p>
-        </w:tc>
-        <w:tc>
-          <w:tcPr>
-            <w:tcW w:w="1250" w:type="pct"/>
-          </w:tcPr>
-          <w:p>
-            <w:r>
-              <w:t>409</w:t>
-            </w:r>
-          </w:p>
-        </w:tc>
-        <w:tc>
-          <w:tcPr>
-            <w:tcW w:w="1250" w:type="pct"/>
-          </w:tcPr>
-          <w:p>
-            <w:r>
-              <w:rPr>
-                <w:rFonts w:hint="eastAsia"/>
-              </w:rPr>
-              <w:t>指定タイミングのメニューが資産別日常点検設定と一致しない</w:t>
-            </w:r>
-          </w:p>
-        </w:tc>
-        <w:tc>
-          <w:tcPr>
-            <w:tcW w:w="1250" w:type="pct"/>
-          </w:tcPr>
-          <w:p>
-            <w:r>
-              <w:rPr>
-                <w:rFonts w:hint="eastAsia"/>
-              </w:rPr>
-              <w:t>指定 `dailyTiming` と `inspection_tasks.daily_menu_*_id` が一致しない</w:t>
-            </w:r>
-          </w:p>
-        </w:tc>
-      </w:tr>
-      <w:tr>
-        <w:tc>
-          <w:tcPr>
-            <w:tcW w:w="1250" w:type="pct"/>
-          </w:tcPr>
-          <w:p>
-            <w:r>
               <w:t>DAILY_INSPECTION_422_RESULT_DETAIL_INVALID</w:t>
             </w:r>
           </w:p>
@@ -24057,12 +24143,11 @@
           <w:rFonts w:hint="eastAsia"/>
         </w:rPr>
       </w:pPr>
-      <w:bookmarkStart w:id="55" w:name="_Toc230007179"/>
+      <w:bookmarkStart w:id="55" w:name="_Toc231135992"/>
       <w:r>
         <w:rPr>
           <w:rFonts w:hint="eastAsia"/>
         </w:rPr>
-        <w:lastRenderedPageBreak/>
         <w:t>第8章 運用・保守方針</w:t>
       </w:r>
       <w:bookmarkEnd w:id="55"/>
@@ -24074,7 +24159,7 @@
           <w:rFonts w:hint="eastAsia"/>
         </w:rPr>
       </w:pPr>
-      <w:bookmarkStart w:id="56" w:name="_Toc230007180"/>
+      <w:bookmarkStart w:id="56" w:name="_Toc231135993"/>
       <w:r>
         <w:rPr>
           <w:rFonts w:hint="eastAsia"/>
@@ -24147,7 +24232,7 @@
           <w:rFonts w:hint="eastAsia"/>
         </w:rPr>
       </w:pPr>
-      <w:bookmarkStart w:id="57" w:name="_Toc230007181"/>
+      <w:bookmarkStart w:id="57" w:name="_Toc231135994"/>
       <w:r>
         <w:rPr>
           <w:rFonts w:hint="eastAsia"/>
@@ -24298,10 +24383,10 @@
 <file path=word/numbering.xml><?xml version="1.0" encoding="utf-8"?>
 <w:numbering xmlns:wpc="http://schemas.microsoft.com/office/word/2010/wordprocessingCanvas" xmlns:cx="http://schemas.microsoft.com/office/drawing/2014/chartex" xmlns:cx1="http://schemas.microsoft.com/office/drawing/2015/9/8/chartex" xmlns:cx2="http://schemas.microsoft.com/office/drawing/2015/10/21/chartex" xmlns:cx3="http://schemas.microsoft.com/office/drawing/2016/5/9/chartex" xmlns:cx4="http://schemas.microsoft.com/office/drawing/2016/5/10/chartex" xmlns:cx5="http://schemas.microsoft.com/office/drawing/2016/5/11/chartex" xmlns:cx6="http://schemas.microsoft.com/office/drawing/2016/5/12/chartex" xmlns:cx7="http://schemas.microsoft.com/office/drawing/2016/5/13/chartex" xmlns:cx8="http://schemas.microsoft.com/office/drawing/2016/5/14/chartex" xmlns:mc="http://schemas.openxmlformats.org/markup-compatibility/2006" xmlns:aink="http://schemas.microsoft.com/office/drawing/2016/ink" xmlns:am3d="http://schemas.microsoft.com/office/drawing/2017/model3d" xmlns:o="urn:schemas-microsoft-com:office:office" xmlns:oel="http://schemas.microsoft.com/office/2019/extlst" xmlns:r="http://schemas.openxmlformats.org/officeDocument/2006/relationships" xmlns:m="http://schemas.openxmlformats.org/officeDocument/2006/math" xmlns:v="urn:schemas-microsoft-com:vml" xmlns:wp14="http://schemas.microsoft.com/office/word/2010/wordprocessingDrawing" xmlns:wp="http://schemas.openxmlformats.org/drawingml/2006/wordprocessingDrawing" xmlns:w10="urn:schemas-microsoft-com:office:word" xmlns:w="http://schemas.openxmlformats.org/wordprocessingml/2006/main" xmlns:w14="http://schemas.microsoft.com/office/word/2010/wordml" xmlns:w15="http://schemas.microsoft.com/office/word/2012/wordml" xmlns:w16cex="http://schemas.microsoft.com/office/word/2018/wordml/cex" xmlns:w16cid="http://schemas.microsoft.com/office/word/2016/wordml/cid" xmlns:w16="http://schemas.microsoft.com/office/word/2018/wordml" xmlns:w16du="http://schemas.microsoft.com/office/word/2023/wordml/word16du" xmlns:w16sdtdh="http://schemas.microsoft.com/office/word/2020/wordml/sdtdatahash" xmlns:w16sdtfl="http://schemas.microsoft.com/office/word/2024/wordml/sdtformatlock" xmlns:w16se="http://schemas.microsoft.com/office/word/2015/wordml/symex" xmlns:wpg="http://schemas.microsoft.com/office/word/2010/wordprocessingGroup" xmlns:wpi="http://schemas.microsoft.com/office/word/2010/wordprocessingInk" xmlns:wne="http://schemas.microsoft.com/office/word/2006/wordml" xmlns:wps="http://schemas.microsoft.com/office/word/2010/wordprocessingShape" mc:Ignorable="w14 w15 w16se w16cid w16 w16cex w16sdtdh w16sdtfl w16du wp14">
   <w:abstractNum w:abstractNumId="0" w15:restartNumberingAfterBreak="0">
-    <w:nsid w:val="0DB758F4"/>
+    <w:nsid w:val="0D897E57"/>
     <w:multiLevelType w:val="hybridMultilevel"/>
-    <w:tmpl w:val="8D5C715C"/>
-    <w:name w:val="__API_DOC_SQUARE_BULLET__2"/>
+    <w:tmpl w:val="5AA4C7D8"/>
+    <w:name w:val="__API_DOC_SQUARE_BULLET__2222"/>
     <w:lvl w:ilvl="0" w:tplc="0409000F">
       <w:start w:val="1"/>
       <w:numFmt w:val="decimal"/>
@@ -24385,285 +24470,7 @@
     </w:lvl>
   </w:abstractNum>
   <w:abstractNum w:abstractNumId="1" w15:restartNumberingAfterBreak="0">
-    <w:nsid w:val="1D853BD9"/>
-    <w:multiLevelType w:val="singleLevel"/>
-    <w:tmpl w:val="04090001"/>
-    <w:lvl w:ilvl="0">
-      <w:start w:val="1"/>
-      <w:numFmt w:val="bullet"/>
-      <w:lvlText w:val="■"/>
-      <w:lvlJc w:val="left"/>
-      <w:pPr>
-        <w:ind w:left="440" w:hanging="440"/>
-      </w:pPr>
-      <w:rPr>
-        <w:rFonts w:ascii="Meiryo UI" w:hAnsi="Meiryo UI" w:eastAsia="Meiryo UI" w:cs="Meiryo UI" w:hint="default"/>
-      </w:rPr>
-    </w:lvl>
-  </w:abstractNum>
-  <w:abstractNum w:abstractNumId="2" w15:restartNumberingAfterBreak="0">
-    <w:nsid w:val="21DF261E"/>
-    <w:multiLevelType w:val="hybridMultilevel"/>
-    <w:tmpl w:val="301AC472"/>
-    <w:name w:val="__API_DOC_SQUARE_BULLET__222222"/>
-    <w:lvl w:ilvl="0" w:tplc="0409000F">
-      <w:start w:val="1"/>
-      <w:numFmt w:val="decimal"/>
-      <w:lvlText w:val="%1."/>
-      <w:lvlJc w:val="left"/>
-      <w:pPr>
-        <w:ind w:left="440" w:hanging="440"/>
-      </w:pPr>
-    </w:lvl>
-    <w:lvl w:ilvl="1" w:tplc="04090017" w:tentative="1">
-      <w:start w:val="1"/>
-      <w:numFmt w:val="aiueoFullWidth"/>
-      <w:lvlText w:val="(%2)"/>
-      <w:lvlJc w:val="left"/>
-      <w:pPr>
-        <w:ind w:left="880" w:hanging="440"/>
-      </w:pPr>
-    </w:lvl>
-    <w:lvl w:ilvl="2" w:tplc="04090011" w:tentative="1">
-      <w:start w:val="1"/>
-      <w:numFmt w:val="decimalEnclosedCircle"/>
-      <w:lvlText w:val="%3"/>
-      <w:lvlJc w:val="left"/>
-      <w:pPr>
-        <w:ind w:left="1320" w:hanging="440"/>
-      </w:pPr>
-    </w:lvl>
-    <w:lvl w:ilvl="3" w:tplc="0409000F" w:tentative="1">
-      <w:start w:val="1"/>
-      <w:numFmt w:val="decimal"/>
-      <w:lvlText w:val="%4."/>
-      <w:lvlJc w:val="left"/>
-      <w:pPr>
-        <w:ind w:left="1760" w:hanging="440"/>
-      </w:pPr>
-    </w:lvl>
-    <w:lvl w:ilvl="4" w:tplc="04090017" w:tentative="1">
-      <w:start w:val="1"/>
-      <w:numFmt w:val="aiueoFullWidth"/>
-      <w:lvlText w:val="(%5)"/>
-      <w:lvlJc w:val="left"/>
-      <w:pPr>
-        <w:ind w:left="2200" w:hanging="440"/>
-      </w:pPr>
-    </w:lvl>
-    <w:lvl w:ilvl="5" w:tplc="04090011" w:tentative="1">
-      <w:start w:val="1"/>
-      <w:numFmt w:val="decimalEnclosedCircle"/>
-      <w:lvlText w:val="%6"/>
-      <w:lvlJc w:val="left"/>
-      <w:pPr>
-        <w:ind w:left="2640" w:hanging="440"/>
-      </w:pPr>
-    </w:lvl>
-    <w:lvl w:ilvl="6" w:tplc="0409000F" w:tentative="1">
-      <w:start w:val="1"/>
-      <w:numFmt w:val="decimal"/>
-      <w:lvlText w:val="%7."/>
-      <w:lvlJc w:val="left"/>
-      <w:pPr>
-        <w:ind w:left="3080" w:hanging="440"/>
-      </w:pPr>
-    </w:lvl>
-    <w:lvl w:ilvl="7" w:tplc="04090017" w:tentative="1">
-      <w:start w:val="1"/>
-      <w:numFmt w:val="aiueoFullWidth"/>
-      <w:lvlText w:val="(%8)"/>
-      <w:lvlJc w:val="left"/>
-      <w:pPr>
-        <w:ind w:left="3520" w:hanging="440"/>
-      </w:pPr>
-    </w:lvl>
-    <w:lvl w:ilvl="8" w:tplc="04090011" w:tentative="1">
-      <w:start w:val="1"/>
-      <w:numFmt w:val="decimalEnclosedCircle"/>
-      <w:lvlText w:val="%9"/>
-      <w:lvlJc w:val="left"/>
-      <w:pPr>
-        <w:ind w:left="3960" w:hanging="440"/>
-      </w:pPr>
-    </w:lvl>
-  </w:abstractNum>
-  <w:abstractNum w:abstractNumId="3" w15:restartNumberingAfterBreak="0">
-    <w:nsid w:val="35BA55E0"/>
-    <w:multiLevelType w:val="hybridMultilevel"/>
-    <w:tmpl w:val="67B614D0"/>
-    <w:name w:val="__API_DOC_SQUARE_BULLET__22222"/>
-    <w:lvl w:ilvl="0" w:tplc="0409000F">
-      <w:start w:val="1"/>
-      <w:numFmt w:val="decimal"/>
-      <w:lvlText w:val="%1."/>
-      <w:lvlJc w:val="left"/>
-      <w:pPr>
-        <w:ind w:left="440" w:hanging="440"/>
-      </w:pPr>
-    </w:lvl>
-    <w:lvl w:ilvl="1" w:tplc="04090017" w:tentative="1">
-      <w:start w:val="1"/>
-      <w:numFmt w:val="aiueoFullWidth"/>
-      <w:lvlText w:val="(%2)"/>
-      <w:lvlJc w:val="left"/>
-      <w:pPr>
-        <w:ind w:left="880" w:hanging="440"/>
-      </w:pPr>
-    </w:lvl>
-    <w:lvl w:ilvl="2" w:tplc="04090011" w:tentative="1">
-      <w:start w:val="1"/>
-      <w:numFmt w:val="decimalEnclosedCircle"/>
-      <w:lvlText w:val="%3"/>
-      <w:lvlJc w:val="left"/>
-      <w:pPr>
-        <w:ind w:left="1320" w:hanging="440"/>
-      </w:pPr>
-    </w:lvl>
-    <w:lvl w:ilvl="3" w:tplc="0409000F" w:tentative="1">
-      <w:start w:val="1"/>
-      <w:numFmt w:val="decimal"/>
-      <w:lvlText w:val="%4."/>
-      <w:lvlJc w:val="left"/>
-      <w:pPr>
-        <w:ind w:left="1760" w:hanging="440"/>
-      </w:pPr>
-    </w:lvl>
-    <w:lvl w:ilvl="4" w:tplc="04090017" w:tentative="1">
-      <w:start w:val="1"/>
-      <w:numFmt w:val="aiueoFullWidth"/>
-      <w:lvlText w:val="(%5)"/>
-      <w:lvlJc w:val="left"/>
-      <w:pPr>
-        <w:ind w:left="2200" w:hanging="440"/>
-      </w:pPr>
-    </w:lvl>
-    <w:lvl w:ilvl="5" w:tplc="04090011" w:tentative="1">
-      <w:start w:val="1"/>
-      <w:numFmt w:val="decimalEnclosedCircle"/>
-      <w:lvlText w:val="%6"/>
-      <w:lvlJc w:val="left"/>
-      <w:pPr>
-        <w:ind w:left="2640" w:hanging="440"/>
-      </w:pPr>
-    </w:lvl>
-    <w:lvl w:ilvl="6" w:tplc="0409000F" w:tentative="1">
-      <w:start w:val="1"/>
-      <w:numFmt w:val="decimal"/>
-      <w:lvlText w:val="%7."/>
-      <w:lvlJc w:val="left"/>
-      <w:pPr>
-        <w:ind w:left="3080" w:hanging="440"/>
-      </w:pPr>
-    </w:lvl>
-    <w:lvl w:ilvl="7" w:tplc="04090017" w:tentative="1">
-      <w:start w:val="1"/>
-      <w:numFmt w:val="aiueoFullWidth"/>
-      <w:lvlText w:val="(%8)"/>
-      <w:lvlJc w:val="left"/>
-      <w:pPr>
-        <w:ind w:left="3520" w:hanging="440"/>
-      </w:pPr>
-    </w:lvl>
-    <w:lvl w:ilvl="8" w:tplc="04090011" w:tentative="1">
-      <w:start w:val="1"/>
-      <w:numFmt w:val="decimalEnclosedCircle"/>
-      <w:lvlText w:val="%9"/>
-      <w:lvlJc w:val="left"/>
-      <w:pPr>
-        <w:ind w:left="3960" w:hanging="440"/>
-      </w:pPr>
-    </w:lvl>
-  </w:abstractNum>
-  <w:abstractNum w:abstractNumId="4" w15:restartNumberingAfterBreak="0">
-    <w:nsid w:val="369B10D1"/>
-    <w:multiLevelType w:val="hybridMultilevel"/>
-    <w:tmpl w:val="90E2B9D6"/>
-    <w:name w:val="__API_DOC_SQUARE_BULLET__222222222"/>
-    <w:lvl w:ilvl="0" w:tplc="0409000F">
-      <w:start w:val="1"/>
-      <w:numFmt w:val="decimal"/>
-      <w:lvlText w:val="%1."/>
-      <w:lvlJc w:val="left"/>
-      <w:pPr>
-        <w:ind w:left="440" w:hanging="440"/>
-      </w:pPr>
-    </w:lvl>
-    <w:lvl w:ilvl="1" w:tplc="04090017" w:tentative="1">
-      <w:start w:val="1"/>
-      <w:numFmt w:val="aiueoFullWidth"/>
-      <w:lvlText w:val="(%2)"/>
-      <w:lvlJc w:val="left"/>
-      <w:pPr>
-        <w:ind w:left="880" w:hanging="440"/>
-      </w:pPr>
-    </w:lvl>
-    <w:lvl w:ilvl="2" w:tplc="04090011" w:tentative="1">
-      <w:start w:val="1"/>
-      <w:numFmt w:val="decimalEnclosedCircle"/>
-      <w:lvlText w:val="%3"/>
-      <w:lvlJc w:val="left"/>
-      <w:pPr>
-        <w:ind w:left="1320" w:hanging="440"/>
-      </w:pPr>
-    </w:lvl>
-    <w:lvl w:ilvl="3" w:tplc="0409000F" w:tentative="1">
-      <w:start w:val="1"/>
-      <w:numFmt w:val="decimal"/>
-      <w:lvlText w:val="%4."/>
-      <w:lvlJc w:val="left"/>
-      <w:pPr>
-        <w:ind w:left="1760" w:hanging="440"/>
-      </w:pPr>
-    </w:lvl>
-    <w:lvl w:ilvl="4" w:tplc="04090017" w:tentative="1">
-      <w:start w:val="1"/>
-      <w:numFmt w:val="aiueoFullWidth"/>
-      <w:lvlText w:val="(%5)"/>
-      <w:lvlJc w:val="left"/>
-      <w:pPr>
-        <w:ind w:left="2200" w:hanging="440"/>
-      </w:pPr>
-    </w:lvl>
-    <w:lvl w:ilvl="5" w:tplc="04090011" w:tentative="1">
-      <w:start w:val="1"/>
-      <w:numFmt w:val="decimalEnclosedCircle"/>
-      <w:lvlText w:val="%6"/>
-      <w:lvlJc w:val="left"/>
-      <w:pPr>
-        <w:ind w:left="2640" w:hanging="440"/>
-      </w:pPr>
-    </w:lvl>
-    <w:lvl w:ilvl="6" w:tplc="0409000F" w:tentative="1">
-      <w:start w:val="1"/>
-      <w:numFmt w:val="decimal"/>
-      <w:lvlText w:val="%7."/>
-      <w:lvlJc w:val="left"/>
-      <w:pPr>
-        <w:ind w:left="3080" w:hanging="440"/>
-      </w:pPr>
-    </w:lvl>
-    <w:lvl w:ilvl="7" w:tplc="04090017" w:tentative="1">
-      <w:start w:val="1"/>
-      <w:numFmt w:val="aiueoFullWidth"/>
-      <w:lvlText w:val="(%8)"/>
-      <w:lvlJc w:val="left"/>
-      <w:pPr>
-        <w:ind w:left="3520" w:hanging="440"/>
-      </w:pPr>
-    </w:lvl>
-    <w:lvl w:ilvl="8" w:tplc="04090011" w:tentative="1">
-      <w:start w:val="1"/>
-      <w:numFmt w:val="decimalEnclosedCircle"/>
-      <w:lvlText w:val="%9"/>
-      <w:lvlJc w:val="left"/>
-      <w:pPr>
-        <w:ind w:left="3960" w:hanging="440"/>
-      </w:pPr>
-    </w:lvl>
-  </w:abstractNum>
-  <w:abstractNum w:abstractNumId="5" w15:restartNumberingAfterBreak="0">
-    <w:nsid w:val="3DED738C"/>
+    <w:nsid w:val="0D9C54AD"/>
     <w:multiLevelType w:val="singleLevel"/>
     <w:tmpl w:val="0409000F"/>
     <w:name w:val="__API_DOC_SQUARE_BULLET__"/>
@@ -24677,10 +24484,10 @@
       </w:pPr>
     </w:lvl>
   </w:abstractNum>
-  <w:abstractNum w:abstractNumId="6" w15:restartNumberingAfterBreak="0">
-    <w:nsid w:val="459F1916"/>
+  <w:abstractNum w:abstractNumId="2" w15:restartNumberingAfterBreak="0">
+    <w:nsid w:val="208E1E79"/>
     <w:multiLevelType w:val="hybridMultilevel"/>
-    <w:tmpl w:val="28DE2EEC"/>
+    <w:tmpl w:val="862E1D56"/>
     <w:name w:val="__API_DOC_SQUARE_BULLET__2222222"/>
     <w:lvl w:ilvl="0" w:tplc="0409000F">
       <w:start w:val="1"/>
@@ -24764,11 +24571,11 @@
       </w:pPr>
     </w:lvl>
   </w:abstractNum>
-  <w:abstractNum w:abstractNumId="7" w15:restartNumberingAfterBreak="0">
-    <w:nsid w:val="6A86555D"/>
+  <w:abstractNum w:abstractNumId="3" w15:restartNumberingAfterBreak="0">
+    <w:nsid w:val="2B25701A"/>
     <w:multiLevelType w:val="hybridMultilevel"/>
-    <w:tmpl w:val="28280B1C"/>
-    <w:name w:val="__API_DOC_SQUARE_BULLET__2222"/>
+    <w:tmpl w:val="C4048824"/>
+    <w:name w:val="__API_DOC_SQUARE_BULLET__2"/>
     <w:lvl w:ilvl="0" w:tplc="0409000F">
       <w:start w:val="1"/>
       <w:numFmt w:val="decimal"/>
@@ -24851,10 +24658,114 @@
       </w:pPr>
     </w:lvl>
   </w:abstractNum>
-  <w:abstractNum w:abstractNumId="8" w15:restartNumberingAfterBreak="0">
-    <w:nsid w:val="75E232D6"/>
+  <w:abstractNum w:abstractNumId="4" w15:restartNumberingAfterBreak="0">
+    <w:nsid w:val="303474EE"/>
+    <w:multiLevelType w:val="singleLevel"/>
+    <w:tmpl w:val="04090001"/>
+    <w:lvl w:ilvl="0">
+      <w:start w:val="1"/>
+      <w:numFmt w:val="bullet"/>
+      <w:lvlText w:val="■"/>
+      <w:lvlJc w:val="left"/>
+      <w:pPr>
+        <w:ind w:left="440" w:hanging="440"/>
+      </w:pPr>
+      <w:rPr>
+        <w:rFonts w:ascii="Meiryo UI" w:hAnsi="Meiryo UI" w:eastAsia="Meiryo UI" w:cs="Meiryo UI" w:hint="default"/>
+      </w:rPr>
+    </w:lvl>
+  </w:abstractNum>
+  <w:abstractNum w:abstractNumId="5" w15:restartNumberingAfterBreak="0">
+    <w:nsid w:val="32E9500A"/>
     <w:multiLevelType w:val="hybridMultilevel"/>
-    <w:tmpl w:val="0E5ADD60"/>
+    <w:tmpl w:val="C3BA60D0"/>
+    <w:name w:val="__API_DOC_SQUARE_BULLET__222222"/>
+    <w:lvl w:ilvl="0" w:tplc="0409000F">
+      <w:start w:val="1"/>
+      <w:numFmt w:val="decimal"/>
+      <w:lvlText w:val="%1."/>
+      <w:lvlJc w:val="left"/>
+      <w:pPr>
+        <w:ind w:left="440" w:hanging="440"/>
+      </w:pPr>
+    </w:lvl>
+    <w:lvl w:ilvl="1" w:tplc="04090017" w:tentative="1">
+      <w:start w:val="1"/>
+      <w:numFmt w:val="aiueoFullWidth"/>
+      <w:lvlText w:val="(%2)"/>
+      <w:lvlJc w:val="left"/>
+      <w:pPr>
+        <w:ind w:left="880" w:hanging="440"/>
+      </w:pPr>
+    </w:lvl>
+    <w:lvl w:ilvl="2" w:tplc="04090011" w:tentative="1">
+      <w:start w:val="1"/>
+      <w:numFmt w:val="decimalEnclosedCircle"/>
+      <w:lvlText w:val="%3"/>
+      <w:lvlJc w:val="left"/>
+      <w:pPr>
+        <w:ind w:left="1320" w:hanging="440"/>
+      </w:pPr>
+    </w:lvl>
+    <w:lvl w:ilvl="3" w:tplc="0409000F" w:tentative="1">
+      <w:start w:val="1"/>
+      <w:numFmt w:val="decimal"/>
+      <w:lvlText w:val="%4."/>
+      <w:lvlJc w:val="left"/>
+      <w:pPr>
+        <w:ind w:left="1760" w:hanging="440"/>
+      </w:pPr>
+    </w:lvl>
+    <w:lvl w:ilvl="4" w:tplc="04090017" w:tentative="1">
+      <w:start w:val="1"/>
+      <w:numFmt w:val="aiueoFullWidth"/>
+      <w:lvlText w:val="(%5)"/>
+      <w:lvlJc w:val="left"/>
+      <w:pPr>
+        <w:ind w:left="2200" w:hanging="440"/>
+      </w:pPr>
+    </w:lvl>
+    <w:lvl w:ilvl="5" w:tplc="04090011" w:tentative="1">
+      <w:start w:val="1"/>
+      <w:numFmt w:val="decimalEnclosedCircle"/>
+      <w:lvlText w:val="%6"/>
+      <w:lvlJc w:val="left"/>
+      <w:pPr>
+        <w:ind w:left="2640" w:hanging="440"/>
+      </w:pPr>
+    </w:lvl>
+    <w:lvl w:ilvl="6" w:tplc="0409000F" w:tentative="1">
+      <w:start w:val="1"/>
+      <w:numFmt w:val="decimal"/>
+      <w:lvlText w:val="%7."/>
+      <w:lvlJc w:val="left"/>
+      <w:pPr>
+        <w:ind w:left="3080" w:hanging="440"/>
+      </w:pPr>
+    </w:lvl>
+    <w:lvl w:ilvl="7" w:tplc="04090017" w:tentative="1">
+      <w:start w:val="1"/>
+      <w:numFmt w:val="aiueoFullWidth"/>
+      <w:lvlText w:val="(%8)"/>
+      <w:lvlJc w:val="left"/>
+      <w:pPr>
+        <w:ind w:left="3520" w:hanging="440"/>
+      </w:pPr>
+    </w:lvl>
+    <w:lvl w:ilvl="8" w:tplc="04090011" w:tentative="1">
+      <w:start w:val="1"/>
+      <w:numFmt w:val="decimalEnclosedCircle"/>
+      <w:lvlText w:val="%9"/>
+      <w:lvlJc w:val="left"/>
+      <w:pPr>
+        <w:ind w:left="3960" w:hanging="440"/>
+      </w:pPr>
+    </w:lvl>
+  </w:abstractNum>
+  <w:abstractNum w:abstractNumId="6" w15:restartNumberingAfterBreak="0">
+    <w:nsid w:val="37056689"/>
+    <w:multiLevelType w:val="hybridMultilevel"/>
+    <w:tmpl w:val="CA025D1E"/>
     <w:name w:val="__API_DOC_SQUARE_BULLET__22"/>
     <w:lvl w:ilvl="0" w:tplc="0409000F">
       <w:start w:val="1"/>
@@ -24938,10 +24849,10 @@
       </w:pPr>
     </w:lvl>
   </w:abstractNum>
-  <w:abstractNum w:abstractNumId="9" w15:restartNumberingAfterBreak="0">
-    <w:nsid w:val="766A06C4"/>
+  <w:abstractNum w:abstractNumId="7" w15:restartNumberingAfterBreak="0">
+    <w:nsid w:val="5EB05AF8"/>
     <w:multiLevelType w:val="hybridMultilevel"/>
-    <w:tmpl w:val="7436C43E"/>
+    <w:tmpl w:val="54B4EBE8"/>
     <w:name w:val="__API_DOC_SQUARE_BULLET__22222222"/>
     <w:lvl w:ilvl="0" w:tplc="0409000F">
       <w:start w:val="1"/>
@@ -25025,11 +24936,185 @@
       </w:pPr>
     </w:lvl>
   </w:abstractNum>
+  <w:abstractNum w:abstractNumId="8" w15:restartNumberingAfterBreak="0">
+    <w:nsid w:val="6D145CF6"/>
+    <w:multiLevelType w:val="hybridMultilevel"/>
+    <w:tmpl w:val="48486476"/>
+    <w:name w:val="__API_DOC_SQUARE_BULLET__222"/>
+    <w:lvl w:ilvl="0" w:tplc="0409000F">
+      <w:start w:val="1"/>
+      <w:numFmt w:val="decimal"/>
+      <w:lvlText w:val="%1."/>
+      <w:lvlJc w:val="left"/>
+      <w:pPr>
+        <w:ind w:left="440" w:hanging="440"/>
+      </w:pPr>
+    </w:lvl>
+    <w:lvl w:ilvl="1" w:tplc="04090017" w:tentative="1">
+      <w:start w:val="1"/>
+      <w:numFmt w:val="aiueoFullWidth"/>
+      <w:lvlText w:val="(%2)"/>
+      <w:lvlJc w:val="left"/>
+      <w:pPr>
+        <w:ind w:left="880" w:hanging="440"/>
+      </w:pPr>
+    </w:lvl>
+    <w:lvl w:ilvl="2" w:tplc="04090011" w:tentative="1">
+      <w:start w:val="1"/>
+      <w:numFmt w:val="decimalEnclosedCircle"/>
+      <w:lvlText w:val="%3"/>
+      <w:lvlJc w:val="left"/>
+      <w:pPr>
+        <w:ind w:left="1320" w:hanging="440"/>
+      </w:pPr>
+    </w:lvl>
+    <w:lvl w:ilvl="3" w:tplc="0409000F" w:tentative="1">
+      <w:start w:val="1"/>
+      <w:numFmt w:val="decimal"/>
+      <w:lvlText w:val="%4."/>
+      <w:lvlJc w:val="left"/>
+      <w:pPr>
+        <w:ind w:left="1760" w:hanging="440"/>
+      </w:pPr>
+    </w:lvl>
+    <w:lvl w:ilvl="4" w:tplc="04090017" w:tentative="1">
+      <w:start w:val="1"/>
+      <w:numFmt w:val="aiueoFullWidth"/>
+      <w:lvlText w:val="(%5)"/>
+      <w:lvlJc w:val="left"/>
+      <w:pPr>
+        <w:ind w:left="2200" w:hanging="440"/>
+      </w:pPr>
+    </w:lvl>
+    <w:lvl w:ilvl="5" w:tplc="04090011" w:tentative="1">
+      <w:start w:val="1"/>
+      <w:numFmt w:val="decimalEnclosedCircle"/>
+      <w:lvlText w:val="%6"/>
+      <w:lvlJc w:val="left"/>
+      <w:pPr>
+        <w:ind w:left="2640" w:hanging="440"/>
+      </w:pPr>
+    </w:lvl>
+    <w:lvl w:ilvl="6" w:tplc="0409000F" w:tentative="1">
+      <w:start w:val="1"/>
+      <w:numFmt w:val="decimal"/>
+      <w:lvlText w:val="%7."/>
+      <w:lvlJc w:val="left"/>
+      <w:pPr>
+        <w:ind w:left="3080" w:hanging="440"/>
+      </w:pPr>
+    </w:lvl>
+    <w:lvl w:ilvl="7" w:tplc="04090017" w:tentative="1">
+      <w:start w:val="1"/>
+      <w:numFmt w:val="aiueoFullWidth"/>
+      <w:lvlText w:val="(%8)"/>
+      <w:lvlJc w:val="left"/>
+      <w:pPr>
+        <w:ind w:left="3520" w:hanging="440"/>
+      </w:pPr>
+    </w:lvl>
+    <w:lvl w:ilvl="8" w:tplc="04090011" w:tentative="1">
+      <w:start w:val="1"/>
+      <w:numFmt w:val="decimalEnclosedCircle"/>
+      <w:lvlText w:val="%9"/>
+      <w:lvlJc w:val="left"/>
+      <w:pPr>
+        <w:ind w:left="3960" w:hanging="440"/>
+      </w:pPr>
+    </w:lvl>
+  </w:abstractNum>
+  <w:abstractNum w:abstractNumId="9" w15:restartNumberingAfterBreak="0">
+    <w:nsid w:val="6EB27409"/>
+    <w:multiLevelType w:val="hybridMultilevel"/>
+    <w:tmpl w:val="B10C9EC2"/>
+    <w:name w:val="__API_DOC_SQUARE_BULLET__222222222"/>
+    <w:lvl w:ilvl="0" w:tplc="0409000F">
+      <w:start w:val="1"/>
+      <w:numFmt w:val="decimal"/>
+      <w:lvlText w:val="%1."/>
+      <w:lvlJc w:val="left"/>
+      <w:pPr>
+        <w:ind w:left="440" w:hanging="440"/>
+      </w:pPr>
+    </w:lvl>
+    <w:lvl w:ilvl="1" w:tplc="04090017" w:tentative="1">
+      <w:start w:val="1"/>
+      <w:numFmt w:val="aiueoFullWidth"/>
+      <w:lvlText w:val="(%2)"/>
+      <w:lvlJc w:val="left"/>
+      <w:pPr>
+        <w:ind w:left="880" w:hanging="440"/>
+      </w:pPr>
+    </w:lvl>
+    <w:lvl w:ilvl="2" w:tplc="04090011" w:tentative="1">
+      <w:start w:val="1"/>
+      <w:numFmt w:val="decimalEnclosedCircle"/>
+      <w:lvlText w:val="%3"/>
+      <w:lvlJc w:val="left"/>
+      <w:pPr>
+        <w:ind w:left="1320" w:hanging="440"/>
+      </w:pPr>
+    </w:lvl>
+    <w:lvl w:ilvl="3" w:tplc="0409000F" w:tentative="1">
+      <w:start w:val="1"/>
+      <w:numFmt w:val="decimal"/>
+      <w:lvlText w:val="%4."/>
+      <w:lvlJc w:val="left"/>
+      <w:pPr>
+        <w:ind w:left="1760" w:hanging="440"/>
+      </w:pPr>
+    </w:lvl>
+    <w:lvl w:ilvl="4" w:tplc="04090017" w:tentative="1">
+      <w:start w:val="1"/>
+      <w:numFmt w:val="aiueoFullWidth"/>
+      <w:lvlText w:val="(%5)"/>
+      <w:lvlJc w:val="left"/>
+      <w:pPr>
+        <w:ind w:left="2200" w:hanging="440"/>
+      </w:pPr>
+    </w:lvl>
+    <w:lvl w:ilvl="5" w:tplc="04090011" w:tentative="1">
+      <w:start w:val="1"/>
+      <w:numFmt w:val="decimalEnclosedCircle"/>
+      <w:lvlText w:val="%6"/>
+      <w:lvlJc w:val="left"/>
+      <w:pPr>
+        <w:ind w:left="2640" w:hanging="440"/>
+      </w:pPr>
+    </w:lvl>
+    <w:lvl w:ilvl="6" w:tplc="0409000F" w:tentative="1">
+      <w:start w:val="1"/>
+      <w:numFmt w:val="decimal"/>
+      <w:lvlText w:val="%7."/>
+      <w:lvlJc w:val="left"/>
+      <w:pPr>
+        <w:ind w:left="3080" w:hanging="440"/>
+      </w:pPr>
+    </w:lvl>
+    <w:lvl w:ilvl="7" w:tplc="04090017" w:tentative="1">
+      <w:start w:val="1"/>
+      <w:numFmt w:val="aiueoFullWidth"/>
+      <w:lvlText w:val="(%8)"/>
+      <w:lvlJc w:val="left"/>
+      <w:pPr>
+        <w:ind w:left="3520" w:hanging="440"/>
+      </w:pPr>
+    </w:lvl>
+    <w:lvl w:ilvl="8" w:tplc="04090011" w:tentative="1">
+      <w:start w:val="1"/>
+      <w:numFmt w:val="decimalEnclosedCircle"/>
+      <w:lvlText w:val="%9"/>
+      <w:lvlJc w:val="left"/>
+      <w:pPr>
+        <w:ind w:left="3960" w:hanging="440"/>
+      </w:pPr>
+    </w:lvl>
+  </w:abstractNum>
   <w:abstractNum w:abstractNumId="10" w15:restartNumberingAfterBreak="0">
-    <w:nsid w:val="76DA65C7"/>
+    <w:nsid w:val="6ED12630"/>
     <w:multiLevelType w:val="hybridMultilevel"/>
-    <w:tmpl w:val="A97CAC4A"/>
-    <w:name w:val="__API_DOC_SQUARE_BULLET__222"/>
+    <w:tmpl w:val="6D2250E4"/>
+    <w:name w:val="__API_DOC_SQUARE_BULLET__22222"/>
     <w:lvl w:ilvl="0" w:tplc="0409000F">
       <w:start w:val="1"/>
       <w:numFmt w:val="decimal"/>
@@ -25229,38 +25314,38 @@
   <w:num w:numId="1" w16cid:durableId="296302402">
     <w:abstractNumId w:val="11"/>
   </w:num>
-  <w:num w:numId="2" w16cid:durableId="1316953683">
+  <w:num w:numId="2" w16cid:durableId="786388254">
+    <w:abstractNumId w:val="4"/>
+  </w:num>
+  <w:num w:numId="3" w16cid:durableId="1713918990">
     <w:abstractNumId w:val="1"/>
   </w:num>
-  <w:num w:numId="3" w16cid:durableId="1943685591">
+  <w:num w:numId="4" w16cid:durableId="1168012166">
+    <w:abstractNumId w:val="3"/>
+  </w:num>
+  <w:num w:numId="5" w16cid:durableId="1621109957">
+    <w:abstractNumId w:val="6"/>
+  </w:num>
+  <w:num w:numId="6" w16cid:durableId="1381711701">
+    <w:abstractNumId w:val="8"/>
+  </w:num>
+  <w:num w:numId="7" w16cid:durableId="1197039428">
+    <w:abstractNumId w:val="0"/>
+  </w:num>
+  <w:num w:numId="8" w16cid:durableId="2137290552">
+    <w:abstractNumId w:val="10"/>
+  </w:num>
+  <w:num w:numId="9" w16cid:durableId="1969162384">
     <w:abstractNumId w:val="5"/>
   </w:num>
-  <w:num w:numId="4" w16cid:durableId="572006652">
-    <w:abstractNumId w:val="0"/>
+  <w:num w:numId="10" w16cid:durableId="1458916691">
+    <w:abstractNumId w:val="2"/>
   </w:num>
-  <w:num w:numId="5" w16cid:durableId="1639728428">
-    <w:abstractNumId w:val="8"/>
-  </w:num>
-  <w:num w:numId="6" w16cid:durableId="80181799">
-    <w:abstractNumId w:val="10"/>
-  </w:num>
-  <w:num w:numId="7" w16cid:durableId="969212873">
+  <w:num w:numId="11" w16cid:durableId="283314108">
     <w:abstractNumId w:val="7"/>
   </w:num>
-  <w:num w:numId="8" w16cid:durableId="44372163">
-    <w:abstractNumId w:val="3"/>
-  </w:num>
-  <w:num w:numId="9" w16cid:durableId="680006027">
-    <w:abstractNumId w:val="2"/>
-  </w:num>
-  <w:num w:numId="10" w16cid:durableId="443842259">
-    <w:abstractNumId w:val="6"/>
-  </w:num>
-  <w:num w:numId="11" w16cid:durableId="636253758">
+  <w:num w:numId="12" w16cid:durableId="1038621706">
     <w:abstractNumId w:val="9"/>
-  </w:num>
-  <w:num w:numId="12" w16cid:durableId="1173642090">
-    <w:abstractNumId w:val="4"/>
   </w:num>
   <w:numIdMacAtCleanup w:val="12"/>
 </w:numbering>

--- a/taniguchi/api/Fix/API設計書_日常点検.docx
+++ b/taniguchi/api/Fix/API設計書_日常点検.docx
@@ -1002,7 +1002,7 @@
       <w:r>
         <w:fldChar w:fldCharType="separate"/>
       </w:r>
-      <w:hyperlink w:anchor="_Toc231135938" w:history="1">
+      <w:hyperlink w:anchor="_Toc231313126" w:history="1">
         <w:r>
           <w:rPr>
             <w:rStyle w:val="afffffff5"/>
@@ -1029,7 +1029,7 @@
             <w:noProof/>
             <w:webHidden/>
           </w:rPr>
-          <w:instrText xml:space="preserve"> PAGEREF _Toc231135938 \h </w:instrText>
+          <w:instrText xml:space="preserve"> PAGEREF _Toc231313126 \h </w:instrText>
         </w:r>
         <w:r>
           <w:rPr>
@@ -1077,7 +1077,7 @@
           <w14:ligatures w14:val="standardContextual"/>
         </w:rPr>
       </w:pPr>
-      <w:hyperlink w:anchor="_Toc231135939" w:history="1">
+      <w:hyperlink w:anchor="_Toc231313127" w:history="1">
         <w:r>
           <w:rPr>
             <w:rStyle w:val="afffffff5"/>
@@ -1104,7 +1104,7 @@
             <w:noProof/>
             <w:webHidden/>
           </w:rPr>
-          <w:instrText xml:space="preserve"> PAGEREF _Toc231135939 \h </w:instrText>
+          <w:instrText xml:space="preserve"> PAGEREF _Toc231313127 \h </w:instrText>
         </w:r>
         <w:r>
           <w:rPr>
@@ -1152,7 +1152,7 @@
           <w14:ligatures w14:val="standardContextual"/>
         </w:rPr>
       </w:pPr>
-      <w:hyperlink w:anchor="_Toc231135940" w:history="1">
+      <w:hyperlink w:anchor="_Toc231313128" w:history="1">
         <w:r>
           <w:rPr>
             <w:rStyle w:val="afffffff5"/>
@@ -1179,7 +1179,7 @@
             <w:noProof/>
             <w:webHidden/>
           </w:rPr>
-          <w:instrText xml:space="preserve"> PAGEREF _Toc231135940 \h </w:instrText>
+          <w:instrText xml:space="preserve"> PAGEREF _Toc231313128 \h </w:instrText>
         </w:r>
         <w:r>
           <w:rPr>
@@ -1227,7 +1227,7 @@
           <w14:ligatures w14:val="standardContextual"/>
         </w:rPr>
       </w:pPr>
-      <w:hyperlink w:anchor="_Toc231135941" w:history="1">
+      <w:hyperlink w:anchor="_Toc231313129" w:history="1">
         <w:r>
           <w:rPr>
             <w:rStyle w:val="afffffff5"/>
@@ -1254,7 +1254,7 @@
             <w:noProof/>
             <w:webHidden/>
           </w:rPr>
-          <w:instrText xml:space="preserve"> PAGEREF _Toc231135941 \h </w:instrText>
+          <w:instrText xml:space="preserve"> PAGEREF _Toc231313129 \h </w:instrText>
         </w:r>
         <w:r>
           <w:rPr>
@@ -1302,7 +1302,7 @@
           <w14:ligatures w14:val="standardContextual"/>
         </w:rPr>
       </w:pPr>
-      <w:hyperlink w:anchor="_Toc231135942" w:history="1">
+      <w:hyperlink w:anchor="_Toc231313130" w:history="1">
         <w:r>
           <w:rPr>
             <w:rStyle w:val="afffffff5"/>
@@ -1329,7 +1329,7 @@
             <w:noProof/>
             <w:webHidden/>
           </w:rPr>
-          <w:instrText xml:space="preserve"> PAGEREF _Toc231135942 \h </w:instrText>
+          <w:instrText xml:space="preserve"> PAGEREF _Toc231313130 \h </w:instrText>
         </w:r>
         <w:r>
           <w:rPr>
@@ -1378,7 +1378,7 @@
           <w14:ligatures w14:val="standardContextual"/>
         </w:rPr>
       </w:pPr>
-      <w:hyperlink w:anchor="_Toc231135943" w:history="1">
+      <w:hyperlink w:anchor="_Toc231313131" w:history="1">
         <w:r>
           <w:rPr>
             <w:rStyle w:val="afffffff5"/>
@@ -1405,7 +1405,7 @@
             <w:noProof/>
             <w:webHidden/>
           </w:rPr>
-          <w:instrText xml:space="preserve"> PAGEREF _Toc231135943 \h </w:instrText>
+          <w:instrText xml:space="preserve"> PAGEREF _Toc231313131 \h </w:instrText>
         </w:r>
         <w:r>
           <w:rPr>
@@ -1453,7 +1453,7 @@
           <w14:ligatures w14:val="standardContextual"/>
         </w:rPr>
       </w:pPr>
-      <w:hyperlink w:anchor="_Toc231135944" w:history="1">
+      <w:hyperlink w:anchor="_Toc231313132" w:history="1">
         <w:r>
           <w:rPr>
             <w:rStyle w:val="afffffff5"/>
@@ -1480,7 +1480,7 @@
             <w:noProof/>
             <w:webHidden/>
           </w:rPr>
-          <w:instrText xml:space="preserve"> PAGEREF _Toc231135944 \h </w:instrText>
+          <w:instrText xml:space="preserve"> PAGEREF _Toc231313132 \h </w:instrText>
         </w:r>
         <w:r>
           <w:rPr>
@@ -1528,7 +1528,7 @@
           <w14:ligatures w14:val="standardContextual"/>
         </w:rPr>
       </w:pPr>
-      <w:hyperlink w:anchor="_Toc231135945" w:history="1">
+      <w:hyperlink w:anchor="_Toc231313133" w:history="1">
         <w:r>
           <w:rPr>
             <w:rStyle w:val="afffffff5"/>
@@ -1555,7 +1555,7 @@
             <w:noProof/>
             <w:webHidden/>
           </w:rPr>
-          <w:instrText xml:space="preserve"> PAGEREF _Toc231135945 \h </w:instrText>
+          <w:instrText xml:space="preserve"> PAGEREF _Toc231313133 \h </w:instrText>
         </w:r>
         <w:r>
           <w:rPr>
@@ -1603,7 +1603,7 @@
           <w14:ligatures w14:val="standardContextual"/>
         </w:rPr>
       </w:pPr>
-      <w:hyperlink w:anchor="_Toc231135946" w:history="1">
+      <w:hyperlink w:anchor="_Toc231313134" w:history="1">
         <w:r>
           <w:rPr>
             <w:rStyle w:val="afffffff5"/>
@@ -1630,7 +1630,7 @@
             <w:noProof/>
             <w:webHidden/>
           </w:rPr>
-          <w:instrText xml:space="preserve"> PAGEREF _Toc231135946 \h </w:instrText>
+          <w:instrText xml:space="preserve"> PAGEREF _Toc231313134 \h </w:instrText>
         </w:r>
         <w:r>
           <w:rPr>
@@ -1679,7 +1679,7 @@
           <w14:ligatures w14:val="standardContextual"/>
         </w:rPr>
       </w:pPr>
-      <w:hyperlink w:anchor="_Toc231135947" w:history="1">
+      <w:hyperlink w:anchor="_Toc231313135" w:history="1">
         <w:r>
           <w:rPr>
             <w:rStyle w:val="afffffff5"/>
@@ -1706,7 +1706,7 @@
             <w:noProof/>
             <w:webHidden/>
           </w:rPr>
-          <w:instrText xml:space="preserve"> PAGEREF _Toc231135947 \h </w:instrText>
+          <w:instrText xml:space="preserve"> PAGEREF _Toc231313135 \h </w:instrText>
         </w:r>
         <w:r>
           <w:rPr>
@@ -1754,7 +1754,7 @@
           <w14:ligatures w14:val="standardContextual"/>
         </w:rPr>
       </w:pPr>
-      <w:hyperlink w:anchor="_Toc231135948" w:history="1">
+      <w:hyperlink w:anchor="_Toc231313136" w:history="1">
         <w:r>
           <w:rPr>
             <w:rStyle w:val="afffffff5"/>
@@ -1781,7 +1781,7 @@
             <w:noProof/>
             <w:webHidden/>
           </w:rPr>
-          <w:instrText xml:space="preserve"> PAGEREF _Toc231135948 \h </w:instrText>
+          <w:instrText xml:space="preserve"> PAGEREF _Toc231313136 \h </w:instrText>
         </w:r>
         <w:r>
           <w:rPr>
@@ -1829,7 +1829,7 @@
           <w14:ligatures w14:val="standardContextual"/>
         </w:rPr>
       </w:pPr>
-      <w:hyperlink w:anchor="_Toc231135949" w:history="1">
+      <w:hyperlink w:anchor="_Toc231313137" w:history="1">
         <w:r>
           <w:rPr>
             <w:rStyle w:val="afffffff5"/>
@@ -1856,7 +1856,7 @@
             <w:noProof/>
             <w:webHidden/>
           </w:rPr>
-          <w:instrText xml:space="preserve"> PAGEREF _Toc231135949 \h </w:instrText>
+          <w:instrText xml:space="preserve"> PAGEREF _Toc231313137 \h </w:instrText>
         </w:r>
         <w:r>
           <w:rPr>
@@ -1904,7 +1904,7 @@
           <w14:ligatures w14:val="standardContextual"/>
         </w:rPr>
       </w:pPr>
-      <w:hyperlink w:anchor="_Toc231135950" w:history="1">
+      <w:hyperlink w:anchor="_Toc231313138" w:history="1">
         <w:r>
           <w:rPr>
             <w:rStyle w:val="afffffff5"/>
@@ -1931,7 +1931,7 @@
             <w:noProof/>
             <w:webHidden/>
           </w:rPr>
-          <w:instrText xml:space="preserve"> PAGEREF _Toc231135950 \h </w:instrText>
+          <w:instrText xml:space="preserve"> PAGEREF _Toc231313138 \h </w:instrText>
         </w:r>
         <w:r>
           <w:rPr>
@@ -1979,7 +1979,7 @@
           <w14:ligatures w14:val="standardContextual"/>
         </w:rPr>
       </w:pPr>
-      <w:hyperlink w:anchor="_Toc231135951" w:history="1">
+      <w:hyperlink w:anchor="_Toc231313139" w:history="1">
         <w:r>
           <w:rPr>
             <w:rStyle w:val="afffffff5"/>
@@ -2006,7 +2006,7 @@
             <w:noProof/>
             <w:webHidden/>
           </w:rPr>
-          <w:instrText xml:space="preserve"> PAGEREF _Toc231135951 \h </w:instrText>
+          <w:instrText xml:space="preserve"> PAGEREF _Toc231313139 \h </w:instrText>
         </w:r>
         <w:r>
           <w:rPr>
@@ -2054,7 +2054,7 @@
           <w14:ligatures w14:val="standardContextual"/>
         </w:rPr>
       </w:pPr>
-      <w:hyperlink w:anchor="_Toc231135952" w:history="1">
+      <w:hyperlink w:anchor="_Toc231313140" w:history="1">
         <w:r>
           <w:rPr>
             <w:rStyle w:val="afffffff5"/>
@@ -2081,7 +2081,7 @@
             <w:noProof/>
             <w:webHidden/>
           </w:rPr>
-          <w:instrText xml:space="preserve"> PAGEREF _Toc231135952 \h </w:instrText>
+          <w:instrText xml:space="preserve"> PAGEREF _Toc231313140 \h </w:instrText>
         </w:r>
         <w:r>
           <w:rPr>
@@ -2129,7 +2129,7 @@
           <w14:ligatures w14:val="standardContextual"/>
         </w:rPr>
       </w:pPr>
-      <w:hyperlink w:anchor="_Toc231135953" w:history="1">
+      <w:hyperlink w:anchor="_Toc231313141" w:history="1">
         <w:r>
           <w:rPr>
             <w:rStyle w:val="afffffff5"/>
@@ -2156,7 +2156,7 @@
             <w:noProof/>
             <w:webHidden/>
           </w:rPr>
-          <w:instrText xml:space="preserve"> PAGEREF _Toc231135953 \h </w:instrText>
+          <w:instrText xml:space="preserve"> PAGEREF _Toc231313141 \h </w:instrText>
         </w:r>
         <w:r>
           <w:rPr>
@@ -2204,7 +2204,7 @@
           <w14:ligatures w14:val="standardContextual"/>
         </w:rPr>
       </w:pPr>
-      <w:hyperlink w:anchor="_Toc231135954" w:history="1">
+      <w:hyperlink w:anchor="_Toc231313142" w:history="1">
         <w:r>
           <w:rPr>
             <w:rStyle w:val="afffffff5"/>
@@ -2231,7 +2231,7 @@
             <w:noProof/>
             <w:webHidden/>
           </w:rPr>
-          <w:instrText xml:space="preserve"> PAGEREF _Toc231135954 \h </w:instrText>
+          <w:instrText xml:space="preserve"> PAGEREF _Toc231313142 \h </w:instrText>
         </w:r>
         <w:r>
           <w:rPr>
@@ -2278,7 +2278,7 @@
           <w14:ligatures w14:val="standardContextual"/>
         </w:rPr>
       </w:pPr>
-      <w:hyperlink w:anchor="_Toc231135955" w:history="1">
+      <w:hyperlink w:anchor="_Toc231313143" w:history="1">
         <w:r>
           <w:rPr>
             <w:rStyle w:val="afffffff5"/>
@@ -2305,7 +2305,7 @@
             <w:noProof/>
             <w:webHidden/>
           </w:rPr>
-          <w:instrText xml:space="preserve"> PAGEREF _Toc231135955 \h </w:instrText>
+          <w:instrText xml:space="preserve"> PAGEREF _Toc231313143 \h </w:instrText>
         </w:r>
         <w:r>
           <w:rPr>
@@ -2354,7 +2354,7 @@
           <w14:ligatures w14:val="standardContextual"/>
         </w:rPr>
       </w:pPr>
-      <w:hyperlink w:anchor="_Toc231135956" w:history="1">
+      <w:hyperlink w:anchor="_Toc231313144" w:history="1">
         <w:r>
           <w:rPr>
             <w:rStyle w:val="afffffff5"/>
@@ -2381,7 +2381,7 @@
             <w:noProof/>
             <w:webHidden/>
           </w:rPr>
-          <w:instrText xml:space="preserve"> PAGEREF _Toc231135956 \h </w:instrText>
+          <w:instrText xml:space="preserve"> PAGEREF _Toc231313144 \h </w:instrText>
         </w:r>
         <w:r>
           <w:rPr>
@@ -2429,7 +2429,7 @@
           <w14:ligatures w14:val="standardContextual"/>
         </w:rPr>
       </w:pPr>
-      <w:hyperlink w:anchor="_Toc231135957" w:history="1">
+      <w:hyperlink w:anchor="_Toc231313145" w:history="1">
         <w:r>
           <w:rPr>
             <w:rStyle w:val="afffffff5"/>
@@ -2456,7 +2456,7 @@
             <w:noProof/>
             <w:webHidden/>
           </w:rPr>
-          <w:instrText xml:space="preserve"> PAGEREF _Toc231135957 \h </w:instrText>
+          <w:instrText xml:space="preserve"> PAGEREF _Toc231313145 \h </w:instrText>
         </w:r>
         <w:r>
           <w:rPr>
@@ -2504,7 +2504,7 @@
           <w14:ligatures w14:val="standardContextual"/>
         </w:rPr>
       </w:pPr>
-      <w:hyperlink w:anchor="_Toc231135958" w:history="1">
+      <w:hyperlink w:anchor="_Toc231313146" w:history="1">
         <w:r>
           <w:rPr>
             <w:rStyle w:val="afffffff5"/>
@@ -2531,7 +2531,7 @@
             <w:noProof/>
             <w:webHidden/>
           </w:rPr>
-          <w:instrText xml:space="preserve"> PAGEREF _Toc231135958 \h </w:instrText>
+          <w:instrText xml:space="preserve"> PAGEREF _Toc231313146 \h </w:instrText>
         </w:r>
         <w:r>
           <w:rPr>
@@ -2579,7 +2579,7 @@
           <w14:ligatures w14:val="standardContextual"/>
         </w:rPr>
       </w:pPr>
-      <w:hyperlink w:anchor="_Toc231135959" w:history="1">
+      <w:hyperlink w:anchor="_Toc231313147" w:history="1">
         <w:r>
           <w:rPr>
             <w:rStyle w:val="afffffff5"/>
@@ -2606,7 +2606,7 @@
             <w:noProof/>
             <w:webHidden/>
           </w:rPr>
-          <w:instrText xml:space="preserve"> PAGEREF _Toc231135959 \h </w:instrText>
+          <w:instrText xml:space="preserve"> PAGEREF _Toc231313147 \h </w:instrText>
         </w:r>
         <w:r>
           <w:rPr>
@@ -2655,7 +2655,7 @@
           <w14:ligatures w14:val="standardContextual"/>
         </w:rPr>
       </w:pPr>
-      <w:hyperlink w:anchor="_Toc231135960" w:history="1">
+      <w:hyperlink w:anchor="_Toc231313148" w:history="1">
         <w:r>
           <w:rPr>
             <w:rStyle w:val="afffffff5"/>
@@ -2682,7 +2682,7 @@
             <w:noProof/>
             <w:webHidden/>
           </w:rPr>
-          <w:instrText xml:space="preserve"> PAGEREF _Toc231135960 \h </w:instrText>
+          <w:instrText xml:space="preserve"> PAGEREF _Toc231313148 \h </w:instrText>
         </w:r>
         <w:r>
           <w:rPr>
@@ -2730,7 +2730,7 @@
           <w14:ligatures w14:val="standardContextual"/>
         </w:rPr>
       </w:pPr>
-      <w:hyperlink w:anchor="_Toc231135961" w:history="1">
+      <w:hyperlink w:anchor="_Toc231313149" w:history="1">
         <w:r>
           <w:rPr>
             <w:rStyle w:val="afffffff5"/>
@@ -2757,7 +2757,7 @@
             <w:noProof/>
             <w:webHidden/>
           </w:rPr>
-          <w:instrText xml:space="preserve"> PAGEREF _Toc231135961 \h </w:instrText>
+          <w:instrText xml:space="preserve"> PAGEREF _Toc231313149 \h </w:instrText>
         </w:r>
         <w:r>
           <w:rPr>
@@ -2804,7 +2804,7 @@
           <w14:ligatures w14:val="standardContextual"/>
         </w:rPr>
       </w:pPr>
-      <w:hyperlink w:anchor="_Toc231135962" w:history="1">
+      <w:hyperlink w:anchor="_Toc231313150" w:history="1">
         <w:r>
           <w:rPr>
             <w:rStyle w:val="afffffff5"/>
@@ -2831,7 +2831,7 @@
             <w:noProof/>
             <w:webHidden/>
           </w:rPr>
-          <w:instrText xml:space="preserve"> PAGEREF _Toc231135962 \h </w:instrText>
+          <w:instrText xml:space="preserve"> PAGEREF _Toc231313150 \h </w:instrText>
         </w:r>
         <w:r>
           <w:rPr>
@@ -2851,7 +2851,7 @@
             <w:noProof/>
             <w:webHidden/>
           </w:rPr>
-          <w:t>13</w:t>
+          <w:t>14</w:t>
         </w:r>
         <w:r>
           <w:rPr>
@@ -2878,7 +2878,7 @@
           <w14:ligatures w14:val="standardContextual"/>
         </w:rPr>
       </w:pPr>
-      <w:hyperlink w:anchor="_Toc231135963" w:history="1">
+      <w:hyperlink w:anchor="_Toc231313151" w:history="1">
         <w:r>
           <w:rPr>
             <w:rStyle w:val="afffffff5"/>
@@ -2905,7 +2905,7 @@
             <w:noProof/>
             <w:webHidden/>
           </w:rPr>
-          <w:instrText xml:space="preserve"> PAGEREF _Toc231135963 \h </w:instrText>
+          <w:instrText xml:space="preserve"> PAGEREF _Toc231313151 \h </w:instrText>
         </w:r>
         <w:r>
           <w:rPr>
@@ -2925,7 +2925,7 @@
             <w:noProof/>
             <w:webHidden/>
           </w:rPr>
-          <w:t>14</w:t>
+          <w:t>15</w:t>
         </w:r>
         <w:r>
           <w:rPr>
@@ -2952,7 +2952,7 @@
           <w14:ligatures w14:val="standardContextual"/>
         </w:rPr>
       </w:pPr>
-      <w:hyperlink w:anchor="_Toc231135964" w:history="1">
+      <w:hyperlink w:anchor="_Toc231313152" w:history="1">
         <w:r>
           <w:rPr>
             <w:rStyle w:val="afffffff5"/>
@@ -2979,7 +2979,7 @@
             <w:noProof/>
             <w:webHidden/>
           </w:rPr>
-          <w:instrText xml:space="preserve"> PAGEREF _Toc231135964 \h </w:instrText>
+          <w:instrText xml:space="preserve"> PAGEREF _Toc231313152 \h </w:instrText>
         </w:r>
         <w:r>
           <w:rPr>
@@ -3027,7 +3027,7 @@
           <w14:ligatures w14:val="standardContextual"/>
         </w:rPr>
       </w:pPr>
-      <w:hyperlink w:anchor="_Toc231135965" w:history="1">
+      <w:hyperlink w:anchor="_Toc231313153" w:history="1">
         <w:r>
           <w:rPr>
             <w:rStyle w:val="afffffff5"/>
@@ -3054,7 +3054,7 @@
             <w:noProof/>
             <w:webHidden/>
           </w:rPr>
-          <w:instrText xml:space="preserve"> PAGEREF _Toc231135965 \h </w:instrText>
+          <w:instrText xml:space="preserve"> PAGEREF _Toc231313153 \h </w:instrText>
         </w:r>
         <w:r>
           <w:rPr>
@@ -3101,7 +3101,7 @@
           <w14:ligatures w14:val="standardContextual"/>
         </w:rPr>
       </w:pPr>
-      <w:hyperlink w:anchor="_Toc231135966" w:history="1">
+      <w:hyperlink w:anchor="_Toc231313154" w:history="1">
         <w:r>
           <w:rPr>
             <w:rStyle w:val="afffffff5"/>
@@ -3128,7 +3128,7 @@
             <w:noProof/>
             <w:webHidden/>
           </w:rPr>
-          <w:instrText xml:space="preserve"> PAGEREF _Toc231135966 \h </w:instrText>
+          <w:instrText xml:space="preserve"> PAGEREF _Toc231313154 \h </w:instrText>
         </w:r>
         <w:r>
           <w:rPr>
@@ -3175,7 +3175,7 @@
           <w14:ligatures w14:val="standardContextual"/>
         </w:rPr>
       </w:pPr>
-      <w:hyperlink w:anchor="_Toc231135967" w:history="1">
+      <w:hyperlink w:anchor="_Toc231313155" w:history="1">
         <w:r>
           <w:rPr>
             <w:rStyle w:val="afffffff5"/>
@@ -3202,7 +3202,7 @@
             <w:noProof/>
             <w:webHidden/>
           </w:rPr>
-          <w:instrText xml:space="preserve"> PAGEREF _Toc231135967 \h </w:instrText>
+          <w:instrText xml:space="preserve"> PAGEREF _Toc231313155 \h </w:instrText>
         </w:r>
         <w:r>
           <w:rPr>
@@ -3249,7 +3249,7 @@
           <w14:ligatures w14:val="standardContextual"/>
         </w:rPr>
       </w:pPr>
-      <w:hyperlink w:anchor="_Toc231135968" w:history="1">
+      <w:hyperlink w:anchor="_Toc231313156" w:history="1">
         <w:r>
           <w:rPr>
             <w:rStyle w:val="afffffff5"/>
@@ -3276,7 +3276,7 @@
             <w:noProof/>
             <w:webHidden/>
           </w:rPr>
-          <w:instrText xml:space="preserve"> PAGEREF _Toc231135968 \h </w:instrText>
+          <w:instrText xml:space="preserve"> PAGEREF _Toc231313156 \h </w:instrText>
         </w:r>
         <w:r>
           <w:rPr>
@@ -3324,7 +3324,7 @@
           <w14:ligatures w14:val="standardContextual"/>
         </w:rPr>
       </w:pPr>
-      <w:hyperlink w:anchor="_Toc231135969" w:history="1">
+      <w:hyperlink w:anchor="_Toc231313157" w:history="1">
         <w:r>
           <w:rPr>
             <w:rStyle w:val="afffffff5"/>
@@ -3351,7 +3351,7 @@
             <w:noProof/>
             <w:webHidden/>
           </w:rPr>
-          <w:instrText xml:space="preserve"> PAGEREF _Toc231135969 \h </w:instrText>
+          <w:instrText xml:space="preserve"> PAGEREF _Toc231313157 \h </w:instrText>
         </w:r>
         <w:r>
           <w:rPr>
@@ -3371,7 +3371,7 @@
             <w:noProof/>
             <w:webHidden/>
           </w:rPr>
-          <w:t>20</w:t>
+          <w:t>21</w:t>
         </w:r>
         <w:r>
           <w:rPr>
@@ -3398,7 +3398,7 @@
           <w14:ligatures w14:val="standardContextual"/>
         </w:rPr>
       </w:pPr>
-      <w:hyperlink w:anchor="_Toc231135970" w:history="1">
+      <w:hyperlink w:anchor="_Toc231313158" w:history="1">
         <w:r>
           <w:rPr>
             <w:rStyle w:val="afffffff5"/>
@@ -3425,7 +3425,7 @@
             <w:noProof/>
             <w:webHidden/>
           </w:rPr>
-          <w:instrText xml:space="preserve"> PAGEREF _Toc231135970 \h </w:instrText>
+          <w:instrText xml:space="preserve"> PAGEREF _Toc231313158 \h </w:instrText>
         </w:r>
         <w:r>
           <w:rPr>
@@ -3472,7 +3472,7 @@
           <w14:ligatures w14:val="standardContextual"/>
         </w:rPr>
       </w:pPr>
-      <w:hyperlink w:anchor="_Toc231135971" w:history="1">
+      <w:hyperlink w:anchor="_Toc231313159" w:history="1">
         <w:r>
           <w:rPr>
             <w:rStyle w:val="afffffff5"/>
@@ -3499,7 +3499,7 @@
             <w:noProof/>
             <w:webHidden/>
           </w:rPr>
-          <w:instrText xml:space="preserve"> PAGEREF _Toc231135971 \h </w:instrText>
+          <w:instrText xml:space="preserve"> PAGEREF _Toc231313159 \h </w:instrText>
         </w:r>
         <w:r>
           <w:rPr>
@@ -3546,7 +3546,7 @@
           <w14:ligatures w14:val="standardContextual"/>
         </w:rPr>
       </w:pPr>
-      <w:hyperlink w:anchor="_Toc231135972" w:history="1">
+      <w:hyperlink w:anchor="_Toc231313160" w:history="1">
         <w:r>
           <w:rPr>
             <w:rStyle w:val="afffffff5"/>
@@ -3573,7 +3573,7 @@
             <w:noProof/>
             <w:webHidden/>
           </w:rPr>
-          <w:instrText xml:space="preserve"> PAGEREF _Toc231135972 \h </w:instrText>
+          <w:instrText xml:space="preserve"> PAGEREF _Toc231313160 \h </w:instrText>
         </w:r>
         <w:r>
           <w:rPr>
@@ -3621,7 +3621,7 @@
           <w14:ligatures w14:val="standardContextual"/>
         </w:rPr>
       </w:pPr>
-      <w:hyperlink w:anchor="_Toc231135973" w:history="1">
+      <w:hyperlink w:anchor="_Toc231313161" w:history="1">
         <w:r>
           <w:rPr>
             <w:rStyle w:val="afffffff5"/>
@@ -3648,7 +3648,7 @@
             <w:noProof/>
             <w:webHidden/>
           </w:rPr>
-          <w:instrText xml:space="preserve"> PAGEREF _Toc231135973 \h </w:instrText>
+          <w:instrText xml:space="preserve"> PAGEREF _Toc231313161 \h </w:instrText>
         </w:r>
         <w:r>
           <w:rPr>
@@ -3695,7 +3695,7 @@
           <w14:ligatures w14:val="standardContextual"/>
         </w:rPr>
       </w:pPr>
-      <w:hyperlink w:anchor="_Toc231135974" w:history="1">
+      <w:hyperlink w:anchor="_Toc231313162" w:history="1">
         <w:r>
           <w:rPr>
             <w:rStyle w:val="afffffff5"/>
@@ -3722,7 +3722,7 @@
             <w:noProof/>
             <w:webHidden/>
           </w:rPr>
-          <w:instrText xml:space="preserve"> PAGEREF _Toc231135974 \h </w:instrText>
+          <w:instrText xml:space="preserve"> PAGEREF _Toc231313162 \h </w:instrText>
         </w:r>
         <w:r>
           <w:rPr>
@@ -3769,7 +3769,7 @@
           <w14:ligatures w14:val="standardContextual"/>
         </w:rPr>
       </w:pPr>
-      <w:hyperlink w:anchor="_Toc231135975" w:history="1">
+      <w:hyperlink w:anchor="_Toc231313163" w:history="1">
         <w:r>
           <w:rPr>
             <w:rStyle w:val="afffffff5"/>
@@ -3796,7 +3796,7 @@
             <w:noProof/>
             <w:webHidden/>
           </w:rPr>
-          <w:instrText xml:space="preserve"> PAGEREF _Toc231135975 \h </w:instrText>
+          <w:instrText xml:space="preserve"> PAGEREF _Toc231313163 \h </w:instrText>
         </w:r>
         <w:r>
           <w:rPr>
@@ -3816,7 +3816,7 @@
             <w:noProof/>
             <w:webHidden/>
           </w:rPr>
-          <w:t>27</w:t>
+          <w:t>28</w:t>
         </w:r>
         <w:r>
           <w:rPr>
@@ -3843,7 +3843,7 @@
           <w14:ligatures w14:val="standardContextual"/>
         </w:rPr>
       </w:pPr>
-      <w:hyperlink w:anchor="_Toc231135976" w:history="1">
+      <w:hyperlink w:anchor="_Toc231313164" w:history="1">
         <w:r>
           <w:rPr>
             <w:rStyle w:val="afffffff5"/>
@@ -3870,7 +3870,7 @@
             <w:noProof/>
             <w:webHidden/>
           </w:rPr>
-          <w:instrText xml:space="preserve"> PAGEREF _Toc231135976 \h </w:instrText>
+          <w:instrText xml:space="preserve"> PAGEREF _Toc231313164 \h </w:instrText>
         </w:r>
         <w:r>
           <w:rPr>
@@ -3918,7 +3918,7 @@
           <w14:ligatures w14:val="standardContextual"/>
         </w:rPr>
       </w:pPr>
-      <w:hyperlink w:anchor="_Toc231135977" w:history="1">
+      <w:hyperlink w:anchor="_Toc231313165" w:history="1">
         <w:r>
           <w:rPr>
             <w:rStyle w:val="afffffff5"/>
@@ -3945,7 +3945,7 @@
             <w:noProof/>
             <w:webHidden/>
           </w:rPr>
-          <w:instrText xml:space="preserve"> PAGEREF _Toc231135977 \h </w:instrText>
+          <w:instrText xml:space="preserve"> PAGEREF _Toc231313165 \h </w:instrText>
         </w:r>
         <w:r>
           <w:rPr>
@@ -3965,7 +3965,7 @@
             <w:noProof/>
             <w:webHidden/>
           </w:rPr>
-          <w:t>28</w:t>
+          <w:t>29</w:t>
         </w:r>
         <w:r>
           <w:rPr>
@@ -3992,7 +3992,7 @@
           <w14:ligatures w14:val="standardContextual"/>
         </w:rPr>
       </w:pPr>
-      <w:hyperlink w:anchor="_Toc231135978" w:history="1">
+      <w:hyperlink w:anchor="_Toc231313166" w:history="1">
         <w:r>
           <w:rPr>
             <w:rStyle w:val="afffffff5"/>
@@ -4019,7 +4019,7 @@
             <w:noProof/>
             <w:webHidden/>
           </w:rPr>
-          <w:instrText xml:space="preserve"> PAGEREF _Toc231135978 \h </w:instrText>
+          <w:instrText xml:space="preserve"> PAGEREF _Toc231313166 \h </w:instrText>
         </w:r>
         <w:r>
           <w:rPr>
@@ -4066,7 +4066,7 @@
           <w14:ligatures w14:val="standardContextual"/>
         </w:rPr>
       </w:pPr>
-      <w:hyperlink w:anchor="_Toc231135979" w:history="1">
+      <w:hyperlink w:anchor="_Toc231313167" w:history="1">
         <w:r>
           <w:rPr>
             <w:rStyle w:val="afffffff5"/>
@@ -4093,7 +4093,7 @@
             <w:noProof/>
             <w:webHidden/>
           </w:rPr>
-          <w:instrText xml:space="preserve"> PAGEREF _Toc231135979 \h </w:instrText>
+          <w:instrText xml:space="preserve"> PAGEREF _Toc231313167 \h </w:instrText>
         </w:r>
         <w:r>
           <w:rPr>
@@ -4140,7 +4140,7 @@
           <w14:ligatures w14:val="standardContextual"/>
         </w:rPr>
       </w:pPr>
-      <w:hyperlink w:anchor="_Toc231135980" w:history="1">
+      <w:hyperlink w:anchor="_Toc231313168" w:history="1">
         <w:r>
           <w:rPr>
             <w:rStyle w:val="afffffff5"/>
@@ -4167,7 +4167,7 @@
             <w:noProof/>
             <w:webHidden/>
           </w:rPr>
-          <w:instrText xml:space="preserve"> PAGEREF _Toc231135980 \h </w:instrText>
+          <w:instrText xml:space="preserve"> PAGEREF _Toc231313168 \h </w:instrText>
         </w:r>
         <w:r>
           <w:rPr>
@@ -4187,7 +4187,7 @@
             <w:noProof/>
             <w:webHidden/>
           </w:rPr>
-          <w:t>32</w:t>
+          <w:t>33</w:t>
         </w:r>
         <w:r>
           <w:rPr>
@@ -4215,7 +4215,7 @@
           <w14:ligatures w14:val="standardContextual"/>
         </w:rPr>
       </w:pPr>
-      <w:hyperlink w:anchor="_Toc231135981" w:history="1">
+      <w:hyperlink w:anchor="_Toc231313169" w:history="1">
         <w:r>
           <w:rPr>
             <w:rStyle w:val="afffffff5"/>
@@ -4242,7 +4242,7 @@
             <w:noProof/>
             <w:webHidden/>
           </w:rPr>
-          <w:instrText xml:space="preserve"> PAGEREF _Toc231135981 \h </w:instrText>
+          <w:instrText xml:space="preserve"> PAGEREF _Toc231313169 \h </w:instrText>
         </w:r>
         <w:r>
           <w:rPr>
@@ -4289,7 +4289,7 @@
           <w14:ligatures w14:val="standardContextual"/>
         </w:rPr>
       </w:pPr>
-      <w:hyperlink w:anchor="_Toc231135982" w:history="1">
+      <w:hyperlink w:anchor="_Toc231313170" w:history="1">
         <w:r>
           <w:rPr>
             <w:rStyle w:val="afffffff5"/>
@@ -4316,7 +4316,7 @@
             <w:noProof/>
             <w:webHidden/>
           </w:rPr>
-          <w:instrText xml:space="preserve"> PAGEREF _Toc231135982 \h </w:instrText>
+          <w:instrText xml:space="preserve"> PAGEREF _Toc231313170 \h </w:instrText>
         </w:r>
         <w:r>
           <w:rPr>
@@ -4336,7 +4336,7 @@
             <w:noProof/>
             <w:webHidden/>
           </w:rPr>
-          <w:t>33</w:t>
+          <w:t>34</w:t>
         </w:r>
         <w:r>
           <w:rPr>
@@ -4363,7 +4363,7 @@
           <w14:ligatures w14:val="standardContextual"/>
         </w:rPr>
       </w:pPr>
-      <w:hyperlink w:anchor="_Toc231135983" w:history="1">
+      <w:hyperlink w:anchor="_Toc231313171" w:history="1">
         <w:r>
           <w:rPr>
             <w:rStyle w:val="afffffff5"/>
@@ -4390,7 +4390,7 @@
             <w:noProof/>
             <w:webHidden/>
           </w:rPr>
-          <w:instrText xml:space="preserve"> PAGEREF _Toc231135983 \h </w:instrText>
+          <w:instrText xml:space="preserve"> PAGEREF _Toc231313171 \h </w:instrText>
         </w:r>
         <w:r>
           <w:rPr>
@@ -4410,7 +4410,7 @@
             <w:noProof/>
             <w:webHidden/>
           </w:rPr>
-          <w:t>34</w:t>
+          <w:t>35</w:t>
         </w:r>
         <w:r>
           <w:rPr>
@@ -4437,7 +4437,7 @@
           <w14:ligatures w14:val="standardContextual"/>
         </w:rPr>
       </w:pPr>
-      <w:hyperlink w:anchor="_Toc231135984" w:history="1">
+      <w:hyperlink w:anchor="_Toc231313172" w:history="1">
         <w:r>
           <w:rPr>
             <w:rStyle w:val="afffffff5"/>
@@ -4464,7 +4464,7 @@
             <w:noProof/>
             <w:webHidden/>
           </w:rPr>
-          <w:instrText xml:space="preserve"> PAGEREF _Toc231135984 \h </w:instrText>
+          <w:instrText xml:space="preserve"> PAGEREF _Toc231313172 \h </w:instrText>
         </w:r>
         <w:r>
           <w:rPr>
@@ -4513,7 +4513,7 @@
           <w14:ligatures w14:val="standardContextual"/>
         </w:rPr>
       </w:pPr>
-      <w:hyperlink w:anchor="_Toc231135985" w:history="1">
+      <w:hyperlink w:anchor="_Toc231313173" w:history="1">
         <w:r>
           <w:rPr>
             <w:rStyle w:val="afffffff5"/>
@@ -4540,7 +4540,7 @@
             <w:noProof/>
             <w:webHidden/>
           </w:rPr>
-          <w:instrText xml:space="preserve"> PAGEREF _Toc231135985 \h </w:instrText>
+          <w:instrText xml:space="preserve"> PAGEREF _Toc231313173 \h </w:instrText>
         </w:r>
         <w:r>
           <w:rPr>
@@ -4560,7 +4560,7 @@
             <w:noProof/>
             <w:webHidden/>
           </w:rPr>
-          <w:t>36</w:t>
+          <w:t>37</w:t>
         </w:r>
         <w:r>
           <w:rPr>
@@ -4588,7 +4588,7 @@
           <w14:ligatures w14:val="standardContextual"/>
         </w:rPr>
       </w:pPr>
-      <w:hyperlink w:anchor="_Toc231135986" w:history="1">
+      <w:hyperlink w:anchor="_Toc231313174" w:history="1">
         <w:r>
           <w:rPr>
             <w:rStyle w:val="afffffff5"/>
@@ -4615,7 +4615,7 @@
             <w:noProof/>
             <w:webHidden/>
           </w:rPr>
-          <w:instrText xml:space="preserve"> PAGEREF _Toc231135986 \h </w:instrText>
+          <w:instrText xml:space="preserve"> PAGEREF _Toc231313174 \h </w:instrText>
         </w:r>
         <w:r>
           <w:rPr>
@@ -4635,7 +4635,7 @@
             <w:noProof/>
             <w:webHidden/>
           </w:rPr>
-          <w:t>36</w:t>
+          <w:t>37</w:t>
         </w:r>
         <w:r>
           <w:rPr>
@@ -4663,7 +4663,7 @@
           <w14:ligatures w14:val="standardContextual"/>
         </w:rPr>
       </w:pPr>
-      <w:hyperlink w:anchor="_Toc231135987" w:history="1">
+      <w:hyperlink w:anchor="_Toc231313175" w:history="1">
         <w:r>
           <w:rPr>
             <w:rStyle w:val="afffffff5"/>
@@ -4690,7 +4690,7 @@
             <w:noProof/>
             <w:webHidden/>
           </w:rPr>
-          <w:instrText xml:space="preserve"> PAGEREF _Toc231135987 \h </w:instrText>
+          <w:instrText xml:space="preserve"> PAGEREF _Toc231313175 \h </w:instrText>
         </w:r>
         <w:r>
           <w:rPr>
@@ -4710,7 +4710,7 @@
             <w:noProof/>
             <w:webHidden/>
           </w:rPr>
-          <w:t>36</w:t>
+          <w:t>37</w:t>
         </w:r>
         <w:r>
           <w:rPr>
@@ -4738,7 +4738,7 @@
           <w14:ligatures w14:val="standardContextual"/>
         </w:rPr>
       </w:pPr>
-      <w:hyperlink w:anchor="_Toc231135988" w:history="1">
+      <w:hyperlink w:anchor="_Toc231313176" w:history="1">
         <w:r>
           <w:rPr>
             <w:rStyle w:val="afffffff5"/>
@@ -4765,7 +4765,7 @@
             <w:noProof/>
             <w:webHidden/>
           </w:rPr>
-          <w:instrText xml:space="preserve"> PAGEREF _Toc231135988 \h </w:instrText>
+          <w:instrText xml:space="preserve"> PAGEREF _Toc231313176 \h </w:instrText>
         </w:r>
         <w:r>
           <w:rPr>
@@ -4813,7 +4813,7 @@
           <w14:ligatures w14:val="standardContextual"/>
         </w:rPr>
       </w:pPr>
-      <w:hyperlink w:anchor="_Toc231135989" w:history="1">
+      <w:hyperlink w:anchor="_Toc231313177" w:history="1">
         <w:r>
           <w:rPr>
             <w:rStyle w:val="afffffff5"/>
@@ -4840,7 +4840,7 @@
             <w:noProof/>
             <w:webHidden/>
           </w:rPr>
-          <w:instrText xml:space="preserve"> PAGEREF _Toc231135989 \h </w:instrText>
+          <w:instrText xml:space="preserve"> PAGEREF _Toc231313177 \h </w:instrText>
         </w:r>
         <w:r>
           <w:rPr>
@@ -4860,7 +4860,7 @@
             <w:noProof/>
             <w:webHidden/>
           </w:rPr>
-          <w:t>37</w:t>
+          <w:t>38</w:t>
         </w:r>
         <w:r>
           <w:rPr>
@@ -4888,7 +4888,7 @@
           <w14:ligatures w14:val="standardContextual"/>
         </w:rPr>
       </w:pPr>
-      <w:hyperlink w:anchor="_Toc231135990" w:history="1">
+      <w:hyperlink w:anchor="_Toc231313178" w:history="1">
         <w:r>
           <w:rPr>
             <w:rStyle w:val="afffffff5"/>
@@ -4915,7 +4915,7 @@
             <w:noProof/>
             <w:webHidden/>
           </w:rPr>
-          <w:instrText xml:space="preserve"> PAGEREF _Toc231135990 \h </w:instrText>
+          <w:instrText xml:space="preserve"> PAGEREF _Toc231313178 \h </w:instrText>
         </w:r>
         <w:r>
           <w:rPr>
@@ -4964,7 +4964,7 @@
           <w14:ligatures w14:val="standardContextual"/>
         </w:rPr>
       </w:pPr>
-      <w:hyperlink w:anchor="_Toc231135991" w:history="1">
+      <w:hyperlink w:anchor="_Toc231313179" w:history="1">
         <w:r>
           <w:rPr>
             <w:rStyle w:val="afffffff5"/>
@@ -4991,7 +4991,7 @@
             <w:noProof/>
             <w:webHidden/>
           </w:rPr>
-          <w:instrText xml:space="preserve"> PAGEREF _Toc231135991 \h </w:instrText>
+          <w:instrText xml:space="preserve"> PAGEREF _Toc231313179 \h </w:instrText>
         </w:r>
         <w:r>
           <w:rPr>
@@ -5011,7 +5011,7 @@
             <w:noProof/>
             <w:webHidden/>
           </w:rPr>
-          <w:t>38</w:t>
+          <w:t>39</w:t>
         </w:r>
         <w:r>
           <w:rPr>
@@ -5040,7 +5040,7 @@
           <w14:ligatures w14:val="standardContextual"/>
         </w:rPr>
       </w:pPr>
-      <w:hyperlink w:anchor="_Toc231135992" w:history="1">
+      <w:hyperlink w:anchor="_Toc231313180" w:history="1">
         <w:r>
           <w:rPr>
             <w:rStyle w:val="afffffff5"/>
@@ -5067,7 +5067,7 @@
             <w:noProof/>
             <w:webHidden/>
           </w:rPr>
-          <w:instrText xml:space="preserve"> PAGEREF _Toc231135992 \h </w:instrText>
+          <w:instrText xml:space="preserve"> PAGEREF _Toc231313180 \h </w:instrText>
         </w:r>
         <w:r>
           <w:rPr>
@@ -5087,7 +5087,7 @@
             <w:noProof/>
             <w:webHidden/>
           </w:rPr>
-          <w:t>40</w:t>
+          <w:t>41</w:t>
         </w:r>
         <w:r>
           <w:rPr>
@@ -5115,7 +5115,7 @@
           <w14:ligatures w14:val="standardContextual"/>
         </w:rPr>
       </w:pPr>
-      <w:hyperlink w:anchor="_Toc231135993" w:history="1">
+      <w:hyperlink w:anchor="_Toc231313181" w:history="1">
         <w:r>
           <w:rPr>
             <w:rStyle w:val="afffffff5"/>
@@ -5142,7 +5142,7 @@
             <w:noProof/>
             <w:webHidden/>
           </w:rPr>
-          <w:instrText xml:space="preserve"> PAGEREF _Toc231135993 \h </w:instrText>
+          <w:instrText xml:space="preserve"> PAGEREF _Toc231313181 \h </w:instrText>
         </w:r>
         <w:r>
           <w:rPr>
@@ -5162,7 +5162,7 @@
             <w:noProof/>
             <w:webHidden/>
           </w:rPr>
-          <w:t>40</w:t>
+          <w:t>41</w:t>
         </w:r>
         <w:r>
           <w:rPr>
@@ -5190,7 +5190,7 @@
           <w14:ligatures w14:val="standardContextual"/>
         </w:rPr>
       </w:pPr>
-      <w:hyperlink w:anchor="_Toc231135994" w:history="1">
+      <w:hyperlink w:anchor="_Toc231313182" w:history="1">
         <w:r>
           <w:rPr>
             <w:rStyle w:val="afffffff5"/>
@@ -5217,7 +5217,7 @@
             <w:noProof/>
             <w:webHidden/>
           </w:rPr>
-          <w:instrText xml:space="preserve"> PAGEREF _Toc231135994 \h </w:instrText>
+          <w:instrText xml:space="preserve"> PAGEREF _Toc231313182 \h </w:instrText>
         </w:r>
         <w:r>
           <w:rPr>
@@ -5237,7 +5237,7 @@
             <w:noProof/>
             <w:webHidden/>
           </w:rPr>
-          <w:t>40</w:t>
+          <w:t>41</w:t>
         </w:r>
         <w:r>
           <w:rPr>
@@ -5258,7 +5258,7 @@
       <w:r>
         <w:fldChar w:fldCharType="end"/>
       </w:r>
-      <w:bookmarkStart w:id="1" w:name="_Toc231135938"/>
+      <w:bookmarkStart w:id="1" w:name="_Toc231313126"/>
       <w:r>
         <w:rPr>
           <w:rFonts w:hint="eastAsia"/>
@@ -5274,7 +5274,7 @@
           <w:rFonts w:hint="eastAsia"/>
         </w:rPr>
       </w:pPr>
-      <w:bookmarkStart w:id="2" w:name="_Toc231135939"/>
+      <w:bookmarkStart w:id="2" w:name="_Toc231313127"/>
       <w:r>
         <w:rPr>
           <w:rFonts w:hint="eastAsia"/>
@@ -5411,7 +5411,7 @@
           <w:rFonts w:hint="eastAsia"/>
         </w:rPr>
       </w:pPr>
-      <w:bookmarkStart w:id="3" w:name="_Toc231135940"/>
+      <w:bookmarkStart w:id="3" w:name="_Toc231313128"/>
       <w:r>
         <w:rPr>
           <w:rFonts w:hint="eastAsia"/>
@@ -5456,7 +5456,7 @@
         <w:rPr>
           <w:rFonts w:hint="eastAsia"/>
         </w:rPr>
-        <w:t>点検メニュー登録、資産一覧画面の選択資産から起動する点検管理登録、日常点検設定行の一覧表示・設定変更・設定解除、点検予定表 CSV 出力、定期点検実施、メーカー保守結果登録は No.28 点検管理タブ API 設計書の対象とし、本書では日常点検の準備・実施・結果参照を対象とする。</w:t>
+        <w:t>点検メニュー登録、資産一覧画面の選択資産から起動する点検管理登録、日常点検設定行の一覧表示・設定変更・設定解除、点検予定表 CSV 出力、定期点検実施、メーカー保守結果登録は No.30 点検管理タブ API 設計書の対象とし、本書では日常点検の準備・実施・結果参照を対象とする。</w:t>
       </w:r>
     </w:p>
     <w:p>
@@ -5466,7 +5466,7 @@
           <w:rFonts w:hint="eastAsia"/>
         </w:rPr>
       </w:pPr>
-      <w:bookmarkStart w:id="4" w:name="_Toc231135941"/>
+      <w:bookmarkStart w:id="4" w:name="_Toc231313129"/>
       <w:r>
         <w:rPr>
           <w:rFonts w:hint="eastAsia"/>
@@ -5716,7 +5716,7 @@
           <w:rFonts w:hint="eastAsia"/>
         </w:rPr>
       </w:pPr>
-      <w:bookmarkStart w:id="5" w:name="_Toc231135942"/>
+      <w:bookmarkStart w:id="5" w:name="_Toc231313130"/>
       <w:r>
         <w:rPr>
           <w:rFonts w:hint="eastAsia"/>
@@ -5940,7 +5940,7 @@
           <w:rFonts w:hint="eastAsia"/>
         </w:rPr>
       </w:pPr>
-      <w:bookmarkStart w:id="6" w:name="_Toc231135943"/>
+      <w:bookmarkStart w:id="6" w:name="_Toc231313131"/>
       <w:r>
         <w:rPr>
           <w:rFonts w:hint="eastAsia"/>
@@ -5956,7 +5956,7 @@
           <w:rFonts w:hint="eastAsia"/>
         </w:rPr>
       </w:pPr>
-      <w:bookmarkStart w:id="7" w:name="_Toc231135944"/>
+      <w:bookmarkStart w:id="7" w:name="_Toc231313132"/>
       <w:r>
         <w:rPr>
           <w:rFonts w:hint="eastAsia"/>
@@ -5998,7 +5998,7 @@
           <w:rFonts w:hint="eastAsia"/>
         </w:rPr>
       </w:pPr>
-      <w:bookmarkStart w:id="8" w:name="_Toc231135945"/>
+      <w:bookmarkStart w:id="8" w:name="_Toc231313133"/>
       <w:r>
         <w:rPr>
           <w:rFonts w:hint="eastAsia"/>
@@ -6355,7 +6355,7 @@
               <w:rPr>
                 <w:rFonts w:hint="eastAsia"/>
               </w:rPr>
-              <w:t>日常点検結果の表示と報告書出力に必要なデータを取得する。定期点検結果の参照は No.28 点検管理タブ API 設計書で扱う</w:t>
+              <w:t>日常点検結果の表示と報告書出力に必要なデータを取得する。定期点検結果の参照は No.30 点検管理タブ API 設計書で扱う</w:t>
             </w:r>
           </w:p>
         </w:tc>
@@ -6369,7 +6369,7 @@
           <w:rFonts w:hint="eastAsia"/>
         </w:rPr>
       </w:pPr>
-      <w:bookmarkStart w:id="9" w:name="_Toc231135946"/>
+      <w:bookmarkStart w:id="9" w:name="_Toc231313134"/>
       <w:r>
         <w:rPr>
           <w:rFonts w:hint="eastAsia"/>
@@ -6738,7 +6738,7 @@
               <w:rPr>
                 <w:rFonts w:hint="eastAsia"/>
               </w:rPr>
-              <w:t>点検結果報告書や添付資料のファイルメタデータ取得</w:t>
+              <w:t>点検結果報告書や添付資料のファイルメタデータ取得。ファイル実体は Amazon S3 に保存し、DB には `file_path` として S3 オブジェクトキーを保持する</w:t>
             </w:r>
           </w:p>
         </w:tc>
@@ -6940,7 +6940,7 @@
           <w:rFonts w:hint="eastAsia"/>
         </w:rPr>
       </w:pPr>
-      <w:bookmarkStart w:id="10" w:name="_Toc231135947"/>
+      <w:bookmarkStart w:id="10" w:name="_Toc231313135"/>
       <w:r>
         <w:rPr>
           <w:rFonts w:hint="eastAsia"/>
@@ -6956,7 +6956,7 @@
           <w:rFonts w:hint="eastAsia"/>
         </w:rPr>
       </w:pPr>
-      <w:bookmarkStart w:id="11" w:name="_Toc231135948"/>
+      <w:bookmarkStart w:id="11" w:name="_Toc231313136"/>
       <w:r>
         <w:rPr>
           <w:rFonts w:hint="eastAsia"/>
@@ -7038,6 +7038,7 @@
         <w:rPr>
           <w:rFonts w:hint="eastAsia"/>
         </w:rPr>
+        <w:lastRenderedPageBreak/>
         <w:t>日時形式: ISO 8601（例: `2026-05-16T00:00:00Z`）</w:t>
       </w:r>
     </w:p>
@@ -7095,7 +7096,6 @@
         <w:rPr>
           <w:rFonts w:hint="eastAsia"/>
         </w:rPr>
-        <w:lastRenderedPageBreak/>
         <w:t>一覧・ダウンロード系 API は Bearer トークン上の作業対象施設を基準に自施設データのみ返却する</w:t>
       </w:r>
     </w:p>
@@ -7125,7 +7125,7 @@
           <w:rFonts w:hint="eastAsia"/>
         </w:rPr>
       </w:pPr>
-      <w:bookmarkStart w:id="12" w:name="_Toc231135949"/>
+      <w:bookmarkStart w:id="12" w:name="_Toc231313137"/>
       <w:r>
         <w:rPr>
           <w:rFonts w:hint="eastAsia"/>
@@ -7154,7 +7154,7 @@
           <w:rFonts w:hint="eastAsia"/>
         </w:rPr>
       </w:pPr>
-      <w:bookmarkStart w:id="13" w:name="_Toc231135950"/>
+      <w:bookmarkStart w:id="13" w:name="_Toc231313138"/>
       <w:r>
         <w:rPr>
           <w:rFonts w:hint="eastAsia"/>
@@ -7437,14 +7437,14 @@
               <w:rPr>
                 <w:rFonts w:hint="eastAsia"/>
               </w:rPr>
-              <w:t xml:space="preserve">通常アカウント: `user_facility_assignments`, `facility_feature_settings`, `user_facility_feature_settings` / 共有システム管理者: `users.account_type`, </w:t>
+              <w:t>通常アカウント: `user_facility_assignments`, `facility_feature_settings`, `user_facility_feature</w:t>
             </w:r>
             <w:r>
               <w:rPr>
                 <w:rFonts w:hint="eastAsia"/>
               </w:rPr>
               <w:lastRenderedPageBreak/>
-              <w:t>`facilities.deleted_at`</w:t>
+              <w:t>_settings` / 共有システム管理者: `users.account_type`, `facilities.deleted_at`</w:t>
             </w:r>
           </w:p>
         </w:tc>
@@ -7472,7 +7472,7 @@
           <w:rFonts w:hint="eastAsia"/>
         </w:rPr>
       </w:pPr>
-      <w:bookmarkStart w:id="14" w:name="_Toc231135951"/>
+      <w:bookmarkStart w:id="14" w:name="_Toc231313139"/>
       <w:r>
         <w:rPr>
           <w:rFonts w:hint="eastAsia"/>
@@ -7602,7 +7602,7 @@
           <w:rFonts w:hint="eastAsia"/>
         </w:rPr>
       </w:pPr>
-      <w:bookmarkStart w:id="15" w:name="_Toc231135952"/>
+      <w:bookmarkStart w:id="15" w:name="_Toc231313140"/>
       <w:r>
         <w:rPr>
           <w:rFonts w:hint="eastAsia"/>
@@ -7703,6 +7703,7 @@
         <w:rPr>
           <w:rFonts w:hint="eastAsia"/>
         </w:rPr>
+        <w:lastRenderedPageBreak/>
         <w:t>点検開始後のQR照合と点検メニュー解決は端末内PWAパッケージを正とし、サーバー照会を必須にしない</w:t>
       </w:r>
     </w:p>
@@ -7722,7 +7723,6 @@
         <w:rPr>
           <w:rFonts w:hint="eastAsia"/>
         </w:rPr>
-        <w:lastRenderedPageBreak/>
         <w:t>端末側は `clientResultId` を生成し、同期 API は同一 `clientResultId` の再送を検出する。現行 DB では専用一意制約を持てないため、同時送信の完全な一意保証は今後拡張事項とする</w:t>
       </w:r>
     </w:p>
@@ -7771,7 +7771,7 @@
           <w:rFonts w:hint="eastAsia"/>
         </w:rPr>
       </w:pPr>
-      <w:bookmarkStart w:id="16" w:name="_Toc231135953"/>
+      <w:bookmarkStart w:id="16" w:name="_Toc231313141"/>
       <w:r>
         <w:rPr>
           <w:rFonts w:hint="eastAsia"/>
@@ -7863,7 +7863,7 @@
           <w:rFonts w:hint="eastAsia"/>
         </w:rPr>
       </w:pPr>
-      <w:bookmarkStart w:id="17" w:name="_Toc231135954"/>
+      <w:bookmarkStart w:id="17" w:name="_Toc231313142"/>
       <w:r>
         <w:rPr>
           <w:rFonts w:hint="eastAsia"/>
@@ -7892,7 +7892,7 @@
           <w:rFonts w:hint="eastAsia"/>
         </w:rPr>
       </w:pPr>
-      <w:bookmarkStart w:id="18" w:name="_Toc231135955"/>
+      <w:bookmarkStart w:id="18" w:name="_Toc231313143"/>
       <w:r>
         <w:rPr>
           <w:rFonts w:hint="eastAsia"/>
@@ -8103,6 +8103,7 @@
           </w:tcPr>
           <w:p>
             <w:r>
+              <w:lastRenderedPageBreak/>
               <w:t>details</w:t>
             </w:r>
           </w:p>
@@ -8150,12 +8151,11 @@
           <w:rFonts w:hint="eastAsia"/>
         </w:rPr>
       </w:pPr>
-      <w:bookmarkStart w:id="19" w:name="_Toc231135956"/>
+      <w:bookmarkStart w:id="19" w:name="_Toc231313144"/>
       <w:r>
         <w:rPr>
           <w:rFonts w:hint="eastAsia"/>
         </w:rPr>
-        <w:lastRenderedPageBreak/>
         <w:t>第4章 API 一覧</w:t>
       </w:r>
       <w:bookmarkEnd w:id="19"/>
@@ -8167,7 +8167,7 @@
           <w:rFonts w:hint="eastAsia"/>
         </w:rPr>
       </w:pPr>
-      <w:bookmarkStart w:id="20" w:name="_Toc231135957"/>
+      <w:bookmarkStart w:id="20" w:name="_Toc231313145"/>
       <w:r>
         <w:rPr>
           <w:rFonts w:hint="eastAsia"/>
@@ -8535,7 +8535,7 @@
           <w:rFonts w:hint="eastAsia"/>
         </w:rPr>
       </w:pPr>
-      <w:bookmarkStart w:id="21" w:name="_Toc231135958"/>
+      <w:bookmarkStart w:id="21" w:name="_Toc231313146"/>
       <w:r>
         <w:rPr>
           <w:rFonts w:hint="eastAsia"/>
@@ -8730,7 +8730,11 @@
           </w:tcPr>
           <w:p>
             <w:r>
-              <w:t>/daily-inspection/assets/by-qr/{qrCode}</w:t>
+              <w:t>/daily-inspection/assets</w:t>
+            </w:r>
+            <w:r>
+              <w:lastRenderedPageBreak/>
+              <w:t>/by-qr/{qrCode}</w:t>
             </w:r>
           </w:p>
         </w:tc>
@@ -8743,7 +8747,15 @@
               <w:rPr>
                 <w:rFonts w:hint="eastAsia"/>
               </w:rPr>
-              <w:t>PWAパッケージ不整合時またはオンライン補助時にQR読取結果を再検証する</w:t>
+              <w:lastRenderedPageBreak/>
+              <w:t>PWAパッケージ不整合時ま</w:t>
+            </w:r>
+            <w:r>
+              <w:rPr>
+                <w:rFonts w:hint="eastAsia"/>
+              </w:rPr>
+              <w:lastRenderedPageBreak/>
+              <w:t>たはオンライン補助時にQR読取結果を再検証する</w:t>
             </w:r>
           </w:p>
         </w:tc>
@@ -8753,6 +8765,7 @@
           </w:tcPr>
           <w:p>
             <w:r>
+              <w:lastRenderedPageBreak/>
               <w:t>`daily_inspection`</w:t>
             </w:r>
           </w:p>
@@ -8765,7 +8778,6 @@
           </w:tcPr>
           <w:p>
             <w:r>
-              <w:lastRenderedPageBreak/>
               <w:t>5</w:t>
             </w:r>
           </w:p>
@@ -8836,7 +8848,7 @@
           <w:rFonts w:hint="eastAsia"/>
         </w:rPr>
       </w:pPr>
-      <w:bookmarkStart w:id="22" w:name="_Toc231135959"/>
+      <w:bookmarkStart w:id="22" w:name="_Toc231313147"/>
       <w:r>
         <w:rPr>
           <w:rFonts w:hint="eastAsia"/>
@@ -9068,7 +9080,7 @@
           <w:rFonts w:hint="eastAsia"/>
         </w:rPr>
       </w:pPr>
-      <w:bookmarkStart w:id="23" w:name="_Toc231135960"/>
+      <w:bookmarkStart w:id="23" w:name="_Toc231313148"/>
       <w:r>
         <w:rPr>
           <w:rFonts w:hint="eastAsia"/>
@@ -9084,7 +9096,7 @@
           <w:rFonts w:hint="eastAsia"/>
         </w:rPr>
       </w:pPr>
-      <w:bookmarkStart w:id="24" w:name="_Toc231135961"/>
+      <w:bookmarkStart w:id="24" w:name="_Toc231313149"/>
       <w:r>
         <w:rPr>
           <w:rFonts w:hint="eastAsia"/>
@@ -9150,11 +9162,12 @@
           <w:rFonts w:hint="eastAsia"/>
         </w:rPr>
       </w:pPr>
-      <w:bookmarkStart w:id="25" w:name="_Toc231135962"/>
+      <w:bookmarkStart w:id="25" w:name="_Toc231313150"/>
       <w:r>
         <w:rPr>
           <w:rFonts w:hint="eastAsia"/>
         </w:rPr>
+        <w:lastRenderedPageBreak/>
         <w:t>リクエストパラメータ</w:t>
       </w:r>
       <w:bookmarkEnd w:id="25"/>
@@ -9334,14 +9347,7 @@
               <w:rPr>
                 <w:rFonts w:hint="eastAsia"/>
               </w:rPr>
-              <w:t>端末を識別する任意 ID。未指定時はユーザー単位</w:t>
-            </w:r>
-            <w:r>
-              <w:rPr>
-                <w:rFonts w:hint="eastAsia"/>
-              </w:rPr>
-              <w:lastRenderedPageBreak/>
-              <w:t>の最終同期情報を返す</w:t>
+              <w:t>端末を識別する任意 ID。未指定時はユーザー単位の最終同期情報を返す</w:t>
             </w:r>
           </w:p>
         </w:tc>
@@ -9500,11 +9506,12 @@
           <w:rFonts w:hint="eastAsia"/>
         </w:rPr>
       </w:pPr>
-      <w:bookmarkStart w:id="26" w:name="_Toc231135963"/>
+      <w:bookmarkStart w:id="26" w:name="_Toc231313151"/>
       <w:r>
         <w:rPr>
           <w:rFonts w:hint="eastAsia"/>
         </w:rPr>
+        <w:lastRenderedPageBreak/>
         <w:t>レスポンス（200：InspectionPrepContextResponse）</w:t>
       </w:r>
       <w:bookmarkEnd w:id="26"/>
@@ -9711,7 +9718,6 @@
           </w:tcPr>
           <w:p>
             <w:r>
-              <w:lastRenderedPageBreak/>
               <w:t>dailyMenuCount</w:t>
             </w:r>
           </w:p>
@@ -9939,7 +9945,7 @@
           <w:rFonts w:hint="eastAsia"/>
         </w:rPr>
       </w:pPr>
-      <w:bookmarkStart w:id="27" w:name="_Toc231135964"/>
+      <w:bookmarkStart w:id="27" w:name="_Toc231313152"/>
       <w:r>
         <w:rPr>
           <w:rFonts w:hint="eastAsia"/>
@@ -10180,7 +10186,7 @@
           <w:rFonts w:hint="eastAsia"/>
         </w:rPr>
       </w:pPr>
-      <w:bookmarkStart w:id="28" w:name="_Toc231135965"/>
+      <w:bookmarkStart w:id="28" w:name="_Toc231313153"/>
       <w:r>
         <w:rPr>
           <w:rFonts w:hint="eastAsia"/>
@@ -10199,7 +10205,14 @@
         <w:rPr>
           <w:rFonts w:hint="eastAsia"/>
         </w:rPr>
-        <w:t>オフライン日常点検で利用する有効QR識別子付き点検対象資産、QR識別子、日常点検メニュー、点検項目、有効な資産別日常点検設定行を全量取得する。クライアントは取得結果でIndexedDB等の端末内ストレージを置換し、点検開始後のQR照合と点検メニュー解決に使用する。日常点検設定が未登録の資産も資産側に含め、QR読取時に設定未登録警告を表示できるようにする。</w:t>
+        <w:t>オフライン日常点検で利用する有効QR識別子付き点検対象資産、QR識別子、日常点検メニュー、点検項目、有効な資産別日常点検設定行を全量取得する。クライアントは取得結果でIndexedDB等の</w:t>
+      </w:r>
+      <w:r>
+        <w:rPr>
+          <w:rFonts w:hint="eastAsia"/>
+        </w:rPr>
+        <w:lastRenderedPageBreak/>
+        <w:t>端末内ストレージを置換し、点検開始後のQR照合と点検メニュー解決に使用する。日常点検設定が未登録の資産も資産側に含め、QR読取時に設定未登録警告を表示できるようにする。</w:t>
       </w:r>
     </w:p>
     <w:p>
@@ -10223,7 +10236,6 @@
     </w:p>
     <w:p>
       <w:r>
-        <w:lastRenderedPageBreak/>
         <w:t>Path: /inspection-prep/master/download</w:t>
       </w:r>
     </w:p>
@@ -10247,7 +10259,7 @@
           <w:rFonts w:hint="eastAsia"/>
         </w:rPr>
       </w:pPr>
-      <w:bookmarkStart w:id="29" w:name="_Toc231135966"/>
+      <w:bookmarkStart w:id="29" w:name="_Toc231313154"/>
       <w:r>
         <w:rPr>
           <w:rFonts w:hint="eastAsia"/>
@@ -10567,6 +10579,7 @@
         <w:rPr>
           <w:rFonts w:hint="eastAsia"/>
         </w:rPr>
+        <w:lastRenderedPageBreak/>
         <w:t>PWAへ配信する `inspection_menus` は、取得した有効な資産別日常点検設定行の `daily_menu_before_id` / `daily_menu_during_id` / `daily_menu_after_id` から参照される有効な日常点検メニューに限定する。設定行から参照されない日常点検メニューは、メニュー候補や管理用データとして配信しない</w:t>
       </w:r>
     </w:p>
@@ -10593,7 +10606,6 @@
         <w:rPr>
           <w:rFonts w:hint="eastAsia"/>
         </w:rPr>
-        <w:lastRenderedPageBreak/>
         <w:t>資産に有効な日常点検設定行がない場合、資産データは返すが `settings` には含めない。クライアントはQR読取後に該当設定がないことを検出し、点検入力画面へ遷移させない</w:t>
       </w:r>
     </w:p>
@@ -10630,7 +10642,7 @@
           <w:rFonts w:hint="eastAsia"/>
         </w:rPr>
       </w:pPr>
-      <w:bookmarkStart w:id="30" w:name="_Toc231135967"/>
+      <w:bookmarkStart w:id="30" w:name="_Toc231313155"/>
       <w:r>
         <w:rPr>
           <w:rFonts w:hint="eastAsia"/>
@@ -11072,6 +11084,7 @@
         <w:rPr>
           <w:rFonts w:hint="eastAsia"/>
         </w:rPr>
+        <w:lastRenderedPageBreak/>
         <w:t>assets要素（DailyInspectionAsset）</w:t>
       </w:r>
     </w:p>
@@ -11277,7 +11290,6 @@
           </w:tcPr>
           <w:p>
             <w:r>
-              <w:lastRenderedPageBreak/>
               <w:t>qrIdentifiers</w:t>
             </w:r>
           </w:p>
@@ -11779,6 +11791,7 @@
         <w:rPr>
           <w:rFonts w:hint="eastAsia"/>
         </w:rPr>
+        <w:lastRenderedPageBreak/>
         <w:t>menus要素（DailyInspectionMenu）</w:t>
       </w:r>
     </w:p>
@@ -12026,7 +12039,6 @@
           </w:tcPr>
           <w:p>
             <w:r>
-              <w:lastRenderedPageBreak/>
               <w:t>largeClassName</w:t>
             </w:r>
           </w:p>
@@ -12733,6 +12745,7 @@
           </w:tcPr>
           <w:p>
             <w:r>
+              <w:lastRenderedPageBreak/>
               <w:t>selectOptions</w:t>
             </w:r>
           </w:p>
@@ -12784,7 +12797,6 @@
         <w:rPr>
           <w:rFonts w:hint="eastAsia"/>
         </w:rPr>
-        <w:lastRenderedPageBreak/>
         <w:t>settings要素（DailyInspectionAssetSetting）</w:t>
       </w:r>
     </w:p>
@@ -13217,7 +13229,7 @@
           <w:rFonts w:hint="eastAsia"/>
         </w:rPr>
       </w:pPr>
-      <w:bookmarkStart w:id="31" w:name="_Toc231135968"/>
+      <w:bookmarkStart w:id="31" w:name="_Toc231313156"/>
       <w:r>
         <w:rPr>
           <w:rFonts w:hint="eastAsia"/>
@@ -13458,11 +13470,12 @@
           <w:rFonts w:hint="eastAsia"/>
         </w:rPr>
       </w:pPr>
-      <w:bookmarkStart w:id="32" w:name="_Toc231135969"/>
+      <w:bookmarkStart w:id="32" w:name="_Toc231313157"/>
       <w:r>
         <w:rPr>
           <w:rFonts w:hint="eastAsia"/>
         </w:rPr>
+        <w:lastRenderedPageBreak/>
         <w:t>日常点検結果同期（/inspection-prep/results/sync）</w:t>
       </w:r>
       <w:bookmarkEnd w:id="32"/>
@@ -13514,7 +13527,6 @@
         <w:rPr>
           <w:rFonts w:hint="eastAsia"/>
         </w:rPr>
-        <w:lastRenderedPageBreak/>
         <w:t>認証: 要（Bearer）</w:t>
       </w:r>
     </w:p>
@@ -13525,7 +13537,7 @@
           <w:rFonts w:hint="eastAsia"/>
         </w:rPr>
       </w:pPr>
-      <w:bookmarkStart w:id="33" w:name="_Toc231135970"/>
+      <w:bookmarkStart w:id="33" w:name="_Toc231313158"/>
       <w:r>
         <w:rPr>
           <w:rFonts w:hint="eastAsia"/>
@@ -14082,6 +14094,7 @@
           </w:tcPr>
           <w:p>
             <w:r>
+              <w:lastRenderedPageBreak/>
               <w:t>inspectionMenuId</w:t>
             </w:r>
           </w:p>
@@ -14304,7 +14317,6 @@
           </w:tcPr>
           <w:p>
             <w:r>
-              <w:lastRenderedPageBreak/>
               <w:t>overallResult</w:t>
             </w:r>
           </w:p>
@@ -14525,7 +14537,14 @@
         <w:rPr>
           <w:rFonts w:hint="eastAsia"/>
         </w:rPr>
-        <w:t>オフライン同期では、対象日常点検設定行が同期時点で `is_active=false` でも、`masterDownloadedAt` 時点でPWAパッケージに含まれ、かつ `deleted_at IS NULL` または `inspectedAt &lt;= deleted_at` の場合は実施済み結果として登録を許可する。`masterDownloadedAt` が解除後、または `inspectedAt` が解除後の場合は `DAILY_INSPECTION_TASK_REQUIRED` とする</w:t>
+        <w:t xml:space="preserve">オフライン同期では、対象日常点検設定行が同期時点で `is_active=false` でも、`masterDownloadedAt` 時点でPWAパッケージに含まれ、かつ `deleted_at IS NULL` または `inspectedAt </w:t>
+      </w:r>
+      <w:r>
+        <w:rPr>
+          <w:rFonts w:hint="eastAsia"/>
+        </w:rPr>
+        <w:lastRenderedPageBreak/>
+        <w:t>&lt;= deleted_at` の場合は実施済み結果として登録を許可する。`masterDownloadedAt` が解除後、または `inspectedAt` が解除後の場合は `DAILY_INSPECTION_TASK_REQUIRED` とする</w:t>
       </w:r>
     </w:p>
     <w:p>
@@ -14564,7 +14583,6 @@
         <w:rPr>
           <w:rFonts w:hint="eastAsia"/>
         </w:rPr>
-        <w:lastRenderedPageBreak/>
         <w:t>`inspection_menus.menu_type='DAILY'` と `daily_timing` を検証する。オフライン同期ではダウンロード後に `is_active=false` へ変更されたメニューでも、メニュー ID と項目 ID が存在し、対象タスクの該当日常メニュー ID と一致する場合は登録を許可する</w:t>
       </w:r>
     </w:p>
@@ -14881,102 +14899,6 @@
           </w:tcPr>
           <w:p>
             <w:r>
-              <w:t>`inspection_results`</w:t>
-            </w:r>
-          </w:p>
-        </w:tc>
-        <w:tc>
-          <w:tcPr>
-            <w:tcW w:w="1250" w:type="pct"/>
-          </w:tcPr>
-          <w:p>
-            <w:r>
-              <w:t>`inspector_user_id` / `inspector_name`</w:t>
-            </w:r>
-          </w:p>
-        </w:tc>
-        <w:tc>
-          <w:tcPr>
-            <w:tcW w:w="1250" w:type="pct"/>
-          </w:tcPr>
-          <w:p>
-            <w:r>
-              <w:rPr>
-                <w:rFonts w:hint="eastAsia"/>
-              </w:rPr>
-              <w:t>認証ユーザー ID / リクエスト `inspectorName`</w:t>
-            </w:r>
-          </w:p>
-        </w:tc>
-        <w:tc>
-          <w:tcPr>
-            <w:tcW w:w="1250" w:type="pct"/>
-          </w:tcPr>
-          <w:p>
-            <w:r>
-              <w:rPr>
-                <w:rFonts w:hint="eastAsia"/>
-              </w:rPr>
-              <w:t>業務上の表示名は入力値を保持する</w:t>
-            </w:r>
-          </w:p>
-        </w:tc>
-      </w:tr>
-      <w:tr>
-        <w:tc>
-          <w:tcPr>
-            <w:tcW w:w="1250" w:type="pct"/>
-          </w:tcPr>
-          <w:p>
-            <w:r>
-              <w:t>`inspection_results`</w:t>
-            </w:r>
-          </w:p>
-        </w:tc>
-        <w:tc>
-          <w:tcPr>
-            <w:tcW w:w="1250" w:type="pct"/>
-          </w:tcPr>
-          <w:p>
-            <w:r>
-              <w:t>`overall_result`</w:t>
-            </w:r>
-          </w:p>
-        </w:tc>
-        <w:tc>
-          <w:tcPr>
-            <w:tcW w:w="1250" w:type="pct"/>
-          </w:tcPr>
-          <w:p>
-            <w:r>
-              <w:rPr>
-                <w:rFonts w:hint="eastAsia"/>
-              </w:rPr>
-              <w:t>`PASS` または `REPAIR_REQUEST`</w:t>
-            </w:r>
-          </w:p>
-        </w:tc>
-        <w:tc>
-          <w:tcPr>
-            <w:tcW w:w="1250" w:type="pct"/>
-          </w:tcPr>
-          <w:p>
-            <w:r>
-              <w:rPr>
-                <w:rFonts w:hint="eastAsia"/>
-              </w:rPr>
-              <w:t>画面の `異常あり` は修理申請導線を持つため `REPAIR_REQUEST` に正規化する</w:t>
-            </w:r>
-          </w:p>
-        </w:tc>
-      </w:tr>
-      <w:tr>
-        <w:tc>
-          <w:tcPr>
-            <w:tcW w:w="1250" w:type="pct"/>
-          </w:tcPr>
-          <w:p>
-            <w:r>
               <w:lastRenderedPageBreak/>
               <w:t>`inspection_results`</w:t>
             </w:r>
@@ -14988,6 +14910,102 @@
           </w:tcPr>
           <w:p>
             <w:r>
+              <w:t>`inspector_user_id` / `inspector_name`</w:t>
+            </w:r>
+          </w:p>
+        </w:tc>
+        <w:tc>
+          <w:tcPr>
+            <w:tcW w:w="1250" w:type="pct"/>
+          </w:tcPr>
+          <w:p>
+            <w:r>
+              <w:rPr>
+                <w:rFonts w:hint="eastAsia"/>
+              </w:rPr>
+              <w:t>認証ユーザー ID / リクエスト `inspectorName`</w:t>
+            </w:r>
+          </w:p>
+        </w:tc>
+        <w:tc>
+          <w:tcPr>
+            <w:tcW w:w="1250" w:type="pct"/>
+          </w:tcPr>
+          <w:p>
+            <w:r>
+              <w:rPr>
+                <w:rFonts w:hint="eastAsia"/>
+              </w:rPr>
+              <w:t>業務上の表示名は入力値を保持する</w:t>
+            </w:r>
+          </w:p>
+        </w:tc>
+      </w:tr>
+      <w:tr>
+        <w:tc>
+          <w:tcPr>
+            <w:tcW w:w="1250" w:type="pct"/>
+          </w:tcPr>
+          <w:p>
+            <w:r>
+              <w:t>`inspection_results`</w:t>
+            </w:r>
+          </w:p>
+        </w:tc>
+        <w:tc>
+          <w:tcPr>
+            <w:tcW w:w="1250" w:type="pct"/>
+          </w:tcPr>
+          <w:p>
+            <w:r>
+              <w:t>`overall_result`</w:t>
+            </w:r>
+          </w:p>
+        </w:tc>
+        <w:tc>
+          <w:tcPr>
+            <w:tcW w:w="1250" w:type="pct"/>
+          </w:tcPr>
+          <w:p>
+            <w:r>
+              <w:rPr>
+                <w:rFonts w:hint="eastAsia"/>
+              </w:rPr>
+              <w:t>`PASS` または `REPAIR_REQUEST`</w:t>
+            </w:r>
+          </w:p>
+        </w:tc>
+        <w:tc>
+          <w:tcPr>
+            <w:tcW w:w="1250" w:type="pct"/>
+          </w:tcPr>
+          <w:p>
+            <w:r>
+              <w:rPr>
+                <w:rFonts w:hint="eastAsia"/>
+              </w:rPr>
+              <w:t>画面の `異常あり` は修理申請導線を持つため `REPAIR_REQUEST` に正規化する</w:t>
+            </w:r>
+          </w:p>
+        </w:tc>
+      </w:tr>
+      <w:tr>
+        <w:tc>
+          <w:tcPr>
+            <w:tcW w:w="1250" w:type="pct"/>
+          </w:tcPr>
+          <w:p>
+            <w:r>
+              <w:t>`inspection_results`</w:t>
+            </w:r>
+          </w:p>
+        </w:tc>
+        <w:tc>
+          <w:tcPr>
+            <w:tcW w:w="1250" w:type="pct"/>
+          </w:tcPr>
+          <w:p>
+            <w:r>
               <w:t>`result_details_json`</w:t>
             </w:r>
           </w:p>
@@ -15124,7 +15142,7 @@
           <w:rFonts w:hint="eastAsia"/>
         </w:rPr>
       </w:pPr>
-      <w:bookmarkStart w:id="34" w:name="_Toc231135971"/>
+      <w:bookmarkStart w:id="34" w:name="_Toc231313159"/>
       <w:r>
         <w:rPr>
           <w:rFonts w:hint="eastAsia"/>
@@ -15431,6 +15449,7 @@
         <w:rPr>
           <w:rFonts w:hint="eastAsia"/>
         </w:rPr>
+        <w:lastRenderedPageBreak/>
         <w:t>results要素（DailyInspectionSyncItemResult）</w:t>
       </w:r>
     </w:p>
@@ -15678,7 +15697,6 @@
           </w:tcPr>
           <w:p>
             <w:r>
-              <w:lastRenderedPageBreak/>
               <w:t>lendingStatusUpdateStatus</w:t>
             </w:r>
           </w:p>
@@ -15813,7 +15831,7 @@
           <w:rFonts w:hint="eastAsia"/>
         </w:rPr>
       </w:pPr>
-      <w:bookmarkStart w:id="35" w:name="_Toc231135972"/>
+      <w:bookmarkStart w:id="35" w:name="_Toc231313160"/>
       <w:r>
         <w:rPr>
           <w:rFonts w:hint="eastAsia"/>
@@ -16089,7 +16107,7 @@
           <w:rFonts w:hint="eastAsia"/>
         </w:rPr>
       </w:pPr>
-      <w:bookmarkStart w:id="36" w:name="_Toc231135973"/>
+      <w:bookmarkStart w:id="36" w:name="_Toc231313161"/>
       <w:r>
         <w:rPr>
           <w:rFonts w:hint="eastAsia"/>
@@ -16108,7 +16126,14 @@
         <w:rPr>
           <w:rFonts w:hint="eastAsia"/>
         </w:rPr>
-        <w:t>PWAパッケージで解決できないQR、期限切れパッケージ利用時のオンライン補助、またはユーザーが再検証を要求した場合に、QR コードから日常点検対象資産を再確認する。通常の点検開始フローでは、クライアントがダウンロード済みPWAパッケージを検索して対象資産と点検メニューを決定し、本 API 呼び出しを必須にしない。</w:t>
+        <w:t>PWAパッケージで解決できないQR、期限切れパッケージ利用時のオンライン補助、またはユーザーが再検証を要求した場合に、QR コードから日常点検対象資産を再確認する。通常の点検開始フローでは、クラ</w:t>
+      </w:r>
+      <w:r>
+        <w:rPr>
+          <w:rFonts w:hint="eastAsia"/>
+        </w:rPr>
+        <w:lastRenderedPageBreak/>
+        <w:t>イアントがダウンロード済みPWAパッケージを検索して対象資産と点検メニューを決定し、本 API 呼び出しを必須にしない。</w:t>
       </w:r>
     </w:p>
     <w:p>
@@ -16155,12 +16180,11 @@
           <w:rFonts w:hint="eastAsia"/>
         </w:rPr>
       </w:pPr>
-      <w:bookmarkStart w:id="37" w:name="_Toc231135974"/>
+      <w:bookmarkStart w:id="37" w:name="_Toc231313162"/>
       <w:r>
         <w:rPr>
           <w:rFonts w:hint="eastAsia"/>
         </w:rPr>
-        <w:lastRenderedPageBreak/>
         <w:t>リクエストパラメータ</w:t>
       </w:r>
       <w:bookmarkEnd w:id="37"/>
@@ -16507,6 +16531,7 @@
         <w:rPr>
           <w:rFonts w:hint="eastAsia"/>
         </w:rPr>
+        <w:lastRenderedPageBreak/>
         <w:t>認可条件: 通常アカウントの場合、Bearer トークン上の作業対象施設について `facility_feature_settings` と `user_facility_feature_settings` の両方で `daily_inspection` が有効であること</w:t>
       </w:r>
     </w:p>
@@ -16560,7 +16585,6 @@
         <w:rPr>
           <w:rFonts w:hint="eastAsia"/>
         </w:rPr>
-        <w:lastRenderedPageBreak/>
         <w:t>対象資産の `facility_id` が作業対象施設 ID と一致することを確認する</w:t>
       </w:r>
     </w:p>
@@ -16662,11 +16686,12 @@
           <w:rFonts w:hint="eastAsia"/>
         </w:rPr>
       </w:pPr>
-      <w:bookmarkStart w:id="38" w:name="_Toc231135975"/>
+      <w:bookmarkStart w:id="38" w:name="_Toc231313163"/>
       <w:r>
         <w:rPr>
           <w:rFonts w:hint="eastAsia"/>
         </w:rPr>
+        <w:lastRenderedPageBreak/>
         <w:t>レスポンス（200：DailyInspectionAssetByQrResponse）</w:t>
       </w:r>
       <w:bookmarkEnd w:id="38"/>
@@ -16993,11 +17018,7 @@
           </w:tcPr>
           <w:p>
             <w:r>
-              <w:t>`NO_DAILY_MENU` / `DAILY_INSP</w:t>
-            </w:r>
-            <w:r>
-              <w:lastRenderedPageBreak/>
-              <w:t>ECTION_TASK_REQUIRED` / `DAILY_TIMING_MENU_REQUIRED` / `DAILY_INSPECTION_ASSET_NOT_TARGET`</w:t>
+              <w:t>`NO_DAILY_MENU` / `DAILY_INSPECTION_TASK_REQUIRED` / `DAILY_TIMING_MENU_REQUIRED` / `DAILY_INSPECTION_ASSET_NOT_TARGET`</w:t>
             </w:r>
           </w:p>
         </w:tc>
@@ -17011,7 +17032,7 @@
           <w:rFonts w:hint="eastAsia"/>
         </w:rPr>
       </w:pPr>
-      <w:bookmarkStart w:id="39" w:name="_Toc231135976"/>
+      <w:bookmarkStart w:id="39" w:name="_Toc231313164"/>
       <w:r>
         <w:rPr>
           <w:rFonts w:hint="eastAsia"/>
@@ -17322,7 +17343,7 @@
           <w:rFonts w:hint="eastAsia"/>
         </w:rPr>
       </w:pPr>
-      <w:bookmarkStart w:id="40" w:name="_Toc231135977"/>
+      <w:bookmarkStart w:id="40" w:name="_Toc231313165"/>
       <w:r>
         <w:rPr>
           <w:rFonts w:hint="eastAsia"/>
@@ -17388,12 +17409,11 @@
           <w:rFonts w:hint="eastAsia"/>
         </w:rPr>
       </w:pPr>
-      <w:bookmarkStart w:id="41" w:name="_Toc231135978"/>
+      <w:bookmarkStart w:id="41" w:name="_Toc231313166"/>
       <w:r>
         <w:rPr>
           <w:rFonts w:hint="eastAsia"/>
         </w:rPr>
-        <w:lastRenderedPageBreak/>
         <w:t>リクエスト（DailyInspectionResultCreateRequest）</w:t>
       </w:r>
       <w:bookmarkEnd w:id="41"/>
@@ -17999,6 +18019,7 @@
           </w:tcPr>
           <w:p>
             <w:r>
+              <w:lastRenderedPageBreak/>
               <w:t>resultDetails</w:t>
             </w:r>
           </w:p>
@@ -18140,7 +18161,6 @@
         <w:rPr>
           <w:rFonts w:hint="eastAsia"/>
         </w:rPr>
-        <w:lastRenderedPageBreak/>
         <w:t>resultDetails要素（DailyInspectionResultDetailInput）</w:t>
       </w:r>
     </w:p>
@@ -18687,6 +18707,7 @@
         <w:rPr>
           <w:rFonts w:hint="eastAsia"/>
         </w:rPr>
+        <w:lastRenderedPageBreak/>
         <w:t>認可条件: 通常アカウントの場合、Bearer トークン上の作業対象施設について `user_facility_assignments` に有効割当があること</w:t>
       </w:r>
     </w:p>
@@ -18740,7 +18761,6 @@
         <w:rPr>
           <w:rFonts w:hint="eastAsia"/>
         </w:rPr>
-        <w:lastRenderedPageBreak/>
         <w:t>対象資産が作業対象施設内に存在し、`asset_ledgers.status='ACTIVE'` であることを検証する</w:t>
       </w:r>
     </w:p>
@@ -18855,7 +18875,7 @@
           <w:rFonts w:hint="eastAsia"/>
         </w:rPr>
       </w:pPr>
-      <w:bookmarkStart w:id="42" w:name="_Toc231135979"/>
+      <w:bookmarkStart w:id="42" w:name="_Toc231313167"/>
       <w:r>
         <w:rPr>
           <w:rFonts w:hint="eastAsia"/>
@@ -19108,6 +19128,7 @@
           </w:tcPr>
           <w:p>
             <w:r>
+              <w:lastRenderedPageBreak/>
               <w:t>lendingStatusUpdated</w:t>
             </w:r>
           </w:p>
@@ -19273,14 +19294,7 @@
               <w:rPr>
                 <w:rFonts w:hint="eastAsia"/>
               </w:rPr>
-              <w:t>修理申請へ連携する初期値。`overallRe</w:t>
-            </w:r>
-            <w:r>
-              <w:rPr>
-                <w:rFonts w:hint="eastAsia"/>
-              </w:rPr>
-              <w:lastRenderedPageBreak/>
-              <w:t>sult=REPAIR_REQUEST` の場合に返す</w:t>
+              <w:t>修理申請へ連携する初期値。`overallResult=REPAIR_REQUEST` の場合に返す</w:t>
             </w:r>
           </w:p>
         </w:tc>
@@ -19955,11 +19969,12 @@
           <w:rFonts w:hint="eastAsia"/>
         </w:rPr>
       </w:pPr>
-      <w:bookmarkStart w:id="43" w:name="_Toc231135980"/>
+      <w:bookmarkStart w:id="43" w:name="_Toc231313168"/>
       <w:r>
         <w:rPr>
           <w:rFonts w:hint="eastAsia"/>
         </w:rPr>
+        <w:lastRenderedPageBreak/>
         <w:t>ステータスコード</w:t>
       </w:r>
       <w:bookmarkEnd w:id="43"/>
@@ -20229,7 +20244,6 @@
           </w:tcPr>
           <w:p>
             <w:r>
-              <w:lastRenderedPageBreak/>
               <w:t>409</w:t>
             </w:r>
           </w:p>
@@ -20337,7 +20351,7 @@
           <w:rFonts w:hint="eastAsia"/>
         </w:rPr>
       </w:pPr>
-      <w:bookmarkStart w:id="44" w:name="_Toc231135981"/>
+      <w:bookmarkStart w:id="44" w:name="_Toc231313169"/>
       <w:r>
         <w:rPr>
           <w:rFonts w:hint="eastAsia"/>
@@ -20356,7 +20370,7 @@
         <w:rPr>
           <w:rFonts w:hint="eastAsia"/>
         </w:rPr>
-        <w:t>点検結果画面表示および報告書出力に必要な日常点検結果、対象資産、点検メニュー、項目結果を取得する。本書では日常点検結果のみを対象とし、定期点検結果の参照は No.28 点検管理タブ API 設計書で扱う。</w:t>
+        <w:t>点検結果画面表示および報告書出力に必要な日常点検結果、対象資産、点検メニュー、項目結果を取得する。本書では日常点検結果のみを対象とし、定期点検結果の参照は No.30 点検管理タブ API 設計書で扱う。</w:t>
       </w:r>
     </w:p>
     <w:p>
@@ -20403,11 +20417,12 @@
           <w:rFonts w:hint="eastAsia"/>
         </w:rPr>
       </w:pPr>
-      <w:bookmarkStart w:id="45" w:name="_Toc231135982"/>
+      <w:bookmarkStart w:id="45" w:name="_Toc231313170"/>
       <w:r>
         <w:rPr>
           <w:rFonts w:hint="eastAsia"/>
         </w:rPr>
+        <w:lastRenderedPageBreak/>
         <w:t>リクエストパラメータ</w:t>
       </w:r>
       <w:bookmarkEnd w:id="45"/>
@@ -20631,7 +20646,6 @@
         <w:rPr>
           <w:rFonts w:hint="eastAsia"/>
         </w:rPr>
-        <w:lastRenderedPageBreak/>
         <w:t>認可条件: 通常アカウントの場合、Bearer トークン上の作業対象施設について `user_facility_assignments` に有効割当があること</w:t>
       </w:r>
     </w:p>
@@ -20711,7 +20725,7 @@
         <w:rPr>
           <w:rFonts w:hint="eastAsia"/>
         </w:rPr>
-        <w:t>`application_documents.owner_type='INSPECTION_RESULT'`、`inspection_result_id=:inspectionResultId`、`document_category&lt;&gt;'PHOTO'`、`deleted_at IS NULL` に一致する点検結果報告書がある場合はメタデータを返す</w:t>
+        <w:t>`application_documents.owner_type='INSPECTION_RESULT'`、`inspection_result_id=:inspectionResultId`、`document_category&lt;&gt;'PHOTO'`、`deleted_at IS NULL` に一致する点検結果報告書がある場合はメタデータを返す。`file_path` は Amazon S3 のオブジェクトキーとして保持し、バケット名や HTTPS URL は DB に保存しない</w:t>
       </w:r>
     </w:p>
     <w:p>
@@ -20737,7 +20751,7 @@
         <w:rPr>
           <w:rFonts w:hint="eastAsia"/>
         </w:rPr>
-        <w:t>報告書ファイルをサーバー側で生成済みの場合は `reportDocument` を返す。未生成の場合は画面側または帳票基盤で生成できるデータ一式を返す</w:t>
+        <w:t>報告書ファイルをサーバー側で生成済みの場合は、`application_documents.file_path` の S3 オブジェクトキーから認可済みダウンロード URL を発行し、`reportDocument.downloadUrl` として返す。S3 オブジェクトキーはレスポンスで直接返却しない。未生成の場合は画面側または帳票基盤で生成できるデータ一式を返す</w:t>
       </w:r>
     </w:p>
     <w:p>
@@ -20747,11 +20761,12 @@
           <w:rFonts w:hint="eastAsia"/>
         </w:rPr>
       </w:pPr>
-      <w:bookmarkStart w:id="46" w:name="_Toc231135983"/>
+      <w:bookmarkStart w:id="46" w:name="_Toc231313171"/>
       <w:r>
         <w:rPr>
           <w:rFonts w:hint="eastAsia"/>
         </w:rPr>
+        <w:lastRenderedPageBreak/>
         <w:t>レスポンス（200：InspectionResultReportResponse）</w:t>
       </w:r>
       <w:bookmarkEnd w:id="46"/>
@@ -21309,7 +21324,6 @@
           </w:tcPr>
           <w:p>
             <w:r>
-              <w:lastRenderedPageBreak/>
               <w:t>resultDetails</w:t>
             </w:r>
           </w:p>
@@ -21433,7 +21447,7 @@
               <w:rPr>
                 <w:rFonts w:hint="eastAsia"/>
               </w:rPr>
-              <w:t>保存済み報告書メタデータ</w:t>
+              <w:t>保存済み報告書メタデータと認可済みダウンロード URL</w:t>
             </w:r>
           </w:p>
         </w:tc>
@@ -21875,6 +21889,7 @@
           </w:tcPr>
           <w:p>
             <w:r>
+              <w:lastRenderedPageBreak/>
               <w:t>displayValue</w:t>
             </w:r>
           </w:p>
@@ -22266,7 +22281,7 @@
           </w:tcPr>
           <w:p>
             <w:r>
-              <w:t>filePath</w:t>
+              <w:t>downloadUrl</w:t>
             </w:r>
           </w:p>
         </w:tc>
@@ -22299,7 +22314,7 @@
               <w:rPr>
                 <w:rFonts w:hint="eastAsia"/>
               </w:rPr>
-              <w:t>保存先パス</w:t>
+              <w:t>認可済みダウンロード URL。S3 オブジェクトキーは返却しない</w:t>
             </w:r>
           </w:p>
         </w:tc>
@@ -22448,7 +22463,7 @@
           <w:rFonts w:hint="eastAsia"/>
         </w:rPr>
       </w:pPr>
-      <w:bookmarkStart w:id="47" w:name="_Toc231135984"/>
+      <w:bookmarkStart w:id="47" w:name="_Toc231313172"/>
       <w:r>
         <w:rPr>
           <w:rFonts w:hint="eastAsia"/>
@@ -22687,6 +22702,41 @@
           </w:tcPr>
           <w:p>
             <w:r>
+              <w:t>502</w:t>
+            </w:r>
+          </w:p>
+        </w:tc>
+        <w:tc>
+          <w:tcPr>
+            <w:tcW w:w="1667" w:type="pct"/>
+          </w:tcPr>
+          <w:p>
+            <w:r>
+              <w:rPr>
+                <w:rFonts w:hint="eastAsia"/>
+              </w:rPr>
+              <w:t>Amazon S3 の報告書ダウンロード URL 発行に失敗した</w:t>
+            </w:r>
+          </w:p>
+        </w:tc>
+        <w:tc>
+          <w:tcPr>
+            <w:tcW w:w="1667" w:type="pct"/>
+          </w:tcPr>
+          <w:p>
+            <w:r>
+              <w:t>ErrorResponse</w:t>
+            </w:r>
+          </w:p>
+        </w:tc>
+      </w:tr>
+      <w:tr>
+        <w:tc>
+          <w:tcPr>
+            <w:tcW w:w="1666" w:type="pct"/>
+          </w:tcPr>
+          <w:p>
+            <w:r>
               <w:t>500</w:t>
             </w:r>
           </w:p>
@@ -22724,11 +22774,12 @@
           <w:rFonts w:hint="eastAsia"/>
         </w:rPr>
       </w:pPr>
-      <w:bookmarkStart w:id="48" w:name="_Toc231135985"/>
+      <w:bookmarkStart w:id="48" w:name="_Toc231313173"/>
       <w:r>
         <w:rPr>
           <w:rFonts w:hint="eastAsia"/>
         </w:rPr>
+        <w:lastRenderedPageBreak/>
         <w:t>第6章 権限・業務ルール</w:t>
       </w:r>
       <w:bookmarkEnd w:id="48"/>
@@ -22740,7 +22791,7 @@
           <w:rFonts w:hint="eastAsia"/>
         </w:rPr>
       </w:pPr>
-      <w:bookmarkStart w:id="49" w:name="_Toc231135986"/>
+      <w:bookmarkStart w:id="49" w:name="_Toc231313174"/>
       <w:r>
         <w:rPr>
           <w:rFonts w:hint="eastAsia"/>
@@ -22914,7 +22965,7 @@
           <w:rFonts w:hint="eastAsia"/>
         </w:rPr>
       </w:pPr>
-      <w:bookmarkStart w:id="50" w:name="_Toc231135987"/>
+      <w:bookmarkStart w:id="50" w:name="_Toc231313175"/>
       <w:r>
         <w:rPr>
           <w:rFonts w:hint="eastAsia"/>
@@ -22939,7 +22990,7 @@
         <w:rPr>
           <w:rFonts w:hint="eastAsia"/>
         </w:rPr>
-        <w:t>点検メニュー登録・更新・削除は No.28 点検管理タブ API 設計書で扱う</w:t>
+        <w:t>点検メニュー登録・更新・削除は No.30 点検管理タブ API 設計書で扱う</w:t>
       </w:r>
     </w:p>
     <w:p>
@@ -22958,14 +23009,7 @@
         <w:rPr>
           <w:rFonts w:hint="eastAsia"/>
         </w:rPr>
-        <w:t>資産一覧画面の選択資産から起動する点検管理登録による `inspection_tasks` 作成・更新は No.28 点検管理タブ API 設計書で扱う。日常点検では `inspection_type='日常点検'</w:t>
-      </w:r>
-      <w:r>
-        <w:rPr>
-          <w:rFonts w:hint="eastAsia"/>
-        </w:rPr>
-        <w:lastRenderedPageBreak/>
-        <w:t>`、`is_active=true` の設定行に保持された `daily_menu_before_id` / `daily_menu_during_id` / `daily_menu_after_id` がPWAパッケージの資産別日常点検設定として配信される</w:t>
+        <w:t>資産一覧画面の選択資産から起動する点検管理登録による `inspection_tasks` 作成・更新は No.30 点検管理タブ API 設計書で扱う。日常点検では `inspection_type='日常点検'`、`is_active=true` の設定行に保持された `daily_menu_before_id` / `daily_menu_during_id` / `daily_menu_after_id` がPWAパッケージの資産別日常点検設定として配信される</w:t>
       </w:r>
     </w:p>
     <w:p>
@@ -22984,7 +23028,7 @@
         <w:rPr>
           <w:rFonts w:hint="eastAsia"/>
         </w:rPr>
-        <w:t>日常点検設定行の一覧表示、設定変更、一部解除、設定解除は No.28 点検管理タブ API 設計書で扱う</w:t>
+        <w:t>日常点検設定行の一覧表示、設定変更、一部解除、設定解除は No.30 点検管理タブ API 設計書で扱う</w:t>
       </w:r>
     </w:p>
     <w:p>
@@ -23003,7 +23047,7 @@
         <w:rPr>
           <w:rFonts w:hint="eastAsia"/>
         </w:rPr>
-        <w:t>本 API は No.28 で登録された日常点検メニューと資産別日常点検設定行を参照する</w:t>
+        <w:t>本 API は No.30 で登録された日常点検メニューと資産別日常点検設定行を参照する</w:t>
       </w:r>
     </w:p>
     <w:p>
@@ -23022,7 +23066,7 @@
         <w:rPr>
           <w:rFonts w:hint="eastAsia"/>
         </w:rPr>
-        <w:t>点検予定表 CSV 出力は No.28 の責務であり、本書では扱わない</w:t>
+        <w:t>点検予定表 CSV 出力は No.30 の責務であり、本書では扱わない</w:t>
       </w:r>
     </w:p>
     <w:p>
@@ -23032,7 +23076,7 @@
           <w:rFonts w:hint="eastAsia"/>
         </w:rPr>
       </w:pPr>
-      <w:bookmarkStart w:id="51" w:name="_Toc231135988"/>
+      <w:bookmarkStart w:id="51" w:name="_Toc231313176"/>
       <w:r>
         <w:rPr>
           <w:rFonts w:hint="eastAsia"/>
@@ -23095,6 +23139,7 @@
         <w:rPr>
           <w:rFonts w:hint="eastAsia"/>
         </w:rPr>
+        <w:lastRenderedPageBreak/>
         <w:t>画面表示の `合格` は `PASS`、`異常あり` は `REPAIR_REQUEST` として保存する</w:t>
       </w:r>
     </w:p>
@@ -23114,7 +23159,7 @@
         <w:rPr>
           <w:rFonts w:hint="eastAsia"/>
         </w:rPr>
-        <w:t>日常点検では `inspection_tasks.status`、`last_inspection_on`、`next_inspection_on` を更新しない。定期点検タスクの状態更新は No.28 の責務とする</w:t>
+        <w:t>日常点検では `inspection_tasks.status`、`last_inspection_on`、`next_inspection_on` を更新しない。定期点検タスクの状態更新は No.30 の責務とする</w:t>
       </w:r>
     </w:p>
     <w:p>
@@ -23143,7 +23188,7 @@
           <w:rFonts w:hint="eastAsia"/>
         </w:rPr>
       </w:pPr>
-      <w:bookmarkStart w:id="52" w:name="_Toc231135989"/>
+      <w:bookmarkStart w:id="52" w:name="_Toc231313177"/>
       <w:r>
         <w:rPr>
           <w:rFonts w:hint="eastAsia"/>
@@ -23263,7 +23308,6 @@
         <w:rPr>
           <w:rFonts w:hint="eastAsia"/>
         </w:rPr>
-        <w:lastRenderedPageBreak/>
         <w:t>同期時点で資産が他施設へ移動済み、削除済み、または作業対象施設外になった場合は登録を拒否する</w:t>
       </w:r>
     </w:p>
@@ -23274,7 +23318,7 @@
           <w:rFonts w:hint="eastAsia"/>
         </w:rPr>
       </w:pPr>
-      <w:bookmarkStart w:id="53" w:name="_Toc231135990"/>
+      <w:bookmarkStart w:id="53" w:name="_Toc231313178"/>
       <w:r>
         <w:rPr>
           <w:rFonts w:hint="eastAsia"/>
@@ -23347,11 +23391,12 @@
           <w:rFonts w:hint="eastAsia"/>
         </w:rPr>
       </w:pPr>
-      <w:bookmarkStart w:id="54" w:name="_Toc231135991"/>
+      <w:bookmarkStart w:id="54" w:name="_Toc231313179"/>
       <w:r>
         <w:rPr>
           <w:rFonts w:hint="eastAsia"/>
         </w:rPr>
+        <w:lastRenderedPageBreak/>
         <w:t>第7章 エラーコード一覧</w:t>
       </w:r>
       <w:bookmarkEnd w:id="54"/>
@@ -23659,199 +23704,199 @@
           </w:tcPr>
           <w:p>
             <w:r>
+              <w:t>DAILY_INSPECTION_404_TASK_NOT_FOUND</w:t>
+            </w:r>
+          </w:p>
+        </w:tc>
+        <w:tc>
+          <w:tcPr>
+            <w:tcW w:w="1250" w:type="pct"/>
+          </w:tcPr>
+          <w:p>
+            <w:r>
+              <w:t>404</w:t>
+            </w:r>
+          </w:p>
+        </w:tc>
+        <w:tc>
+          <w:tcPr>
+            <w:tcW w:w="1250" w:type="pct"/>
+          </w:tcPr>
+          <w:p>
+            <w:r>
+              <w:rPr>
+                <w:rFonts w:hint="eastAsia"/>
+              </w:rPr>
+              <w:t>点検タスクが存在しない</w:t>
+            </w:r>
+          </w:p>
+        </w:tc>
+        <w:tc>
+          <w:tcPr>
+            <w:tcW w:w="1250" w:type="pct"/>
+          </w:tcPr>
+          <w:p>
+            <w:r>
+              <w:rPr>
+                <w:rFonts w:hint="eastAsia"/>
+              </w:rPr>
+              <w:t>指定 `inspectionTaskId` が存在しない、または作業対象施設外</w:t>
+            </w:r>
+          </w:p>
+        </w:tc>
+      </w:tr>
+      <w:tr>
+        <w:tc>
+          <w:tcPr>
+            <w:tcW w:w="1250" w:type="pct"/>
+          </w:tcPr>
+          <w:p>
+            <w:r>
+              <w:t>DAILY_INSPECTION_404_MENU_NOT_FOUND</w:t>
+            </w:r>
+          </w:p>
+        </w:tc>
+        <w:tc>
+          <w:tcPr>
+            <w:tcW w:w="1250" w:type="pct"/>
+          </w:tcPr>
+          <w:p>
+            <w:r>
+              <w:t>404</w:t>
+            </w:r>
+          </w:p>
+        </w:tc>
+        <w:tc>
+          <w:tcPr>
+            <w:tcW w:w="1250" w:type="pct"/>
+          </w:tcPr>
+          <w:p>
+            <w:r>
+              <w:rPr>
+                <w:rFonts w:hint="eastAsia"/>
+              </w:rPr>
+              <w:t>日常点検メニューが存在しない</w:t>
+            </w:r>
+          </w:p>
+        </w:tc>
+        <w:tc>
+          <w:tcPr>
+            <w:tcW w:w="1250" w:type="pct"/>
+          </w:tcPr>
+          <w:p>
+            <w:r>
+              <w:rPr>
+                <w:rFonts w:hint="eastAsia"/>
+              </w:rPr>
+              <w:t>指定 `inspectionMenuId` が存在しない、または `menu_type&lt;&gt;DAILY`</w:t>
+            </w:r>
+          </w:p>
+        </w:tc>
+      </w:tr>
+      <w:tr>
+        <w:tc>
+          <w:tcPr>
+            <w:tcW w:w="1250" w:type="pct"/>
+          </w:tcPr>
+          <w:p>
+            <w:r>
+              <w:t>DAILY_INSPECTION_404_RESULT_NOT_FOUND</w:t>
+            </w:r>
+          </w:p>
+        </w:tc>
+        <w:tc>
+          <w:tcPr>
+            <w:tcW w:w="1250" w:type="pct"/>
+          </w:tcPr>
+          <w:p>
+            <w:r>
+              <w:t>404</w:t>
+            </w:r>
+          </w:p>
+        </w:tc>
+        <w:tc>
+          <w:tcPr>
+            <w:tcW w:w="1250" w:type="pct"/>
+          </w:tcPr>
+          <w:p>
+            <w:r>
+              <w:rPr>
+                <w:rFonts w:hint="eastAsia"/>
+              </w:rPr>
+              <w:t>点検結果が存在しない</w:t>
+            </w:r>
+          </w:p>
+        </w:tc>
+        <w:tc>
+          <w:tcPr>
+            <w:tcW w:w="1250" w:type="pct"/>
+          </w:tcPr>
+          <w:p>
+            <w:r>
+              <w:rPr>
+                <w:rFonts w:hint="eastAsia"/>
+              </w:rPr>
+              <w:t>指定 `inspectionResultId` が存在しない、または作業対象施設外</w:t>
+            </w:r>
+          </w:p>
+        </w:tc>
+      </w:tr>
+      <w:tr>
+        <w:tc>
+          <w:tcPr>
+            <w:tcW w:w="1250" w:type="pct"/>
+          </w:tcPr>
+          <w:p>
+            <w:r>
+              <w:t>NO_DAILY_MENU</w:t>
+            </w:r>
+          </w:p>
+        </w:tc>
+        <w:tc>
+          <w:tcPr>
+            <w:tcW w:w="1250" w:type="pct"/>
+          </w:tcPr>
+          <w:p>
+            <w:r>
+              <w:t>200</w:t>
+            </w:r>
+          </w:p>
+        </w:tc>
+        <w:tc>
+          <w:tcPr>
+            <w:tcW w:w="1250" w:type="pct"/>
+          </w:tcPr>
+          <w:p>
+            <w:r>
+              <w:rPr>
+                <w:rFonts w:hint="eastAsia"/>
+              </w:rPr>
+              <w:t>資産分類に一致する日常点検メニュー候補が存在しない</w:t>
+            </w:r>
+          </w:p>
+        </w:tc>
+        <w:tc>
+          <w:tcPr>
+            <w:tcW w:w="1250" w:type="pct"/>
+          </w:tcPr>
+          <w:p>
+            <w:r>
+              <w:rPr>
+                <w:rFonts w:hint="eastAsia"/>
+              </w:rPr>
+              <w:t>オンラインQR再検証で、資産別設定がなく、かつ大分類・中分類・品目に一致する有効な日常点検メニュー候補もない</w:t>
+            </w:r>
+          </w:p>
+        </w:tc>
+      </w:tr>
+      <w:tr>
+        <w:tc>
+          <w:tcPr>
+            <w:tcW w:w="1250" w:type="pct"/>
+          </w:tcPr>
+          <w:p>
+            <w:r>
               <w:lastRenderedPageBreak/>
-              <w:t>DAILY_INSPECTION_404_TASK_NOT_FOUND</w:t>
-            </w:r>
-          </w:p>
-        </w:tc>
-        <w:tc>
-          <w:tcPr>
-            <w:tcW w:w="1250" w:type="pct"/>
-          </w:tcPr>
-          <w:p>
-            <w:r>
-              <w:t>404</w:t>
-            </w:r>
-          </w:p>
-        </w:tc>
-        <w:tc>
-          <w:tcPr>
-            <w:tcW w:w="1250" w:type="pct"/>
-          </w:tcPr>
-          <w:p>
-            <w:r>
-              <w:rPr>
-                <w:rFonts w:hint="eastAsia"/>
-              </w:rPr>
-              <w:t>点検タスクが存在しない</w:t>
-            </w:r>
-          </w:p>
-        </w:tc>
-        <w:tc>
-          <w:tcPr>
-            <w:tcW w:w="1250" w:type="pct"/>
-          </w:tcPr>
-          <w:p>
-            <w:r>
-              <w:rPr>
-                <w:rFonts w:hint="eastAsia"/>
-              </w:rPr>
-              <w:t>指定 `inspectionTaskId` が存在しない、または作業対象施設外</w:t>
-            </w:r>
-          </w:p>
-        </w:tc>
-      </w:tr>
-      <w:tr>
-        <w:tc>
-          <w:tcPr>
-            <w:tcW w:w="1250" w:type="pct"/>
-          </w:tcPr>
-          <w:p>
-            <w:r>
-              <w:t>DAILY_INSPECTION_404_MENU_NOT_FOUND</w:t>
-            </w:r>
-          </w:p>
-        </w:tc>
-        <w:tc>
-          <w:tcPr>
-            <w:tcW w:w="1250" w:type="pct"/>
-          </w:tcPr>
-          <w:p>
-            <w:r>
-              <w:t>404</w:t>
-            </w:r>
-          </w:p>
-        </w:tc>
-        <w:tc>
-          <w:tcPr>
-            <w:tcW w:w="1250" w:type="pct"/>
-          </w:tcPr>
-          <w:p>
-            <w:r>
-              <w:rPr>
-                <w:rFonts w:hint="eastAsia"/>
-              </w:rPr>
-              <w:t>日常点検メニューが存在しない</w:t>
-            </w:r>
-          </w:p>
-        </w:tc>
-        <w:tc>
-          <w:tcPr>
-            <w:tcW w:w="1250" w:type="pct"/>
-          </w:tcPr>
-          <w:p>
-            <w:r>
-              <w:rPr>
-                <w:rFonts w:hint="eastAsia"/>
-              </w:rPr>
-              <w:t>指定 `inspectionMenuId` が存在しない、または `menu_type&lt;&gt;DAILY`</w:t>
-            </w:r>
-          </w:p>
-        </w:tc>
-      </w:tr>
-      <w:tr>
-        <w:tc>
-          <w:tcPr>
-            <w:tcW w:w="1250" w:type="pct"/>
-          </w:tcPr>
-          <w:p>
-            <w:r>
-              <w:t>DAILY_INSPECTION_404_RESULT_NOT_FOUND</w:t>
-            </w:r>
-          </w:p>
-        </w:tc>
-        <w:tc>
-          <w:tcPr>
-            <w:tcW w:w="1250" w:type="pct"/>
-          </w:tcPr>
-          <w:p>
-            <w:r>
-              <w:t>404</w:t>
-            </w:r>
-          </w:p>
-        </w:tc>
-        <w:tc>
-          <w:tcPr>
-            <w:tcW w:w="1250" w:type="pct"/>
-          </w:tcPr>
-          <w:p>
-            <w:r>
-              <w:rPr>
-                <w:rFonts w:hint="eastAsia"/>
-              </w:rPr>
-              <w:t>点検結果が存在しない</w:t>
-            </w:r>
-          </w:p>
-        </w:tc>
-        <w:tc>
-          <w:tcPr>
-            <w:tcW w:w="1250" w:type="pct"/>
-          </w:tcPr>
-          <w:p>
-            <w:r>
-              <w:rPr>
-                <w:rFonts w:hint="eastAsia"/>
-              </w:rPr>
-              <w:t>指定 `inspectionResultId` が存在しない、または作業対象施設外</w:t>
-            </w:r>
-          </w:p>
-        </w:tc>
-      </w:tr>
-      <w:tr>
-        <w:tc>
-          <w:tcPr>
-            <w:tcW w:w="1250" w:type="pct"/>
-          </w:tcPr>
-          <w:p>
-            <w:r>
-              <w:t>NO_DAILY_MENU</w:t>
-            </w:r>
-          </w:p>
-        </w:tc>
-        <w:tc>
-          <w:tcPr>
-            <w:tcW w:w="1250" w:type="pct"/>
-          </w:tcPr>
-          <w:p>
-            <w:r>
-              <w:t>200</w:t>
-            </w:r>
-          </w:p>
-        </w:tc>
-        <w:tc>
-          <w:tcPr>
-            <w:tcW w:w="1250" w:type="pct"/>
-          </w:tcPr>
-          <w:p>
-            <w:r>
-              <w:rPr>
-                <w:rFonts w:hint="eastAsia"/>
-              </w:rPr>
-              <w:t>資産分類に一致する日常点検メニュー候補が存在しない</w:t>
-            </w:r>
-          </w:p>
-        </w:tc>
-        <w:tc>
-          <w:tcPr>
-            <w:tcW w:w="1250" w:type="pct"/>
-          </w:tcPr>
-          <w:p>
-            <w:r>
-              <w:rPr>
-                <w:rFonts w:hint="eastAsia"/>
-              </w:rPr>
-              <w:t>オンラインQR再検証で、資産別設定がなく、かつ大分類・中分類・品目に一致する有効な日常点検メニュー候補もない</w:t>
-            </w:r>
-          </w:p>
-        </w:tc>
-      </w:tr>
-      <w:tr>
-        <w:tc>
-          <w:tcPr>
-            <w:tcW w:w="1250" w:type="pct"/>
-          </w:tcPr>
-          <w:p>
-            <w:r>
               <w:t>DAILY_INSPECTION_ASSET_NOT_TARGET</w:t>
             </w:r>
           </w:p>
@@ -24044,7 +24089,6 @@
           </w:tcPr>
           <w:p>
             <w:r>
-              <w:lastRenderedPageBreak/>
               <w:t>DAILY_INSPECTION_422_RESULT_DETAIL_INVALID</w:t>
             </w:r>
           </w:p>
@@ -24082,6 +24126,54 @@
                 <w:rFonts w:hint="eastAsia"/>
               </w:rPr>
               <w:t>点検項目 ID 不一致、入力方式不一致、必須入力不足</w:t>
+            </w:r>
+          </w:p>
+        </w:tc>
+      </w:tr>
+      <w:tr>
+        <w:tc>
+          <w:tcPr>
+            <w:tcW w:w="1250" w:type="pct"/>
+          </w:tcPr>
+          <w:p>
+            <w:r>
+              <w:t>DAILY_INSPECTION_502_S3_URL_SIGN_FAILED</w:t>
+            </w:r>
+          </w:p>
+        </w:tc>
+        <w:tc>
+          <w:tcPr>
+            <w:tcW w:w="1250" w:type="pct"/>
+          </w:tcPr>
+          <w:p>
+            <w:r>
+              <w:t>502</w:t>
+            </w:r>
+          </w:p>
+        </w:tc>
+        <w:tc>
+          <w:tcPr>
+            <w:tcW w:w="1250" w:type="pct"/>
+          </w:tcPr>
+          <w:p>
+            <w:r>
+              <w:rPr>
+                <w:rFonts w:hint="eastAsia"/>
+              </w:rPr>
+              <w:t>点検結果報告書の Amazon S3 ダウンロード URL 発行に失敗した</w:t>
+            </w:r>
+          </w:p>
+        </w:tc>
+        <w:tc>
+          <w:tcPr>
+            <w:tcW w:w="1250" w:type="pct"/>
+          </w:tcPr>
+          <w:p>
+            <w:r>
+              <w:rPr>
+                <w:rFonts w:hint="eastAsia"/>
+              </w:rPr>
+              <w:t>`application_documents.file_path` の S3 オブジェクトキーに対する認可済みダウンロード URL 発行失敗</w:t>
             </w:r>
           </w:p>
         </w:tc>
@@ -24143,11 +24235,12 @@
           <w:rFonts w:hint="eastAsia"/>
         </w:rPr>
       </w:pPr>
-      <w:bookmarkStart w:id="55" w:name="_Toc231135992"/>
+      <w:bookmarkStart w:id="55" w:name="_Toc231313180"/>
       <w:r>
         <w:rPr>
           <w:rFonts w:hint="eastAsia"/>
         </w:rPr>
+        <w:lastRenderedPageBreak/>
         <w:t>第8章 運用・保守方針</w:t>
       </w:r>
       <w:bookmarkEnd w:id="55"/>
@@ -24159,7 +24252,7 @@
           <w:rFonts w:hint="eastAsia"/>
         </w:rPr>
       </w:pPr>
-      <w:bookmarkStart w:id="56" w:name="_Toc231135993"/>
+      <w:bookmarkStart w:id="56" w:name="_Toc231313181"/>
       <w:r>
         <w:rPr>
           <w:rFonts w:hint="eastAsia"/>
@@ -24232,7 +24325,7 @@
           <w:rFonts w:hint="eastAsia"/>
         </w:rPr>
       </w:pPr>
-      <w:bookmarkStart w:id="57" w:name="_Toc231135994"/>
+      <w:bookmarkStart w:id="57" w:name="_Toc231313182"/>
       <w:r>
         <w:rPr>
           <w:rFonts w:hint="eastAsia"/>
@@ -24276,7 +24369,7 @@
         <w:rPr>
           <w:rFonts w:hint="eastAsia"/>
         </w:rPr>
-        <w:t>`inspection_type='日常点検'` にステータスや予定日を追加する場合は、点検管理タブの一覧表示、PWA配信対象、ステータス定義・遷移定義に影響するため No.28 と同時に見直す</w:t>
+        <w:t>`inspection_type='日常点検'` にステータスや予定日を追加する場合は、点検管理タブの一覧表示、PWA配信対象、ステータス定義・遷移定義に影響するため No.30 と同時に見直す</w:t>
       </w:r>
     </w:p>
     <w:p>
@@ -24295,7 +24388,7 @@
         <w:rPr>
           <w:rFonts w:hint="eastAsia"/>
         </w:rPr>
-        <w:t>点検結果報告書をサーバー生成する場合は、`application_documents.owner_type='INSPECTION_RESULT'` として保存し、取得 API の `reportDocument` に返却する</w:t>
+        <w:t>点検結果報告書をサーバー生成する場合は、ファイル実体を Amazon S3 へ PutObject し、`application_documents.owner_type='INSPECTION_RESULT'` と `file_path` の S3 オブジェクトキーを保存する。DB にバケット名や HTTPS URL は保存せず、取得 API の `reportDocument.downloadUrl` では認可済みダウンロード URL を返す</w:t>
       </w:r>
     </w:p>
     <w:p>
@@ -24383,9 +24476,635 @@
 <file path=word/numbering.xml><?xml version="1.0" encoding="utf-8"?>
 <w:numbering xmlns:wpc="http://schemas.microsoft.com/office/word/2010/wordprocessingCanvas" xmlns:cx="http://schemas.microsoft.com/office/drawing/2014/chartex" xmlns:cx1="http://schemas.microsoft.com/office/drawing/2015/9/8/chartex" xmlns:cx2="http://schemas.microsoft.com/office/drawing/2015/10/21/chartex" xmlns:cx3="http://schemas.microsoft.com/office/drawing/2016/5/9/chartex" xmlns:cx4="http://schemas.microsoft.com/office/drawing/2016/5/10/chartex" xmlns:cx5="http://schemas.microsoft.com/office/drawing/2016/5/11/chartex" xmlns:cx6="http://schemas.microsoft.com/office/drawing/2016/5/12/chartex" xmlns:cx7="http://schemas.microsoft.com/office/drawing/2016/5/13/chartex" xmlns:cx8="http://schemas.microsoft.com/office/drawing/2016/5/14/chartex" xmlns:mc="http://schemas.openxmlformats.org/markup-compatibility/2006" xmlns:aink="http://schemas.microsoft.com/office/drawing/2016/ink" xmlns:am3d="http://schemas.microsoft.com/office/drawing/2017/model3d" xmlns:o="urn:schemas-microsoft-com:office:office" xmlns:oel="http://schemas.microsoft.com/office/2019/extlst" xmlns:r="http://schemas.openxmlformats.org/officeDocument/2006/relationships" xmlns:m="http://schemas.openxmlformats.org/officeDocument/2006/math" xmlns:v="urn:schemas-microsoft-com:vml" xmlns:wp14="http://schemas.microsoft.com/office/word/2010/wordprocessingDrawing" xmlns:wp="http://schemas.openxmlformats.org/drawingml/2006/wordprocessingDrawing" xmlns:w10="urn:schemas-microsoft-com:office:word" xmlns:w="http://schemas.openxmlformats.org/wordprocessingml/2006/main" xmlns:w14="http://schemas.microsoft.com/office/word/2010/wordml" xmlns:w15="http://schemas.microsoft.com/office/word/2012/wordml" xmlns:w16cex="http://schemas.microsoft.com/office/word/2018/wordml/cex" xmlns:w16cid="http://schemas.microsoft.com/office/word/2016/wordml/cid" xmlns:w16="http://schemas.microsoft.com/office/word/2018/wordml" xmlns:w16du="http://schemas.microsoft.com/office/word/2023/wordml/word16du" xmlns:w16sdtdh="http://schemas.microsoft.com/office/word/2020/wordml/sdtdatahash" xmlns:w16sdtfl="http://schemas.microsoft.com/office/word/2024/wordml/sdtformatlock" xmlns:w16se="http://schemas.microsoft.com/office/word/2015/wordml/symex" xmlns:wpg="http://schemas.microsoft.com/office/word/2010/wordprocessingGroup" xmlns:wpi="http://schemas.microsoft.com/office/word/2010/wordprocessingInk" xmlns:wne="http://schemas.microsoft.com/office/word/2006/wordml" xmlns:wps="http://schemas.microsoft.com/office/word/2010/wordprocessingShape" mc:Ignorable="w14 w15 w16se w16cid w16 w16cex w16sdtdh w16sdtfl w16du wp14">
   <w:abstractNum w:abstractNumId="0" w15:restartNumberingAfterBreak="0">
-    <w:nsid w:val="0D897E57"/>
+    <w:nsid w:val="0A5B7209"/>
     <w:multiLevelType w:val="hybridMultilevel"/>
-    <w:tmpl w:val="5AA4C7D8"/>
+    <w:tmpl w:val="40B84640"/>
+    <w:name w:val="__API_DOC_SQUARE_BULLET__222222"/>
+    <w:lvl w:ilvl="0" w:tplc="0409000F">
+      <w:start w:val="1"/>
+      <w:numFmt w:val="decimal"/>
+      <w:lvlText w:val="%1."/>
+      <w:lvlJc w:val="left"/>
+      <w:pPr>
+        <w:ind w:left="440" w:hanging="440"/>
+      </w:pPr>
+    </w:lvl>
+    <w:lvl w:ilvl="1" w:tplc="04090017" w:tentative="1">
+      <w:start w:val="1"/>
+      <w:numFmt w:val="aiueoFullWidth"/>
+      <w:lvlText w:val="(%2)"/>
+      <w:lvlJc w:val="left"/>
+      <w:pPr>
+        <w:ind w:left="880" w:hanging="440"/>
+      </w:pPr>
+    </w:lvl>
+    <w:lvl w:ilvl="2" w:tplc="04090011" w:tentative="1">
+      <w:start w:val="1"/>
+      <w:numFmt w:val="decimalEnclosedCircle"/>
+      <w:lvlText w:val="%3"/>
+      <w:lvlJc w:val="left"/>
+      <w:pPr>
+        <w:ind w:left="1320" w:hanging="440"/>
+      </w:pPr>
+    </w:lvl>
+    <w:lvl w:ilvl="3" w:tplc="0409000F" w:tentative="1">
+      <w:start w:val="1"/>
+      <w:numFmt w:val="decimal"/>
+      <w:lvlText w:val="%4."/>
+      <w:lvlJc w:val="left"/>
+      <w:pPr>
+        <w:ind w:left="1760" w:hanging="440"/>
+      </w:pPr>
+    </w:lvl>
+    <w:lvl w:ilvl="4" w:tplc="04090017" w:tentative="1">
+      <w:start w:val="1"/>
+      <w:numFmt w:val="aiueoFullWidth"/>
+      <w:lvlText w:val="(%5)"/>
+      <w:lvlJc w:val="left"/>
+      <w:pPr>
+        <w:ind w:left="2200" w:hanging="440"/>
+      </w:pPr>
+    </w:lvl>
+    <w:lvl w:ilvl="5" w:tplc="04090011" w:tentative="1">
+      <w:start w:val="1"/>
+      <w:numFmt w:val="decimalEnclosedCircle"/>
+      <w:lvlText w:val="%6"/>
+      <w:lvlJc w:val="left"/>
+      <w:pPr>
+        <w:ind w:left="2640" w:hanging="440"/>
+      </w:pPr>
+    </w:lvl>
+    <w:lvl w:ilvl="6" w:tplc="0409000F" w:tentative="1">
+      <w:start w:val="1"/>
+      <w:numFmt w:val="decimal"/>
+      <w:lvlText w:val="%7."/>
+      <w:lvlJc w:val="left"/>
+      <w:pPr>
+        <w:ind w:left="3080" w:hanging="440"/>
+      </w:pPr>
+    </w:lvl>
+    <w:lvl w:ilvl="7" w:tplc="04090017" w:tentative="1">
+      <w:start w:val="1"/>
+      <w:numFmt w:val="aiueoFullWidth"/>
+      <w:lvlText w:val="(%8)"/>
+      <w:lvlJc w:val="left"/>
+      <w:pPr>
+        <w:ind w:left="3520" w:hanging="440"/>
+      </w:pPr>
+    </w:lvl>
+    <w:lvl w:ilvl="8" w:tplc="04090011" w:tentative="1">
+      <w:start w:val="1"/>
+      <w:numFmt w:val="decimalEnclosedCircle"/>
+      <w:lvlText w:val="%9"/>
+      <w:lvlJc w:val="left"/>
+      <w:pPr>
+        <w:ind w:left="3960" w:hanging="440"/>
+      </w:pPr>
+    </w:lvl>
+  </w:abstractNum>
+  <w:abstractNum w:abstractNumId="1" w15:restartNumberingAfterBreak="0">
+    <w:nsid w:val="0D257570"/>
+    <w:multiLevelType w:val="hybridMultilevel"/>
+    <w:tmpl w:val="5218F0E0"/>
+    <w:name w:val="__API_DOC_SQUARE_BULLET__22222222"/>
+    <w:lvl w:ilvl="0" w:tplc="0409000F">
+      <w:start w:val="1"/>
+      <w:numFmt w:val="decimal"/>
+      <w:lvlText w:val="%1."/>
+      <w:lvlJc w:val="left"/>
+      <w:pPr>
+        <w:ind w:left="440" w:hanging="440"/>
+      </w:pPr>
+    </w:lvl>
+    <w:lvl w:ilvl="1" w:tplc="04090017" w:tentative="1">
+      <w:start w:val="1"/>
+      <w:numFmt w:val="aiueoFullWidth"/>
+      <w:lvlText w:val="(%2)"/>
+      <w:lvlJc w:val="left"/>
+      <w:pPr>
+        <w:ind w:left="880" w:hanging="440"/>
+      </w:pPr>
+    </w:lvl>
+    <w:lvl w:ilvl="2" w:tplc="04090011" w:tentative="1">
+      <w:start w:val="1"/>
+      <w:numFmt w:val="decimalEnclosedCircle"/>
+      <w:lvlText w:val="%3"/>
+      <w:lvlJc w:val="left"/>
+      <w:pPr>
+        <w:ind w:left="1320" w:hanging="440"/>
+      </w:pPr>
+    </w:lvl>
+    <w:lvl w:ilvl="3" w:tplc="0409000F" w:tentative="1">
+      <w:start w:val="1"/>
+      <w:numFmt w:val="decimal"/>
+      <w:lvlText w:val="%4."/>
+      <w:lvlJc w:val="left"/>
+      <w:pPr>
+        <w:ind w:left="1760" w:hanging="440"/>
+      </w:pPr>
+    </w:lvl>
+    <w:lvl w:ilvl="4" w:tplc="04090017" w:tentative="1">
+      <w:start w:val="1"/>
+      <w:numFmt w:val="aiueoFullWidth"/>
+      <w:lvlText w:val="(%5)"/>
+      <w:lvlJc w:val="left"/>
+      <w:pPr>
+        <w:ind w:left="2200" w:hanging="440"/>
+      </w:pPr>
+    </w:lvl>
+    <w:lvl w:ilvl="5" w:tplc="04090011" w:tentative="1">
+      <w:start w:val="1"/>
+      <w:numFmt w:val="decimalEnclosedCircle"/>
+      <w:lvlText w:val="%6"/>
+      <w:lvlJc w:val="left"/>
+      <w:pPr>
+        <w:ind w:left="2640" w:hanging="440"/>
+      </w:pPr>
+    </w:lvl>
+    <w:lvl w:ilvl="6" w:tplc="0409000F" w:tentative="1">
+      <w:start w:val="1"/>
+      <w:numFmt w:val="decimal"/>
+      <w:lvlText w:val="%7."/>
+      <w:lvlJc w:val="left"/>
+      <w:pPr>
+        <w:ind w:left="3080" w:hanging="440"/>
+      </w:pPr>
+    </w:lvl>
+    <w:lvl w:ilvl="7" w:tplc="04090017" w:tentative="1">
+      <w:start w:val="1"/>
+      <w:numFmt w:val="aiueoFullWidth"/>
+      <w:lvlText w:val="(%8)"/>
+      <w:lvlJc w:val="left"/>
+      <w:pPr>
+        <w:ind w:left="3520" w:hanging="440"/>
+      </w:pPr>
+    </w:lvl>
+    <w:lvl w:ilvl="8" w:tplc="04090011" w:tentative="1">
+      <w:start w:val="1"/>
+      <w:numFmt w:val="decimalEnclosedCircle"/>
+      <w:lvlText w:val="%9"/>
+      <w:lvlJc w:val="left"/>
+      <w:pPr>
+        <w:ind w:left="3960" w:hanging="440"/>
+      </w:pPr>
+    </w:lvl>
+  </w:abstractNum>
+  <w:abstractNum w:abstractNumId="2" w15:restartNumberingAfterBreak="0">
+    <w:nsid w:val="112563A8"/>
+    <w:multiLevelType w:val="hybridMultilevel"/>
+    <w:tmpl w:val="C06A21CA"/>
+    <w:name w:val="__API_DOC_SQUARE_BULLET__2"/>
+    <w:lvl w:ilvl="0" w:tplc="0409000F">
+      <w:start w:val="1"/>
+      <w:numFmt w:val="decimal"/>
+      <w:lvlText w:val="%1."/>
+      <w:lvlJc w:val="left"/>
+      <w:pPr>
+        <w:ind w:left="440" w:hanging="440"/>
+      </w:pPr>
+    </w:lvl>
+    <w:lvl w:ilvl="1" w:tplc="04090017" w:tentative="1">
+      <w:start w:val="1"/>
+      <w:numFmt w:val="aiueoFullWidth"/>
+      <w:lvlText w:val="(%2)"/>
+      <w:lvlJc w:val="left"/>
+      <w:pPr>
+        <w:ind w:left="880" w:hanging="440"/>
+      </w:pPr>
+    </w:lvl>
+    <w:lvl w:ilvl="2" w:tplc="04090011" w:tentative="1">
+      <w:start w:val="1"/>
+      <w:numFmt w:val="decimalEnclosedCircle"/>
+      <w:lvlText w:val="%3"/>
+      <w:lvlJc w:val="left"/>
+      <w:pPr>
+        <w:ind w:left="1320" w:hanging="440"/>
+      </w:pPr>
+    </w:lvl>
+    <w:lvl w:ilvl="3" w:tplc="0409000F" w:tentative="1">
+      <w:start w:val="1"/>
+      <w:numFmt w:val="decimal"/>
+      <w:lvlText w:val="%4."/>
+      <w:lvlJc w:val="left"/>
+      <w:pPr>
+        <w:ind w:left="1760" w:hanging="440"/>
+      </w:pPr>
+    </w:lvl>
+    <w:lvl w:ilvl="4" w:tplc="04090017" w:tentative="1">
+      <w:start w:val="1"/>
+      <w:numFmt w:val="aiueoFullWidth"/>
+      <w:lvlText w:val="(%5)"/>
+      <w:lvlJc w:val="left"/>
+      <w:pPr>
+        <w:ind w:left="2200" w:hanging="440"/>
+      </w:pPr>
+    </w:lvl>
+    <w:lvl w:ilvl="5" w:tplc="04090011" w:tentative="1">
+      <w:start w:val="1"/>
+      <w:numFmt w:val="decimalEnclosedCircle"/>
+      <w:lvlText w:val="%6"/>
+      <w:lvlJc w:val="left"/>
+      <w:pPr>
+        <w:ind w:left="2640" w:hanging="440"/>
+      </w:pPr>
+    </w:lvl>
+    <w:lvl w:ilvl="6" w:tplc="0409000F" w:tentative="1">
+      <w:start w:val="1"/>
+      <w:numFmt w:val="decimal"/>
+      <w:lvlText w:val="%7."/>
+      <w:lvlJc w:val="left"/>
+      <w:pPr>
+        <w:ind w:left="3080" w:hanging="440"/>
+      </w:pPr>
+    </w:lvl>
+    <w:lvl w:ilvl="7" w:tplc="04090017" w:tentative="1">
+      <w:start w:val="1"/>
+      <w:numFmt w:val="aiueoFullWidth"/>
+      <w:lvlText w:val="(%8)"/>
+      <w:lvlJc w:val="left"/>
+      <w:pPr>
+        <w:ind w:left="3520" w:hanging="440"/>
+      </w:pPr>
+    </w:lvl>
+    <w:lvl w:ilvl="8" w:tplc="04090011" w:tentative="1">
+      <w:start w:val="1"/>
+      <w:numFmt w:val="decimalEnclosedCircle"/>
+      <w:lvlText w:val="%9"/>
+      <w:lvlJc w:val="left"/>
+      <w:pPr>
+        <w:ind w:left="3960" w:hanging="440"/>
+      </w:pPr>
+    </w:lvl>
+  </w:abstractNum>
+  <w:abstractNum w:abstractNumId="3" w15:restartNumberingAfterBreak="0">
+    <w:nsid w:val="13D463DF"/>
+    <w:multiLevelType w:val="hybridMultilevel"/>
+    <w:tmpl w:val="36C0ADC2"/>
+    <w:name w:val="__API_DOC_SQUARE_BULLET__22"/>
+    <w:lvl w:ilvl="0" w:tplc="0409000F">
+      <w:start w:val="1"/>
+      <w:numFmt w:val="decimal"/>
+      <w:lvlText w:val="%1."/>
+      <w:lvlJc w:val="left"/>
+      <w:pPr>
+        <w:ind w:left="440" w:hanging="440"/>
+      </w:pPr>
+    </w:lvl>
+    <w:lvl w:ilvl="1" w:tplc="04090017" w:tentative="1">
+      <w:start w:val="1"/>
+      <w:numFmt w:val="aiueoFullWidth"/>
+      <w:lvlText w:val="(%2)"/>
+      <w:lvlJc w:val="left"/>
+      <w:pPr>
+        <w:ind w:left="880" w:hanging="440"/>
+      </w:pPr>
+    </w:lvl>
+    <w:lvl w:ilvl="2" w:tplc="04090011" w:tentative="1">
+      <w:start w:val="1"/>
+      <w:numFmt w:val="decimalEnclosedCircle"/>
+      <w:lvlText w:val="%3"/>
+      <w:lvlJc w:val="left"/>
+      <w:pPr>
+        <w:ind w:left="1320" w:hanging="440"/>
+      </w:pPr>
+    </w:lvl>
+    <w:lvl w:ilvl="3" w:tplc="0409000F" w:tentative="1">
+      <w:start w:val="1"/>
+      <w:numFmt w:val="decimal"/>
+      <w:lvlText w:val="%4."/>
+      <w:lvlJc w:val="left"/>
+      <w:pPr>
+        <w:ind w:left="1760" w:hanging="440"/>
+      </w:pPr>
+    </w:lvl>
+    <w:lvl w:ilvl="4" w:tplc="04090017" w:tentative="1">
+      <w:start w:val="1"/>
+      <w:numFmt w:val="aiueoFullWidth"/>
+      <w:lvlText w:val="(%5)"/>
+      <w:lvlJc w:val="left"/>
+      <w:pPr>
+        <w:ind w:left="2200" w:hanging="440"/>
+      </w:pPr>
+    </w:lvl>
+    <w:lvl w:ilvl="5" w:tplc="04090011" w:tentative="1">
+      <w:start w:val="1"/>
+      <w:numFmt w:val="decimalEnclosedCircle"/>
+      <w:lvlText w:val="%6"/>
+      <w:lvlJc w:val="left"/>
+      <w:pPr>
+        <w:ind w:left="2640" w:hanging="440"/>
+      </w:pPr>
+    </w:lvl>
+    <w:lvl w:ilvl="6" w:tplc="0409000F" w:tentative="1">
+      <w:start w:val="1"/>
+      <w:numFmt w:val="decimal"/>
+      <w:lvlText w:val="%7."/>
+      <w:lvlJc w:val="left"/>
+      <w:pPr>
+        <w:ind w:left="3080" w:hanging="440"/>
+      </w:pPr>
+    </w:lvl>
+    <w:lvl w:ilvl="7" w:tplc="04090017" w:tentative="1">
+      <w:start w:val="1"/>
+      <w:numFmt w:val="aiueoFullWidth"/>
+      <w:lvlText w:val="(%8)"/>
+      <w:lvlJc w:val="left"/>
+      <w:pPr>
+        <w:ind w:left="3520" w:hanging="440"/>
+      </w:pPr>
+    </w:lvl>
+    <w:lvl w:ilvl="8" w:tplc="04090011" w:tentative="1">
+      <w:start w:val="1"/>
+      <w:numFmt w:val="decimalEnclosedCircle"/>
+      <w:lvlText w:val="%9"/>
+      <w:lvlJc w:val="left"/>
+      <w:pPr>
+        <w:ind w:left="3960" w:hanging="440"/>
+      </w:pPr>
+    </w:lvl>
+  </w:abstractNum>
+  <w:abstractNum w:abstractNumId="4" w15:restartNumberingAfterBreak="0">
+    <w:nsid w:val="17BE033C"/>
+    <w:multiLevelType w:val="hybridMultilevel"/>
+    <w:tmpl w:val="7C2056B4"/>
+    <w:name w:val="__API_DOC_SQUARE_BULLET__2222222"/>
+    <w:lvl w:ilvl="0" w:tplc="0409000F">
+      <w:start w:val="1"/>
+      <w:numFmt w:val="decimal"/>
+      <w:lvlText w:val="%1."/>
+      <w:lvlJc w:val="left"/>
+      <w:pPr>
+        <w:ind w:left="440" w:hanging="440"/>
+      </w:pPr>
+    </w:lvl>
+    <w:lvl w:ilvl="1" w:tplc="04090017" w:tentative="1">
+      <w:start w:val="1"/>
+      <w:numFmt w:val="aiueoFullWidth"/>
+      <w:lvlText w:val="(%2)"/>
+      <w:lvlJc w:val="left"/>
+      <w:pPr>
+        <w:ind w:left="880" w:hanging="440"/>
+      </w:pPr>
+    </w:lvl>
+    <w:lvl w:ilvl="2" w:tplc="04090011" w:tentative="1">
+      <w:start w:val="1"/>
+      <w:numFmt w:val="decimalEnclosedCircle"/>
+      <w:lvlText w:val="%3"/>
+      <w:lvlJc w:val="left"/>
+      <w:pPr>
+        <w:ind w:left="1320" w:hanging="440"/>
+      </w:pPr>
+    </w:lvl>
+    <w:lvl w:ilvl="3" w:tplc="0409000F" w:tentative="1">
+      <w:start w:val="1"/>
+      <w:numFmt w:val="decimal"/>
+      <w:lvlText w:val="%4."/>
+      <w:lvlJc w:val="left"/>
+      <w:pPr>
+        <w:ind w:left="1760" w:hanging="440"/>
+      </w:pPr>
+    </w:lvl>
+    <w:lvl w:ilvl="4" w:tplc="04090017" w:tentative="1">
+      <w:start w:val="1"/>
+      <w:numFmt w:val="aiueoFullWidth"/>
+      <w:lvlText w:val="(%5)"/>
+      <w:lvlJc w:val="left"/>
+      <w:pPr>
+        <w:ind w:left="2200" w:hanging="440"/>
+      </w:pPr>
+    </w:lvl>
+    <w:lvl w:ilvl="5" w:tplc="04090011" w:tentative="1">
+      <w:start w:val="1"/>
+      <w:numFmt w:val="decimalEnclosedCircle"/>
+      <w:lvlText w:val="%6"/>
+      <w:lvlJc w:val="left"/>
+      <w:pPr>
+        <w:ind w:left="2640" w:hanging="440"/>
+      </w:pPr>
+    </w:lvl>
+    <w:lvl w:ilvl="6" w:tplc="0409000F" w:tentative="1">
+      <w:start w:val="1"/>
+      <w:numFmt w:val="decimal"/>
+      <w:lvlText w:val="%7."/>
+      <w:lvlJc w:val="left"/>
+      <w:pPr>
+        <w:ind w:left="3080" w:hanging="440"/>
+      </w:pPr>
+    </w:lvl>
+    <w:lvl w:ilvl="7" w:tplc="04090017" w:tentative="1">
+      <w:start w:val="1"/>
+      <w:numFmt w:val="aiueoFullWidth"/>
+      <w:lvlText w:val="(%8)"/>
+      <w:lvlJc w:val="left"/>
+      <w:pPr>
+        <w:ind w:left="3520" w:hanging="440"/>
+      </w:pPr>
+    </w:lvl>
+    <w:lvl w:ilvl="8" w:tplc="04090011" w:tentative="1">
+      <w:start w:val="1"/>
+      <w:numFmt w:val="decimalEnclosedCircle"/>
+      <w:lvlText w:val="%9"/>
+      <w:lvlJc w:val="left"/>
+      <w:pPr>
+        <w:ind w:left="3960" w:hanging="440"/>
+      </w:pPr>
+    </w:lvl>
+  </w:abstractNum>
+  <w:abstractNum w:abstractNumId="5" w15:restartNumberingAfterBreak="0">
+    <w:nsid w:val="204F1CAE"/>
+    <w:multiLevelType w:val="hybridMultilevel"/>
+    <w:tmpl w:val="D13C77BE"/>
+    <w:name w:val="__API_DOC_SQUARE_BULLET__22222"/>
+    <w:lvl w:ilvl="0" w:tplc="0409000F">
+      <w:start w:val="1"/>
+      <w:numFmt w:val="decimal"/>
+      <w:lvlText w:val="%1."/>
+      <w:lvlJc w:val="left"/>
+      <w:pPr>
+        <w:ind w:left="440" w:hanging="440"/>
+      </w:pPr>
+    </w:lvl>
+    <w:lvl w:ilvl="1" w:tplc="04090017" w:tentative="1">
+      <w:start w:val="1"/>
+      <w:numFmt w:val="aiueoFullWidth"/>
+      <w:lvlText w:val="(%2)"/>
+      <w:lvlJc w:val="left"/>
+      <w:pPr>
+        <w:ind w:left="880" w:hanging="440"/>
+      </w:pPr>
+    </w:lvl>
+    <w:lvl w:ilvl="2" w:tplc="04090011" w:tentative="1">
+      <w:start w:val="1"/>
+      <w:numFmt w:val="decimalEnclosedCircle"/>
+      <w:lvlText w:val="%3"/>
+      <w:lvlJc w:val="left"/>
+      <w:pPr>
+        <w:ind w:left="1320" w:hanging="440"/>
+      </w:pPr>
+    </w:lvl>
+    <w:lvl w:ilvl="3" w:tplc="0409000F" w:tentative="1">
+      <w:start w:val="1"/>
+      <w:numFmt w:val="decimal"/>
+      <w:lvlText w:val="%4."/>
+      <w:lvlJc w:val="left"/>
+      <w:pPr>
+        <w:ind w:left="1760" w:hanging="440"/>
+      </w:pPr>
+    </w:lvl>
+    <w:lvl w:ilvl="4" w:tplc="04090017" w:tentative="1">
+      <w:start w:val="1"/>
+      <w:numFmt w:val="aiueoFullWidth"/>
+      <w:lvlText w:val="(%5)"/>
+      <w:lvlJc w:val="left"/>
+      <w:pPr>
+        <w:ind w:left="2200" w:hanging="440"/>
+      </w:pPr>
+    </w:lvl>
+    <w:lvl w:ilvl="5" w:tplc="04090011" w:tentative="1">
+      <w:start w:val="1"/>
+      <w:numFmt w:val="decimalEnclosedCircle"/>
+      <w:lvlText w:val="%6"/>
+      <w:lvlJc w:val="left"/>
+      <w:pPr>
+        <w:ind w:left="2640" w:hanging="440"/>
+      </w:pPr>
+    </w:lvl>
+    <w:lvl w:ilvl="6" w:tplc="0409000F" w:tentative="1">
+      <w:start w:val="1"/>
+      <w:numFmt w:val="decimal"/>
+      <w:lvlText w:val="%7."/>
+      <w:lvlJc w:val="left"/>
+      <w:pPr>
+        <w:ind w:left="3080" w:hanging="440"/>
+      </w:pPr>
+    </w:lvl>
+    <w:lvl w:ilvl="7" w:tplc="04090017" w:tentative="1">
+      <w:start w:val="1"/>
+      <w:numFmt w:val="aiueoFullWidth"/>
+      <w:lvlText w:val="(%8)"/>
+      <w:lvlJc w:val="left"/>
+      <w:pPr>
+        <w:ind w:left="3520" w:hanging="440"/>
+      </w:pPr>
+    </w:lvl>
+    <w:lvl w:ilvl="8" w:tplc="04090011" w:tentative="1">
+      <w:start w:val="1"/>
+      <w:numFmt w:val="decimalEnclosedCircle"/>
+      <w:lvlText w:val="%9"/>
+      <w:lvlJc w:val="left"/>
+      <w:pPr>
+        <w:ind w:left="3960" w:hanging="440"/>
+      </w:pPr>
+    </w:lvl>
+  </w:abstractNum>
+  <w:abstractNum w:abstractNumId="6" w15:restartNumberingAfterBreak="0">
+    <w:nsid w:val="24D42164"/>
+    <w:multiLevelType w:val="hybridMultilevel"/>
+    <w:tmpl w:val="800A6992"/>
+    <w:name w:val="__API_DOC_SQUARE_BULLET__222"/>
+    <w:lvl w:ilvl="0" w:tplc="0409000F">
+      <w:start w:val="1"/>
+      <w:numFmt w:val="decimal"/>
+      <w:lvlText w:val="%1."/>
+      <w:lvlJc w:val="left"/>
+      <w:pPr>
+        <w:ind w:left="440" w:hanging="440"/>
+      </w:pPr>
+    </w:lvl>
+    <w:lvl w:ilvl="1" w:tplc="04090017" w:tentative="1">
+      <w:start w:val="1"/>
+      <w:numFmt w:val="aiueoFullWidth"/>
+      <w:lvlText w:val="(%2)"/>
+      <w:lvlJc w:val="left"/>
+      <w:pPr>
+        <w:ind w:left="880" w:hanging="440"/>
+      </w:pPr>
+    </w:lvl>
+    <w:lvl w:ilvl="2" w:tplc="04090011" w:tentative="1">
+      <w:start w:val="1"/>
+      <w:numFmt w:val="decimalEnclosedCircle"/>
+      <w:lvlText w:val="%3"/>
+      <w:lvlJc w:val="left"/>
+      <w:pPr>
+        <w:ind w:left="1320" w:hanging="440"/>
+      </w:pPr>
+    </w:lvl>
+    <w:lvl w:ilvl="3" w:tplc="0409000F" w:tentative="1">
+      <w:start w:val="1"/>
+      <w:numFmt w:val="decimal"/>
+      <w:lvlText w:val="%4."/>
+      <w:lvlJc w:val="left"/>
+      <w:pPr>
+        <w:ind w:left="1760" w:hanging="440"/>
+      </w:pPr>
+    </w:lvl>
+    <w:lvl w:ilvl="4" w:tplc="04090017" w:tentative="1">
+      <w:start w:val="1"/>
+      <w:numFmt w:val="aiueoFullWidth"/>
+      <w:lvlText w:val="(%5)"/>
+      <w:lvlJc w:val="left"/>
+      <w:pPr>
+        <w:ind w:left="2200" w:hanging="440"/>
+      </w:pPr>
+    </w:lvl>
+    <w:lvl w:ilvl="5" w:tplc="04090011" w:tentative="1">
+      <w:start w:val="1"/>
+      <w:numFmt w:val="decimalEnclosedCircle"/>
+      <w:lvlText w:val="%6"/>
+      <w:lvlJc w:val="left"/>
+      <w:pPr>
+        <w:ind w:left="2640" w:hanging="440"/>
+      </w:pPr>
+    </w:lvl>
+    <w:lvl w:ilvl="6" w:tplc="0409000F" w:tentative="1">
+      <w:start w:val="1"/>
+      <w:numFmt w:val="decimal"/>
+      <w:lvlText w:val="%7."/>
+      <w:lvlJc w:val="left"/>
+      <w:pPr>
+        <w:ind w:left="3080" w:hanging="440"/>
+      </w:pPr>
+    </w:lvl>
+    <w:lvl w:ilvl="7" w:tplc="04090017" w:tentative="1">
+      <w:start w:val="1"/>
+      <w:numFmt w:val="aiueoFullWidth"/>
+      <w:lvlText w:val="(%8)"/>
+      <w:lvlJc w:val="left"/>
+      <w:pPr>
+        <w:ind w:left="3520" w:hanging="440"/>
+      </w:pPr>
+    </w:lvl>
+    <w:lvl w:ilvl="8" w:tplc="04090011" w:tentative="1">
+      <w:start w:val="1"/>
+      <w:numFmt w:val="decimalEnclosedCircle"/>
+      <w:lvlText w:val="%9"/>
+      <w:lvlJc w:val="left"/>
+      <w:pPr>
+        <w:ind w:left="3960" w:hanging="440"/>
+      </w:pPr>
+    </w:lvl>
+  </w:abstractNum>
+  <w:abstractNum w:abstractNumId="7" w15:restartNumberingAfterBreak="0">
+    <w:nsid w:val="6D662BE8"/>
+    <w:multiLevelType w:val="singleLevel"/>
+    <w:tmpl w:val="04090001"/>
+    <w:lvl w:ilvl="0">
+      <w:start w:val="1"/>
+      <w:numFmt w:val="bullet"/>
+      <w:lvlText w:val="■"/>
+      <w:lvlJc w:val="left"/>
+      <w:pPr>
+        <w:ind w:left="440" w:hanging="440"/>
+      </w:pPr>
+      <w:rPr>
+        <w:rFonts w:ascii="Meiryo UI" w:hAnsi="Meiryo UI" w:eastAsia="Meiryo UI" w:cs="Meiryo UI" w:hint="default"/>
+      </w:rPr>
+    </w:lvl>
+  </w:abstractNum>
+  <w:abstractNum w:abstractNumId="8" w15:restartNumberingAfterBreak="0">
+    <w:nsid w:val="74646283"/>
+    <w:multiLevelType w:val="hybridMultilevel"/>
+    <w:tmpl w:val="F9F847AA"/>
     <w:name w:val="__API_DOC_SQUARE_BULLET__2222"/>
     <w:lvl w:ilvl="0" w:tplc="0409000F">
       <w:start w:val="1"/>
@@ -24469,8 +25188,8 @@
       </w:pPr>
     </w:lvl>
   </w:abstractNum>
-  <w:abstractNum w:abstractNumId="1" w15:restartNumberingAfterBreak="0">
-    <w:nsid w:val="0D9C54AD"/>
+  <w:abstractNum w:abstractNumId="9" w15:restartNumberingAfterBreak="0">
+    <w:nsid w:val="75621292"/>
     <w:multiLevelType w:val="singleLevel"/>
     <w:tmpl w:val="0409000F"/>
     <w:name w:val="__API_DOC_SQUARE_BULLET__"/>
@@ -24484,720 +25203,7 @@
       </w:pPr>
     </w:lvl>
   </w:abstractNum>
-  <w:abstractNum w:abstractNumId="2" w15:restartNumberingAfterBreak="0">
-    <w:nsid w:val="208E1E79"/>
-    <w:multiLevelType w:val="hybridMultilevel"/>
-    <w:tmpl w:val="862E1D56"/>
-    <w:name w:val="__API_DOC_SQUARE_BULLET__2222222"/>
-    <w:lvl w:ilvl="0" w:tplc="0409000F">
-      <w:start w:val="1"/>
-      <w:numFmt w:val="decimal"/>
-      <w:lvlText w:val="%1."/>
-      <w:lvlJc w:val="left"/>
-      <w:pPr>
-        <w:ind w:left="440" w:hanging="440"/>
-      </w:pPr>
-    </w:lvl>
-    <w:lvl w:ilvl="1" w:tplc="04090017" w:tentative="1">
-      <w:start w:val="1"/>
-      <w:numFmt w:val="aiueoFullWidth"/>
-      <w:lvlText w:val="(%2)"/>
-      <w:lvlJc w:val="left"/>
-      <w:pPr>
-        <w:ind w:left="880" w:hanging="440"/>
-      </w:pPr>
-    </w:lvl>
-    <w:lvl w:ilvl="2" w:tplc="04090011" w:tentative="1">
-      <w:start w:val="1"/>
-      <w:numFmt w:val="decimalEnclosedCircle"/>
-      <w:lvlText w:val="%3"/>
-      <w:lvlJc w:val="left"/>
-      <w:pPr>
-        <w:ind w:left="1320" w:hanging="440"/>
-      </w:pPr>
-    </w:lvl>
-    <w:lvl w:ilvl="3" w:tplc="0409000F" w:tentative="1">
-      <w:start w:val="1"/>
-      <w:numFmt w:val="decimal"/>
-      <w:lvlText w:val="%4."/>
-      <w:lvlJc w:val="left"/>
-      <w:pPr>
-        <w:ind w:left="1760" w:hanging="440"/>
-      </w:pPr>
-    </w:lvl>
-    <w:lvl w:ilvl="4" w:tplc="04090017" w:tentative="1">
-      <w:start w:val="1"/>
-      <w:numFmt w:val="aiueoFullWidth"/>
-      <w:lvlText w:val="(%5)"/>
-      <w:lvlJc w:val="left"/>
-      <w:pPr>
-        <w:ind w:left="2200" w:hanging="440"/>
-      </w:pPr>
-    </w:lvl>
-    <w:lvl w:ilvl="5" w:tplc="04090011" w:tentative="1">
-      <w:start w:val="1"/>
-      <w:numFmt w:val="decimalEnclosedCircle"/>
-      <w:lvlText w:val="%6"/>
-      <w:lvlJc w:val="left"/>
-      <w:pPr>
-        <w:ind w:left="2640" w:hanging="440"/>
-      </w:pPr>
-    </w:lvl>
-    <w:lvl w:ilvl="6" w:tplc="0409000F" w:tentative="1">
-      <w:start w:val="1"/>
-      <w:numFmt w:val="decimal"/>
-      <w:lvlText w:val="%7."/>
-      <w:lvlJc w:val="left"/>
-      <w:pPr>
-        <w:ind w:left="3080" w:hanging="440"/>
-      </w:pPr>
-    </w:lvl>
-    <w:lvl w:ilvl="7" w:tplc="04090017" w:tentative="1">
-      <w:start w:val="1"/>
-      <w:numFmt w:val="aiueoFullWidth"/>
-      <w:lvlText w:val="(%8)"/>
-      <w:lvlJc w:val="left"/>
-      <w:pPr>
-        <w:ind w:left="3520" w:hanging="440"/>
-      </w:pPr>
-    </w:lvl>
-    <w:lvl w:ilvl="8" w:tplc="04090011" w:tentative="1">
-      <w:start w:val="1"/>
-      <w:numFmt w:val="decimalEnclosedCircle"/>
-      <w:lvlText w:val="%9"/>
-      <w:lvlJc w:val="left"/>
-      <w:pPr>
-        <w:ind w:left="3960" w:hanging="440"/>
-      </w:pPr>
-    </w:lvl>
-  </w:abstractNum>
-  <w:abstractNum w:abstractNumId="3" w15:restartNumberingAfterBreak="0">
-    <w:nsid w:val="2B25701A"/>
-    <w:multiLevelType w:val="hybridMultilevel"/>
-    <w:tmpl w:val="C4048824"/>
-    <w:name w:val="__API_DOC_SQUARE_BULLET__2"/>
-    <w:lvl w:ilvl="0" w:tplc="0409000F">
-      <w:start w:val="1"/>
-      <w:numFmt w:val="decimal"/>
-      <w:lvlText w:val="%1."/>
-      <w:lvlJc w:val="left"/>
-      <w:pPr>
-        <w:ind w:left="440" w:hanging="440"/>
-      </w:pPr>
-    </w:lvl>
-    <w:lvl w:ilvl="1" w:tplc="04090017" w:tentative="1">
-      <w:start w:val="1"/>
-      <w:numFmt w:val="aiueoFullWidth"/>
-      <w:lvlText w:val="(%2)"/>
-      <w:lvlJc w:val="left"/>
-      <w:pPr>
-        <w:ind w:left="880" w:hanging="440"/>
-      </w:pPr>
-    </w:lvl>
-    <w:lvl w:ilvl="2" w:tplc="04090011" w:tentative="1">
-      <w:start w:val="1"/>
-      <w:numFmt w:val="decimalEnclosedCircle"/>
-      <w:lvlText w:val="%3"/>
-      <w:lvlJc w:val="left"/>
-      <w:pPr>
-        <w:ind w:left="1320" w:hanging="440"/>
-      </w:pPr>
-    </w:lvl>
-    <w:lvl w:ilvl="3" w:tplc="0409000F" w:tentative="1">
-      <w:start w:val="1"/>
-      <w:numFmt w:val="decimal"/>
-      <w:lvlText w:val="%4."/>
-      <w:lvlJc w:val="left"/>
-      <w:pPr>
-        <w:ind w:left="1760" w:hanging="440"/>
-      </w:pPr>
-    </w:lvl>
-    <w:lvl w:ilvl="4" w:tplc="04090017" w:tentative="1">
-      <w:start w:val="1"/>
-      <w:numFmt w:val="aiueoFullWidth"/>
-      <w:lvlText w:val="(%5)"/>
-      <w:lvlJc w:val="left"/>
-      <w:pPr>
-        <w:ind w:left="2200" w:hanging="440"/>
-      </w:pPr>
-    </w:lvl>
-    <w:lvl w:ilvl="5" w:tplc="04090011" w:tentative="1">
-      <w:start w:val="1"/>
-      <w:numFmt w:val="decimalEnclosedCircle"/>
-      <w:lvlText w:val="%6"/>
-      <w:lvlJc w:val="left"/>
-      <w:pPr>
-        <w:ind w:left="2640" w:hanging="440"/>
-      </w:pPr>
-    </w:lvl>
-    <w:lvl w:ilvl="6" w:tplc="0409000F" w:tentative="1">
-      <w:start w:val="1"/>
-      <w:numFmt w:val="decimal"/>
-      <w:lvlText w:val="%7."/>
-      <w:lvlJc w:val="left"/>
-      <w:pPr>
-        <w:ind w:left="3080" w:hanging="440"/>
-      </w:pPr>
-    </w:lvl>
-    <w:lvl w:ilvl="7" w:tplc="04090017" w:tentative="1">
-      <w:start w:val="1"/>
-      <w:numFmt w:val="aiueoFullWidth"/>
-      <w:lvlText w:val="(%8)"/>
-      <w:lvlJc w:val="left"/>
-      <w:pPr>
-        <w:ind w:left="3520" w:hanging="440"/>
-      </w:pPr>
-    </w:lvl>
-    <w:lvl w:ilvl="8" w:tplc="04090011" w:tentative="1">
-      <w:start w:val="1"/>
-      <w:numFmt w:val="decimalEnclosedCircle"/>
-      <w:lvlText w:val="%9"/>
-      <w:lvlJc w:val="left"/>
-      <w:pPr>
-        <w:ind w:left="3960" w:hanging="440"/>
-      </w:pPr>
-    </w:lvl>
-  </w:abstractNum>
-  <w:abstractNum w:abstractNumId="4" w15:restartNumberingAfterBreak="0">
-    <w:nsid w:val="303474EE"/>
-    <w:multiLevelType w:val="singleLevel"/>
-    <w:tmpl w:val="04090001"/>
-    <w:lvl w:ilvl="0">
-      <w:start w:val="1"/>
-      <w:numFmt w:val="bullet"/>
-      <w:lvlText w:val="■"/>
-      <w:lvlJc w:val="left"/>
-      <w:pPr>
-        <w:ind w:left="440" w:hanging="440"/>
-      </w:pPr>
-      <w:rPr>
-        <w:rFonts w:ascii="Meiryo UI" w:hAnsi="Meiryo UI" w:eastAsia="Meiryo UI" w:cs="Meiryo UI" w:hint="default"/>
-      </w:rPr>
-    </w:lvl>
-  </w:abstractNum>
-  <w:abstractNum w:abstractNumId="5" w15:restartNumberingAfterBreak="0">
-    <w:nsid w:val="32E9500A"/>
-    <w:multiLevelType w:val="hybridMultilevel"/>
-    <w:tmpl w:val="C3BA60D0"/>
-    <w:name w:val="__API_DOC_SQUARE_BULLET__222222"/>
-    <w:lvl w:ilvl="0" w:tplc="0409000F">
-      <w:start w:val="1"/>
-      <w:numFmt w:val="decimal"/>
-      <w:lvlText w:val="%1."/>
-      <w:lvlJc w:val="left"/>
-      <w:pPr>
-        <w:ind w:left="440" w:hanging="440"/>
-      </w:pPr>
-    </w:lvl>
-    <w:lvl w:ilvl="1" w:tplc="04090017" w:tentative="1">
-      <w:start w:val="1"/>
-      <w:numFmt w:val="aiueoFullWidth"/>
-      <w:lvlText w:val="(%2)"/>
-      <w:lvlJc w:val="left"/>
-      <w:pPr>
-        <w:ind w:left="880" w:hanging="440"/>
-      </w:pPr>
-    </w:lvl>
-    <w:lvl w:ilvl="2" w:tplc="04090011" w:tentative="1">
-      <w:start w:val="1"/>
-      <w:numFmt w:val="decimalEnclosedCircle"/>
-      <w:lvlText w:val="%3"/>
-      <w:lvlJc w:val="left"/>
-      <w:pPr>
-        <w:ind w:left="1320" w:hanging="440"/>
-      </w:pPr>
-    </w:lvl>
-    <w:lvl w:ilvl="3" w:tplc="0409000F" w:tentative="1">
-      <w:start w:val="1"/>
-      <w:numFmt w:val="decimal"/>
-      <w:lvlText w:val="%4."/>
-      <w:lvlJc w:val="left"/>
-      <w:pPr>
-        <w:ind w:left="1760" w:hanging="440"/>
-      </w:pPr>
-    </w:lvl>
-    <w:lvl w:ilvl="4" w:tplc="04090017" w:tentative="1">
-      <w:start w:val="1"/>
-      <w:numFmt w:val="aiueoFullWidth"/>
-      <w:lvlText w:val="(%5)"/>
-      <w:lvlJc w:val="left"/>
-      <w:pPr>
-        <w:ind w:left="2200" w:hanging="440"/>
-      </w:pPr>
-    </w:lvl>
-    <w:lvl w:ilvl="5" w:tplc="04090011" w:tentative="1">
-      <w:start w:val="1"/>
-      <w:numFmt w:val="decimalEnclosedCircle"/>
-      <w:lvlText w:val="%6"/>
-      <w:lvlJc w:val="left"/>
-      <w:pPr>
-        <w:ind w:left="2640" w:hanging="440"/>
-      </w:pPr>
-    </w:lvl>
-    <w:lvl w:ilvl="6" w:tplc="0409000F" w:tentative="1">
-      <w:start w:val="1"/>
-      <w:numFmt w:val="decimal"/>
-      <w:lvlText w:val="%7."/>
-      <w:lvlJc w:val="left"/>
-      <w:pPr>
-        <w:ind w:left="3080" w:hanging="440"/>
-      </w:pPr>
-    </w:lvl>
-    <w:lvl w:ilvl="7" w:tplc="04090017" w:tentative="1">
-      <w:start w:val="1"/>
-      <w:numFmt w:val="aiueoFullWidth"/>
-      <w:lvlText w:val="(%8)"/>
-      <w:lvlJc w:val="left"/>
-      <w:pPr>
-        <w:ind w:left="3520" w:hanging="440"/>
-      </w:pPr>
-    </w:lvl>
-    <w:lvl w:ilvl="8" w:tplc="04090011" w:tentative="1">
-      <w:start w:val="1"/>
-      <w:numFmt w:val="decimalEnclosedCircle"/>
-      <w:lvlText w:val="%9"/>
-      <w:lvlJc w:val="left"/>
-      <w:pPr>
-        <w:ind w:left="3960" w:hanging="440"/>
-      </w:pPr>
-    </w:lvl>
-  </w:abstractNum>
-  <w:abstractNum w:abstractNumId="6" w15:restartNumberingAfterBreak="0">
-    <w:nsid w:val="37056689"/>
-    <w:multiLevelType w:val="hybridMultilevel"/>
-    <w:tmpl w:val="CA025D1E"/>
-    <w:name w:val="__API_DOC_SQUARE_BULLET__22"/>
-    <w:lvl w:ilvl="0" w:tplc="0409000F">
-      <w:start w:val="1"/>
-      <w:numFmt w:val="decimal"/>
-      <w:lvlText w:val="%1."/>
-      <w:lvlJc w:val="left"/>
-      <w:pPr>
-        <w:ind w:left="440" w:hanging="440"/>
-      </w:pPr>
-    </w:lvl>
-    <w:lvl w:ilvl="1" w:tplc="04090017" w:tentative="1">
-      <w:start w:val="1"/>
-      <w:numFmt w:val="aiueoFullWidth"/>
-      <w:lvlText w:val="(%2)"/>
-      <w:lvlJc w:val="left"/>
-      <w:pPr>
-        <w:ind w:left="880" w:hanging="440"/>
-      </w:pPr>
-    </w:lvl>
-    <w:lvl w:ilvl="2" w:tplc="04090011" w:tentative="1">
-      <w:start w:val="1"/>
-      <w:numFmt w:val="decimalEnclosedCircle"/>
-      <w:lvlText w:val="%3"/>
-      <w:lvlJc w:val="left"/>
-      <w:pPr>
-        <w:ind w:left="1320" w:hanging="440"/>
-      </w:pPr>
-    </w:lvl>
-    <w:lvl w:ilvl="3" w:tplc="0409000F" w:tentative="1">
-      <w:start w:val="1"/>
-      <w:numFmt w:val="decimal"/>
-      <w:lvlText w:val="%4."/>
-      <w:lvlJc w:val="left"/>
-      <w:pPr>
-        <w:ind w:left="1760" w:hanging="440"/>
-      </w:pPr>
-    </w:lvl>
-    <w:lvl w:ilvl="4" w:tplc="04090017" w:tentative="1">
-      <w:start w:val="1"/>
-      <w:numFmt w:val="aiueoFullWidth"/>
-      <w:lvlText w:val="(%5)"/>
-      <w:lvlJc w:val="left"/>
-      <w:pPr>
-        <w:ind w:left="2200" w:hanging="440"/>
-      </w:pPr>
-    </w:lvl>
-    <w:lvl w:ilvl="5" w:tplc="04090011" w:tentative="1">
-      <w:start w:val="1"/>
-      <w:numFmt w:val="decimalEnclosedCircle"/>
-      <w:lvlText w:val="%6"/>
-      <w:lvlJc w:val="left"/>
-      <w:pPr>
-        <w:ind w:left="2640" w:hanging="440"/>
-      </w:pPr>
-    </w:lvl>
-    <w:lvl w:ilvl="6" w:tplc="0409000F" w:tentative="1">
-      <w:start w:val="1"/>
-      <w:numFmt w:val="decimal"/>
-      <w:lvlText w:val="%7."/>
-      <w:lvlJc w:val="left"/>
-      <w:pPr>
-        <w:ind w:left="3080" w:hanging="440"/>
-      </w:pPr>
-    </w:lvl>
-    <w:lvl w:ilvl="7" w:tplc="04090017" w:tentative="1">
-      <w:start w:val="1"/>
-      <w:numFmt w:val="aiueoFullWidth"/>
-      <w:lvlText w:val="(%8)"/>
-      <w:lvlJc w:val="left"/>
-      <w:pPr>
-        <w:ind w:left="3520" w:hanging="440"/>
-      </w:pPr>
-    </w:lvl>
-    <w:lvl w:ilvl="8" w:tplc="04090011" w:tentative="1">
-      <w:start w:val="1"/>
-      <w:numFmt w:val="decimalEnclosedCircle"/>
-      <w:lvlText w:val="%9"/>
-      <w:lvlJc w:val="left"/>
-      <w:pPr>
-        <w:ind w:left="3960" w:hanging="440"/>
-      </w:pPr>
-    </w:lvl>
-  </w:abstractNum>
-  <w:abstractNum w:abstractNumId="7" w15:restartNumberingAfterBreak="0">
-    <w:nsid w:val="5EB05AF8"/>
-    <w:multiLevelType w:val="hybridMultilevel"/>
-    <w:tmpl w:val="54B4EBE8"/>
-    <w:name w:val="__API_DOC_SQUARE_BULLET__22222222"/>
-    <w:lvl w:ilvl="0" w:tplc="0409000F">
-      <w:start w:val="1"/>
-      <w:numFmt w:val="decimal"/>
-      <w:lvlText w:val="%1."/>
-      <w:lvlJc w:val="left"/>
-      <w:pPr>
-        <w:ind w:left="440" w:hanging="440"/>
-      </w:pPr>
-    </w:lvl>
-    <w:lvl w:ilvl="1" w:tplc="04090017" w:tentative="1">
-      <w:start w:val="1"/>
-      <w:numFmt w:val="aiueoFullWidth"/>
-      <w:lvlText w:val="(%2)"/>
-      <w:lvlJc w:val="left"/>
-      <w:pPr>
-        <w:ind w:left="880" w:hanging="440"/>
-      </w:pPr>
-    </w:lvl>
-    <w:lvl w:ilvl="2" w:tplc="04090011" w:tentative="1">
-      <w:start w:val="1"/>
-      <w:numFmt w:val="decimalEnclosedCircle"/>
-      <w:lvlText w:val="%3"/>
-      <w:lvlJc w:val="left"/>
-      <w:pPr>
-        <w:ind w:left="1320" w:hanging="440"/>
-      </w:pPr>
-    </w:lvl>
-    <w:lvl w:ilvl="3" w:tplc="0409000F" w:tentative="1">
-      <w:start w:val="1"/>
-      <w:numFmt w:val="decimal"/>
-      <w:lvlText w:val="%4."/>
-      <w:lvlJc w:val="left"/>
-      <w:pPr>
-        <w:ind w:left="1760" w:hanging="440"/>
-      </w:pPr>
-    </w:lvl>
-    <w:lvl w:ilvl="4" w:tplc="04090017" w:tentative="1">
-      <w:start w:val="1"/>
-      <w:numFmt w:val="aiueoFullWidth"/>
-      <w:lvlText w:val="(%5)"/>
-      <w:lvlJc w:val="left"/>
-      <w:pPr>
-        <w:ind w:left="2200" w:hanging="440"/>
-      </w:pPr>
-    </w:lvl>
-    <w:lvl w:ilvl="5" w:tplc="04090011" w:tentative="1">
-      <w:start w:val="1"/>
-      <w:numFmt w:val="decimalEnclosedCircle"/>
-      <w:lvlText w:val="%6"/>
-      <w:lvlJc w:val="left"/>
-      <w:pPr>
-        <w:ind w:left="2640" w:hanging="440"/>
-      </w:pPr>
-    </w:lvl>
-    <w:lvl w:ilvl="6" w:tplc="0409000F" w:tentative="1">
-      <w:start w:val="1"/>
-      <w:numFmt w:val="decimal"/>
-      <w:lvlText w:val="%7."/>
-      <w:lvlJc w:val="left"/>
-      <w:pPr>
-        <w:ind w:left="3080" w:hanging="440"/>
-      </w:pPr>
-    </w:lvl>
-    <w:lvl w:ilvl="7" w:tplc="04090017" w:tentative="1">
-      <w:start w:val="1"/>
-      <w:numFmt w:val="aiueoFullWidth"/>
-      <w:lvlText w:val="(%8)"/>
-      <w:lvlJc w:val="left"/>
-      <w:pPr>
-        <w:ind w:left="3520" w:hanging="440"/>
-      </w:pPr>
-    </w:lvl>
-    <w:lvl w:ilvl="8" w:tplc="04090011" w:tentative="1">
-      <w:start w:val="1"/>
-      <w:numFmt w:val="decimalEnclosedCircle"/>
-      <w:lvlText w:val="%9"/>
-      <w:lvlJc w:val="left"/>
-      <w:pPr>
-        <w:ind w:left="3960" w:hanging="440"/>
-      </w:pPr>
-    </w:lvl>
-  </w:abstractNum>
-  <w:abstractNum w:abstractNumId="8" w15:restartNumberingAfterBreak="0">
-    <w:nsid w:val="6D145CF6"/>
-    <w:multiLevelType w:val="hybridMultilevel"/>
-    <w:tmpl w:val="48486476"/>
-    <w:name w:val="__API_DOC_SQUARE_BULLET__222"/>
-    <w:lvl w:ilvl="0" w:tplc="0409000F">
-      <w:start w:val="1"/>
-      <w:numFmt w:val="decimal"/>
-      <w:lvlText w:val="%1."/>
-      <w:lvlJc w:val="left"/>
-      <w:pPr>
-        <w:ind w:left="440" w:hanging="440"/>
-      </w:pPr>
-    </w:lvl>
-    <w:lvl w:ilvl="1" w:tplc="04090017" w:tentative="1">
-      <w:start w:val="1"/>
-      <w:numFmt w:val="aiueoFullWidth"/>
-      <w:lvlText w:val="(%2)"/>
-      <w:lvlJc w:val="left"/>
-      <w:pPr>
-        <w:ind w:left="880" w:hanging="440"/>
-      </w:pPr>
-    </w:lvl>
-    <w:lvl w:ilvl="2" w:tplc="04090011" w:tentative="1">
-      <w:start w:val="1"/>
-      <w:numFmt w:val="decimalEnclosedCircle"/>
-      <w:lvlText w:val="%3"/>
-      <w:lvlJc w:val="left"/>
-      <w:pPr>
-        <w:ind w:left="1320" w:hanging="440"/>
-      </w:pPr>
-    </w:lvl>
-    <w:lvl w:ilvl="3" w:tplc="0409000F" w:tentative="1">
-      <w:start w:val="1"/>
-      <w:numFmt w:val="decimal"/>
-      <w:lvlText w:val="%4."/>
-      <w:lvlJc w:val="left"/>
-      <w:pPr>
-        <w:ind w:left="1760" w:hanging="440"/>
-      </w:pPr>
-    </w:lvl>
-    <w:lvl w:ilvl="4" w:tplc="04090017" w:tentative="1">
-      <w:start w:val="1"/>
-      <w:numFmt w:val="aiueoFullWidth"/>
-      <w:lvlText w:val="(%5)"/>
-      <w:lvlJc w:val="left"/>
-      <w:pPr>
-        <w:ind w:left="2200" w:hanging="440"/>
-      </w:pPr>
-    </w:lvl>
-    <w:lvl w:ilvl="5" w:tplc="04090011" w:tentative="1">
-      <w:start w:val="1"/>
-      <w:numFmt w:val="decimalEnclosedCircle"/>
-      <w:lvlText w:val="%6"/>
-      <w:lvlJc w:val="left"/>
-      <w:pPr>
-        <w:ind w:left="2640" w:hanging="440"/>
-      </w:pPr>
-    </w:lvl>
-    <w:lvl w:ilvl="6" w:tplc="0409000F" w:tentative="1">
-      <w:start w:val="1"/>
-      <w:numFmt w:val="decimal"/>
-      <w:lvlText w:val="%7."/>
-      <w:lvlJc w:val="left"/>
-      <w:pPr>
-        <w:ind w:left="3080" w:hanging="440"/>
-      </w:pPr>
-    </w:lvl>
-    <w:lvl w:ilvl="7" w:tplc="04090017" w:tentative="1">
-      <w:start w:val="1"/>
-      <w:numFmt w:val="aiueoFullWidth"/>
-      <w:lvlText w:val="(%8)"/>
-      <w:lvlJc w:val="left"/>
-      <w:pPr>
-        <w:ind w:left="3520" w:hanging="440"/>
-      </w:pPr>
-    </w:lvl>
-    <w:lvl w:ilvl="8" w:tplc="04090011" w:tentative="1">
-      <w:start w:val="1"/>
-      <w:numFmt w:val="decimalEnclosedCircle"/>
-      <w:lvlText w:val="%9"/>
-      <w:lvlJc w:val="left"/>
-      <w:pPr>
-        <w:ind w:left="3960" w:hanging="440"/>
-      </w:pPr>
-    </w:lvl>
-  </w:abstractNum>
-  <w:abstractNum w:abstractNumId="9" w15:restartNumberingAfterBreak="0">
-    <w:nsid w:val="6EB27409"/>
-    <w:multiLevelType w:val="hybridMultilevel"/>
-    <w:tmpl w:val="B10C9EC2"/>
-    <w:name w:val="__API_DOC_SQUARE_BULLET__222222222"/>
-    <w:lvl w:ilvl="0" w:tplc="0409000F">
-      <w:start w:val="1"/>
-      <w:numFmt w:val="decimal"/>
-      <w:lvlText w:val="%1."/>
-      <w:lvlJc w:val="left"/>
-      <w:pPr>
-        <w:ind w:left="440" w:hanging="440"/>
-      </w:pPr>
-    </w:lvl>
-    <w:lvl w:ilvl="1" w:tplc="04090017" w:tentative="1">
-      <w:start w:val="1"/>
-      <w:numFmt w:val="aiueoFullWidth"/>
-      <w:lvlText w:val="(%2)"/>
-      <w:lvlJc w:val="left"/>
-      <w:pPr>
-        <w:ind w:left="880" w:hanging="440"/>
-      </w:pPr>
-    </w:lvl>
-    <w:lvl w:ilvl="2" w:tplc="04090011" w:tentative="1">
-      <w:start w:val="1"/>
-      <w:numFmt w:val="decimalEnclosedCircle"/>
-      <w:lvlText w:val="%3"/>
-      <w:lvlJc w:val="left"/>
-      <w:pPr>
-        <w:ind w:left="1320" w:hanging="440"/>
-      </w:pPr>
-    </w:lvl>
-    <w:lvl w:ilvl="3" w:tplc="0409000F" w:tentative="1">
-      <w:start w:val="1"/>
-      <w:numFmt w:val="decimal"/>
-      <w:lvlText w:val="%4."/>
-      <w:lvlJc w:val="left"/>
-      <w:pPr>
-        <w:ind w:left="1760" w:hanging="440"/>
-      </w:pPr>
-    </w:lvl>
-    <w:lvl w:ilvl="4" w:tplc="04090017" w:tentative="1">
-      <w:start w:val="1"/>
-      <w:numFmt w:val="aiueoFullWidth"/>
-      <w:lvlText w:val="(%5)"/>
-      <w:lvlJc w:val="left"/>
-      <w:pPr>
-        <w:ind w:left="2200" w:hanging="440"/>
-      </w:pPr>
-    </w:lvl>
-    <w:lvl w:ilvl="5" w:tplc="04090011" w:tentative="1">
-      <w:start w:val="1"/>
-      <w:numFmt w:val="decimalEnclosedCircle"/>
-      <w:lvlText w:val="%6"/>
-      <w:lvlJc w:val="left"/>
-      <w:pPr>
-        <w:ind w:left="2640" w:hanging="440"/>
-      </w:pPr>
-    </w:lvl>
-    <w:lvl w:ilvl="6" w:tplc="0409000F" w:tentative="1">
-      <w:start w:val="1"/>
-      <w:numFmt w:val="decimal"/>
-      <w:lvlText w:val="%7."/>
-      <w:lvlJc w:val="left"/>
-      <w:pPr>
-        <w:ind w:left="3080" w:hanging="440"/>
-      </w:pPr>
-    </w:lvl>
-    <w:lvl w:ilvl="7" w:tplc="04090017" w:tentative="1">
-      <w:start w:val="1"/>
-      <w:numFmt w:val="aiueoFullWidth"/>
-      <w:lvlText w:val="(%8)"/>
-      <w:lvlJc w:val="left"/>
-      <w:pPr>
-        <w:ind w:left="3520" w:hanging="440"/>
-      </w:pPr>
-    </w:lvl>
-    <w:lvl w:ilvl="8" w:tplc="04090011" w:tentative="1">
-      <w:start w:val="1"/>
-      <w:numFmt w:val="decimalEnclosedCircle"/>
-      <w:lvlText w:val="%9"/>
-      <w:lvlJc w:val="left"/>
-      <w:pPr>
-        <w:ind w:left="3960" w:hanging="440"/>
-      </w:pPr>
-    </w:lvl>
-  </w:abstractNum>
   <w:abstractNum w:abstractNumId="10" w15:restartNumberingAfterBreak="0">
-    <w:nsid w:val="6ED12630"/>
-    <w:multiLevelType w:val="hybridMultilevel"/>
-    <w:tmpl w:val="6D2250E4"/>
-    <w:name w:val="__API_DOC_SQUARE_BULLET__22222"/>
-    <w:lvl w:ilvl="0" w:tplc="0409000F">
-      <w:start w:val="1"/>
-      <w:numFmt w:val="decimal"/>
-      <w:lvlText w:val="%1."/>
-      <w:lvlJc w:val="left"/>
-      <w:pPr>
-        <w:ind w:left="440" w:hanging="440"/>
-      </w:pPr>
-    </w:lvl>
-    <w:lvl w:ilvl="1" w:tplc="04090017" w:tentative="1">
-      <w:start w:val="1"/>
-      <w:numFmt w:val="aiueoFullWidth"/>
-      <w:lvlText w:val="(%2)"/>
-      <w:lvlJc w:val="left"/>
-      <w:pPr>
-        <w:ind w:left="880" w:hanging="440"/>
-      </w:pPr>
-    </w:lvl>
-    <w:lvl w:ilvl="2" w:tplc="04090011" w:tentative="1">
-      <w:start w:val="1"/>
-      <w:numFmt w:val="decimalEnclosedCircle"/>
-      <w:lvlText w:val="%3"/>
-      <w:lvlJc w:val="left"/>
-      <w:pPr>
-        <w:ind w:left="1320" w:hanging="440"/>
-      </w:pPr>
-    </w:lvl>
-    <w:lvl w:ilvl="3" w:tplc="0409000F" w:tentative="1">
-      <w:start w:val="1"/>
-      <w:numFmt w:val="decimal"/>
-      <w:lvlText w:val="%4."/>
-      <w:lvlJc w:val="left"/>
-      <w:pPr>
-        <w:ind w:left="1760" w:hanging="440"/>
-      </w:pPr>
-    </w:lvl>
-    <w:lvl w:ilvl="4" w:tplc="04090017" w:tentative="1">
-      <w:start w:val="1"/>
-      <w:numFmt w:val="aiueoFullWidth"/>
-      <w:lvlText w:val="(%5)"/>
-      <w:lvlJc w:val="left"/>
-      <w:pPr>
-        <w:ind w:left="2200" w:hanging="440"/>
-      </w:pPr>
-    </w:lvl>
-    <w:lvl w:ilvl="5" w:tplc="04090011" w:tentative="1">
-      <w:start w:val="1"/>
-      <w:numFmt w:val="decimalEnclosedCircle"/>
-      <w:lvlText w:val="%6"/>
-      <w:lvlJc w:val="left"/>
-      <w:pPr>
-        <w:ind w:left="2640" w:hanging="440"/>
-      </w:pPr>
-    </w:lvl>
-    <w:lvl w:ilvl="6" w:tplc="0409000F" w:tentative="1">
-      <w:start w:val="1"/>
-      <w:numFmt w:val="decimal"/>
-      <w:lvlText w:val="%7."/>
-      <w:lvlJc w:val="left"/>
-      <w:pPr>
-        <w:ind w:left="3080" w:hanging="440"/>
-      </w:pPr>
-    </w:lvl>
-    <w:lvl w:ilvl="7" w:tplc="04090017" w:tentative="1">
-      <w:start w:val="1"/>
-      <w:numFmt w:val="aiueoFullWidth"/>
-      <w:lvlText w:val="(%8)"/>
-      <w:lvlJc w:val="left"/>
-      <w:pPr>
-        <w:ind w:left="3520" w:hanging="440"/>
-      </w:pPr>
-    </w:lvl>
-    <w:lvl w:ilvl="8" w:tplc="04090011" w:tentative="1">
-      <w:start w:val="1"/>
-      <w:numFmt w:val="decimalEnclosedCircle"/>
-      <w:lvlText w:val="%9"/>
-      <w:lvlJc w:val="left"/>
-      <w:pPr>
-        <w:ind w:left="3960" w:hanging="440"/>
-      </w:pPr>
-    </w:lvl>
-  </w:abstractNum>
-  <w:abstractNum w:abstractNumId="11" w15:restartNumberingAfterBreak="0">
     <w:nsid w:val="7AC532A8"/>
     <w:multiLevelType w:val="multilevel"/>
     <w:tmpl w:val="4E1E5628"/>
@@ -25311,41 +25317,128 @@
       </w:rPr>
     </w:lvl>
   </w:abstractNum>
+  <w:abstractNum w:abstractNumId="11" w15:restartNumberingAfterBreak="0">
+    <w:nsid w:val="7D0D2F4F"/>
+    <w:multiLevelType w:val="hybridMultilevel"/>
+    <w:tmpl w:val="614C14B0"/>
+    <w:name w:val="__API_DOC_SQUARE_BULLET__222222222"/>
+    <w:lvl w:ilvl="0" w:tplc="0409000F">
+      <w:start w:val="1"/>
+      <w:numFmt w:val="decimal"/>
+      <w:lvlText w:val="%1."/>
+      <w:lvlJc w:val="left"/>
+      <w:pPr>
+        <w:ind w:left="440" w:hanging="440"/>
+      </w:pPr>
+    </w:lvl>
+    <w:lvl w:ilvl="1" w:tplc="04090017" w:tentative="1">
+      <w:start w:val="1"/>
+      <w:numFmt w:val="aiueoFullWidth"/>
+      <w:lvlText w:val="(%2)"/>
+      <w:lvlJc w:val="left"/>
+      <w:pPr>
+        <w:ind w:left="880" w:hanging="440"/>
+      </w:pPr>
+    </w:lvl>
+    <w:lvl w:ilvl="2" w:tplc="04090011" w:tentative="1">
+      <w:start w:val="1"/>
+      <w:numFmt w:val="decimalEnclosedCircle"/>
+      <w:lvlText w:val="%3"/>
+      <w:lvlJc w:val="left"/>
+      <w:pPr>
+        <w:ind w:left="1320" w:hanging="440"/>
+      </w:pPr>
+    </w:lvl>
+    <w:lvl w:ilvl="3" w:tplc="0409000F" w:tentative="1">
+      <w:start w:val="1"/>
+      <w:numFmt w:val="decimal"/>
+      <w:lvlText w:val="%4."/>
+      <w:lvlJc w:val="left"/>
+      <w:pPr>
+        <w:ind w:left="1760" w:hanging="440"/>
+      </w:pPr>
+    </w:lvl>
+    <w:lvl w:ilvl="4" w:tplc="04090017" w:tentative="1">
+      <w:start w:val="1"/>
+      <w:numFmt w:val="aiueoFullWidth"/>
+      <w:lvlText w:val="(%5)"/>
+      <w:lvlJc w:val="left"/>
+      <w:pPr>
+        <w:ind w:left="2200" w:hanging="440"/>
+      </w:pPr>
+    </w:lvl>
+    <w:lvl w:ilvl="5" w:tplc="04090011" w:tentative="1">
+      <w:start w:val="1"/>
+      <w:numFmt w:val="decimalEnclosedCircle"/>
+      <w:lvlText w:val="%6"/>
+      <w:lvlJc w:val="left"/>
+      <w:pPr>
+        <w:ind w:left="2640" w:hanging="440"/>
+      </w:pPr>
+    </w:lvl>
+    <w:lvl w:ilvl="6" w:tplc="0409000F" w:tentative="1">
+      <w:start w:val="1"/>
+      <w:numFmt w:val="decimal"/>
+      <w:lvlText w:val="%7."/>
+      <w:lvlJc w:val="left"/>
+      <w:pPr>
+        <w:ind w:left="3080" w:hanging="440"/>
+      </w:pPr>
+    </w:lvl>
+    <w:lvl w:ilvl="7" w:tplc="04090017" w:tentative="1">
+      <w:start w:val="1"/>
+      <w:numFmt w:val="aiueoFullWidth"/>
+      <w:lvlText w:val="(%8)"/>
+      <w:lvlJc w:val="left"/>
+      <w:pPr>
+        <w:ind w:left="3520" w:hanging="440"/>
+      </w:pPr>
+    </w:lvl>
+    <w:lvl w:ilvl="8" w:tplc="04090011" w:tentative="1">
+      <w:start w:val="1"/>
+      <w:numFmt w:val="decimalEnclosedCircle"/>
+      <w:lvlText w:val="%9"/>
+      <w:lvlJc w:val="left"/>
+      <w:pPr>
+        <w:ind w:left="3960" w:hanging="440"/>
+      </w:pPr>
+    </w:lvl>
+  </w:abstractNum>
   <w:num w:numId="1" w16cid:durableId="296302402">
-    <w:abstractNumId w:val="11"/>
+    <w:abstractNumId w:val="10"/>
   </w:num>
-  <w:num w:numId="2" w16cid:durableId="786388254">
+  <w:num w:numId="2" w16cid:durableId="758603394">
+    <w:abstractNumId w:val="7"/>
+  </w:num>
+  <w:num w:numId="3" w16cid:durableId="2135783251">
+    <w:abstractNumId w:val="9"/>
+  </w:num>
+  <w:num w:numId="4" w16cid:durableId="176122914">
+    <w:abstractNumId w:val="2"/>
+  </w:num>
+  <w:num w:numId="5" w16cid:durableId="858354752">
+    <w:abstractNumId w:val="3"/>
+  </w:num>
+  <w:num w:numId="6" w16cid:durableId="1171793169">
+    <w:abstractNumId w:val="6"/>
+  </w:num>
+  <w:num w:numId="7" w16cid:durableId="1922831116">
+    <w:abstractNumId w:val="8"/>
+  </w:num>
+  <w:num w:numId="8" w16cid:durableId="1148087533">
+    <w:abstractNumId w:val="5"/>
+  </w:num>
+  <w:num w:numId="9" w16cid:durableId="1636642525">
+    <w:abstractNumId w:val="0"/>
+  </w:num>
+  <w:num w:numId="10" w16cid:durableId="597492419">
     <w:abstractNumId w:val="4"/>
   </w:num>
-  <w:num w:numId="3" w16cid:durableId="1713918990">
+  <w:num w:numId="11" w16cid:durableId="1108503922">
     <w:abstractNumId w:val="1"/>
   </w:num>
-  <w:num w:numId="4" w16cid:durableId="1168012166">
-    <w:abstractNumId w:val="3"/>
-  </w:num>
-  <w:num w:numId="5" w16cid:durableId="1621109957">
-    <w:abstractNumId w:val="6"/>
-  </w:num>
-  <w:num w:numId="6" w16cid:durableId="1381711701">
-    <w:abstractNumId w:val="8"/>
-  </w:num>
-  <w:num w:numId="7" w16cid:durableId="1197039428">
-    <w:abstractNumId w:val="0"/>
-  </w:num>
-  <w:num w:numId="8" w16cid:durableId="2137290552">
-    <w:abstractNumId w:val="10"/>
-  </w:num>
-  <w:num w:numId="9" w16cid:durableId="1969162384">
-    <w:abstractNumId w:val="5"/>
-  </w:num>
-  <w:num w:numId="10" w16cid:durableId="1458916691">
-    <w:abstractNumId w:val="2"/>
-  </w:num>
-  <w:num w:numId="11" w16cid:durableId="283314108">
-    <w:abstractNumId w:val="7"/>
-  </w:num>
-  <w:num w:numId="12" w16cid:durableId="1038621706">
-    <w:abstractNumId w:val="9"/>
+  <w:num w:numId="12" w16cid:durableId="93521512">
+    <w:abstractNumId w:val="11"/>
   </w:num>
   <w:numIdMacAtCleanup w:val="12"/>
 </w:numbering>
